--- a/downloads/student/ai-1-week-01.docx
+++ b/downloads/student/ai-1-week-01.docx
@@ -1857,6 +1857,16 @@
     <w:p>
       <w:r>
         <w:t>A correct rule comparison does not establish that rain will occur or that 70% forecasts are followed by rain on about 70 out of 100 comparable days.</w:t>
+      </w:r>
+    </w:p>
+    <w:p>
+      <w:r>
+        <w:t>Read the labelled picture: Point to the learned stage. Does the changed display prove the weather forecast changed?</w:t>
+      </w:r>
+    </w:p>
+    <w:p>
+      <w:r>
+        <w:t>Change one thing: Keep the forecast but raise the display boundary to 80%. Predict the result before checking the explanation. What remains the same?</w:t>
       </w:r>
     </w:p>
     <w:p>
@@ -3608,6 +3618,187 @@
     <w:p>
       <w:r>
         <w:t>Attempt the independent case before hints. Record whether you worked alone, used a hint or followed a model. After feedback, fix the first unsupported step and explain why it changed. A later check uses a changed case, not a copied answer.</w:t>
+      </w:r>
+    </w:p>
+    <w:p>
+      <w:pPr>
+        <w:pStyle w:val="Heading1"/>
+      </w:pPr>
+      <w:r>
+        <w:t>15. Your lesson route</w:t>
+      </w:r>
+    </w:p>
+    <w:p>
+      <w:r>
+        <w:t>Start with this question: A fictional school umbrella display shows TAKE ONE before lunch. What produced that advice?</w:t>
+      </w:r>
+    </w:p>
+    <w:tbl>
+      <w:tblPr>
+        <w:tblStyle w:val="LightShading-Accent1"/>
+        <w:tblW w:type="auto" w:w="0"/>
+        <w:tblLook w:firstColumn="1" w:firstRow="1" w:lastColumn="0" w:lastRow="0" w:noHBand="0" w:noVBand="1" w:val="04A0"/>
+      </w:tblPr>
+      <w:tblGrid>
+        <w:gridCol w:w="5112"/>
+        <w:gridCol w:w="5112"/>
+      </w:tblGrid>
+      <w:tr>
+        <w:trPr>
+          <w:tblHeader/>
+        </w:trPr>
+        <w:tc>
+          <w:tcPr>
+            <w:tcW w:type="dxa" w:w="5112"/>
+          </w:tcPr>
+          <w:p>
+            <w:r>
+              <w:t>By the end, I can</w:t>
+            </w:r>
+          </w:p>
+        </w:tc>
+        <w:tc>
+          <w:tcPr>
+            <w:tcW w:type="dxa" w:w="5112"/>
+          </w:tcPr>
+          <w:p>
+            <w:r>
+              <w:t>How I will show it</w:t>
+            </w:r>
+          </w:p>
+        </w:tc>
+      </w:tr>
+      <w:tr>
+        <w:tc>
+          <w:tcPr>
+            <w:tcW w:type="dxa" w:w="5112"/>
+          </w:tcPr>
+          <w:p>
+            <w:r>
+              <w:t>Distinguish an observed result from an explanation of how it was produced</w:t>
+            </w:r>
+          </w:p>
+        </w:tc>
+        <w:tc>
+          <w:tcPr>
+            <w:tcW w:type="dxa" w:w="5112"/>
+          </w:tcPr>
+          <w:p>
+            <w:r>
+              <w:t>Explain the deciding step, show a trace or test, and state one limit.</w:t>
+            </w:r>
+          </w:p>
+        </w:tc>
+      </w:tr>
+      <w:tr>
+        <w:tc>
+          <w:tcPr>
+            <w:tcW w:type="dxa" w:w="5112"/>
+          </w:tcPr>
+          <w:p>
+            <w:r>
+              <w:t>Identify written rules, learned models and human decisions inside one product</w:t>
+            </w:r>
+          </w:p>
+        </w:tc>
+        <w:tc>
+          <w:tcPr>
+            <w:tcW w:type="dxa" w:w="5112"/>
+          </w:tcPr>
+          <w:p>
+            <w:r>
+              <w:t>Explain the deciding step, show a trace or test, and state one limit.</w:t>
+            </w:r>
+          </w:p>
+        </w:tc>
+      </w:tr>
+      <w:tr>
+        <w:tc>
+          <w:tcPr>
+            <w:tcW w:type="dxa" w:w="5112"/>
+          </w:tcPr>
+          <w:p>
+            <w:r>
+              <w:t>Explain what additional evidence is needed when a mechanism is unknown</w:t>
+            </w:r>
+          </w:p>
+        </w:tc>
+        <w:tc>
+          <w:tcPr>
+            <w:tcW w:type="dxa" w:w="5112"/>
+          </w:tcPr>
+          <w:p>
+            <w:r>
+              <w:t>Explain the deciding step, show a trace or test, and state one limit.</w:t>
+            </w:r>
+          </w:p>
+        </w:tc>
+      </w:tr>
+    </w:tbl>
+    <w:p>
+      <w:r>
+        <w:t>Remember → watch and explain → try with help → investigate → try independently → keep project evidence. Your teacher may spread this lesson across several classes.</w:t>
+      </w:r>
+    </w:p>
+    <w:p>
+      <w:r>
+        <w:t>Keep your first prediction. Compare it with what the evidence shows and explain any change.</w:t>
+      </w:r>
+    </w:p>
+    <w:p>
+      <w:pPr>
+        <w:pStyle w:val="Heading1"/>
+      </w:pPr>
+      <w:r>
+        <w:t>16. Finish and return</w:t>
+      </w:r>
+    </w:p>
+    <w:p>
+      <w:r>
+        <w:t>Close your notes. Explain this goal in your own words: Distinguish an observed result from an explanation of how it was produced</w:t>
+      </w:r>
+    </w:p>
+    <w:p>
+      <w:pPr>
+        <w:pStyle w:val="Heading3"/>
+      </w:pPr>
+      <w:r>
+        <w:t>My deciding step, evidence and one remaining question</w:t>
+      </w:r>
+    </w:p>
+    <w:p>
+      <w:r>
+        <w:t>________________________________________________________________</w:t>
+      </w:r>
+    </w:p>
+    <w:p>
+      <w:r>
+        <w:t>________________________________________________________________</w:t>
+      </w:r>
+    </w:p>
+    <w:p>
+      <w:r>
+        <w:t>________________________________________________________________</w:t>
+      </w:r>
+    </w:p>
+    <w:p>
+      <w:r>
+        <w:t>________________________________________________________________</w:t>
+      </w:r>
+    </w:p>
+    <w:p>
+      <w:r>
+        <w:t>________________________________________________________________</w:t>
+      </w:r>
+    </w:p>
+    <w:p>
+      <w:r>
+        <w:t>If you are unsure, return to the worked picture and explain one arrow. If you are ready, change an input or assumption and justify your prediction.</w:t>
+      </w:r>
+    </w:p>
+    <w:p>
+      <w:r>
+        <w:t>Save your workbook evidence. At the next review, try a different case before opening your old answer.</w:t>
       </w:r>
     </w:p>
     <w:sectPr>

--- a/downloads/student/ai-1-week-01.docx
+++ b/downloads/student/ai-1-week-01.docx
@@ -3799,6 +3799,197 @@
     <w:p>
       <w:r>
         <w:t>Save your workbook evidence. At the next review, try a different case before opening your old answer.</w:t>
+      </w:r>
+    </w:p>
+    <w:p>
+      <w:pPr>
+        <w:pStyle w:val="Heading1"/>
+      </w:pPr>
+      <w:r>
+        <w:t>17. Supported practice, repair and portfolio</w:t>
+      </w:r>
+    </w:p>
+    <w:p>
+      <w:r>
+        <w:t>Use this supported practice once, in the browser or on paper. Keep the reserved independent assessment for a separate first attempt before teacher feedback.</w:t>
+      </w:r>
+    </w:p>
+    <w:p>
+      <w:r>
+        <w:t>A fictional school umbrella display shows TAKE ONE before lunch. What produced that advice?</w:t>
+      </w:r>
+    </w:p>
+    <w:p>
+      <w:pPr>
+        <w:pStyle w:val="Heading3"/>
+      </w:pPr>
+      <w:r>
+        <w:t>Practice 1: explain the deciding evidence</w:t>
+      </w:r>
+    </w:p>
+    <w:p>
+      <w:r>
+        <w:t>Which labelled step matches this detail? The teacher checks current conditions before distributing umbrellas.</w:t>
+      </w:r>
+    </w:p>
+    <w:p>
+      <w:r>
+        <w:t>1. Weather records</w:t>
+      </w:r>
+    </w:p>
+    <w:p>
+      <w:r>
+        <w:t>2. Final decision</w:t>
+      </w:r>
+    </w:p>
+    <w:p>
+      <w:r>
+        <w:t>3. Display rule</w:t>
+      </w:r>
+    </w:p>
+    <w:p>
+      <w:r>
+        <w:t>4. Forecast</w:t>
+      </w:r>
+    </w:p>
+    <w:p>
+      <w:pPr>
+        <w:pStyle w:val="Heading3"/>
+      </w:pPr>
+      <w:r>
+        <w:t>My selected conclusion, deciding fact and explanation</w:t>
+      </w:r>
+    </w:p>
+    <w:p>
+      <w:r>
+        <w:t>________________________________________________________________</w:t>
+      </w:r>
+    </w:p>
+    <w:p>
+      <w:r>
+        <w:t>________________________________________________________________</w:t>
+      </w:r>
+    </w:p>
+    <w:p>
+      <w:r>
+        <w:t>________________________________________________________________</w:t>
+      </w:r>
+    </w:p>
+    <w:p>
+      <w:r>
+        <w:t>________________________________________________________________</w:t>
+      </w:r>
+    </w:p>
+    <w:p>
+      <w:r>
+        <w:t>________________________________________________________________</w:t>
+      </w:r>
+    </w:p>
+    <w:p>
+      <w:r>
+        <w:t>Hint if needed: Read the steps in the pictorial case. Match the supplied detail to the stage that performs or records it.</w:t>
+      </w:r>
+    </w:p>
+    <w:p>
+      <w:r>
+        <w:t>After your attempt, compare with the supported explanation: Final decision The teacher checks current conditions before distributing umbrellas. The fitting record supports calling the forecasting stage learned. Comparing 70 with 60 is an explicit rule. The final action belongs to a person. Merely seeing TAKE ONE would not reveal any of these mechanisms; the process notes supply that evidence.</w:t>
+      </w:r>
+    </w:p>
+    <w:p>
+      <w:pPr>
+        <w:pStyle w:val="Heading3"/>
+      </w:pPr>
+      <w:r>
+        <w:t>Practice 2: explain the deciding evidence</w:t>
+      </w:r>
+    </w:p>
+    <w:p>
+      <w:r>
+        <w:t>Changed-case practice: Keep the forecast but raise the display boundary to 80%. Which conclusion is supported by the supplied facts?</w:t>
+      </w:r>
+    </w:p>
+    <w:p>
+      <w:r>
+        <w:t>1. This one example guarantees correct results for every future input.</w:t>
+      </w:r>
+    </w:p>
+    <w:p>
+      <w:r>
+        <w:t>2. The display no longer says TAKE ONE.</w:t>
+      </w:r>
+    </w:p>
+    <w:p>
+      <w:r>
+        <w:t>3. We can decide the result without examining the changed input or the procedure.</w:t>
+      </w:r>
+    </w:p>
+    <w:p>
+      <w:pPr>
+        <w:pStyle w:val="Heading3"/>
+      </w:pPr>
+      <w:r>
+        <w:t>My selected conclusion, deciding fact and explanation</w:t>
+      </w:r>
+    </w:p>
+    <w:p>
+      <w:r>
+        <w:t>________________________________________________________________</w:t>
+      </w:r>
+    </w:p>
+    <w:p>
+      <w:r>
+        <w:t>________________________________________________________________</w:t>
+      </w:r>
+    </w:p>
+    <w:p>
+      <w:r>
+        <w:t>________________________________________________________________</w:t>
+      </w:r>
+    </w:p>
+    <w:p>
+      <w:r>
+        <w:t>________________________________________________________________</w:t>
+      </w:r>
+    </w:p>
+    <w:p>
+      <w:r>
+        <w:t>________________________________________________________________</w:t>
+      </w:r>
+    </w:p>
+    <w:p>
+      <w:r>
+        <w:t>Hint if needed: Use the changed condition and the deciding step in the pictorial trace. The answer must say what follows from those facts.</w:t>
+      </w:r>
+    </w:p>
+    <w:p>
+      <w:r>
+        <w:t>After your attempt, compare with the supported explanation: The display no longer says TAKE ONE. 70 is below 80; changing a display rule does not refit the model.</w:t>
+      </w:r>
+    </w:p>
+    <w:p>
+      <w:pPr>
+        <w:pStyle w:val="Heading3"/>
+      </w:pPr>
+      <w:r>
+        <w:t>Repair a missing building block</w:t>
+      </w:r>
+    </w:p>
+    <w:p>
+      <w:r>
+        <w:t>This is the starting lesson. Ask your teacher to model one observation, one written rule and one deciding step, then try your own example.</w:t>
+      </w:r>
+    </w:p>
+    <w:p>
+      <w:pPr>
+        <w:pStyle w:val="Heading3"/>
+      </w:pPr>
+      <w:r>
+        <w:t>Keep your completed work</w:t>
+      </w:r>
+    </w:p>
+    <w:p>
+      <w:r>
+        <w:t>Use Download completed work in the hosted lesson to export your answers, reflections, practice feedback and code-run evidence. Open the HTML copy to read or print it. Drafts stay in this browser when storage is available; clear drafts on a shared device.</w:t>
       </w:r>
     </w:p>
     <w:sectPr>

--- a/downloads/student/ai-1-week-01.docx
+++ b/downloads/student/ai-1-week-01.docx
@@ -42,6 +42,11 @@
       </w:r>
     </w:p>
     <w:p>
+      <w:r>
+        <w:t>Know the learning target, try the clock question, and keep observations separate from explanations.</w:t>
+      </w:r>
+    </w:p>
+    <w:p>
       <w:pPr>
         <w:pStyle w:val="Heading3"/>
       </w:pPr>
@@ -50,18 +55,96 @@
       </w:r>
     </w:p>
     <w:p>
-      <w:r>
+      <w:pPr>
+        <w:spacing w:line="336" w:lineRule="auto" w:after="180"/>
+      </w:pPr>
+      <w:r>
+        <w:rPr>
+          <w:b w:val="0"/>
+        </w:rPr>
         <w:t>I can distinguish an observed result from an explanation of how it was produced.</w:t>
       </w:r>
     </w:p>
     <w:p>
-      <w:r>
-        <w:t>I can identify written rules, learned models and human decisions inside one product.</w:t>
-      </w:r>
-    </w:p>
-    <w:p>
-      <w:r>
-        <w:t>I can explain what additional evidence is needed when a mechanism is unknown.</w:t>
+      <w:pPr>
+        <w:spacing w:line="336" w:lineRule="auto" w:after="180"/>
+      </w:pPr>
+      <w:r>
+        <w:rPr>
+          <w:b w:val="0"/>
+        </w:rPr>
+        <w:t xml:space="preserve">I can identify </w:t>
+      </w:r>
+      <w:r>
+        <w:rPr>
+          <w:b/>
+        </w:rPr>
+        <w:t>written rule</w:t>
+      </w:r>
+      <w:r>
+        <w:rPr>
+          <w:b w:val="0"/>
+        </w:rPr>
+        <w:t xml:space="preserve">s, </w:t>
+      </w:r>
+      <w:r>
+        <w:rPr>
+          <w:b/>
+        </w:rPr>
+        <w:t>learned model</w:t>
+      </w:r>
+      <w:r>
+        <w:rPr>
+          <w:b w:val="0"/>
+        </w:rPr>
+        <w:t xml:space="preserve">s and </w:t>
+      </w:r>
+      <w:r>
+        <w:rPr>
+          <w:b/>
+        </w:rPr>
+        <w:t>human decision</w:t>
+      </w:r>
+      <w:r>
+        <w:rPr>
+          <w:b w:val="0"/>
+        </w:rPr>
+        <w:t>s inside one product.</w:t>
+      </w:r>
+    </w:p>
+    <w:p>
+      <w:pPr>
+        <w:spacing w:line="336" w:lineRule="auto" w:after="180"/>
+      </w:pPr>
+      <w:r>
+        <w:rPr>
+          <w:b w:val="0"/>
+        </w:rPr>
+        <w:t xml:space="preserve">I can explain what additional </w:t>
+      </w:r>
+      <w:r>
+        <w:rPr>
+          <w:b/>
+        </w:rPr>
+        <w:t>evidence</w:t>
+      </w:r>
+      <w:r>
+        <w:rPr>
+          <w:b w:val="0"/>
+        </w:rPr>
+        <w:t xml:space="preserve"> is needed when a </w:t>
+      </w:r>
+      <w:r>
+        <w:rPr>
+          <w:b/>
+        </w:rPr>
+        <w:t>mechanism</w:t>
+      </w:r>
+      <w:r>
+        <w:rPr>
+          <w:b w:val="0"/>
+        </w:rPr>
+        <w:t xml:space="preserve"> is unknown.</w:t>
       </w:r>
     </w:p>
     <w:p>
@@ -73,23 +156,71 @@
       </w:r>
     </w:p>
     <w:p>
-      <w:r>
+      <w:pPr>
+        <w:spacing w:line="336" w:lineRule="auto" w:after="180"/>
+      </w:pPr>
+      <w:r>
+        <w:rPr>
+          <w:b w:val="0"/>
+        </w:rPr>
         <w:t>Close your notes first. A rough first answer helps us choose the right starting point; it is not a score for your ability.</w:t>
       </w:r>
     </w:p>
     <w:p>
-      <w:r>
+      <w:pPr>
+        <w:spacing w:line="336" w:lineRule="auto" w:after="180"/>
+      </w:pPr>
+      <w:r>
+        <w:rPr>
+          <w:b w:val="0"/>
+        </w:rPr>
         <w:t>A classroom clock speaks the time. Write one thing you observed and one thing you cannot determine just from hearing it.</w:t>
       </w:r>
     </w:p>
     <w:p>
-      <w:r>
-        <w:t>After trying, check the relevant lesson or ask your teacher. Change the part of your explanation that the evidence shows was wrong.</w:t>
-      </w:r>
-    </w:p>
-    <w:p>
-      <w:r>
-        <w:t>Look for evidence of how the system reasons or learns, not just its label or screen.</w:t>
+      <w:pPr>
+        <w:spacing w:line="336" w:lineRule="auto" w:after="180"/>
+      </w:pPr>
+      <w:r>
+        <w:rPr>
+          <w:b w:val="0"/>
+        </w:rPr>
+        <w:t xml:space="preserve">After trying, check the relevant lesson or ask your teacher. Change the part of your explanation that the </w:t>
+      </w:r>
+      <w:r>
+        <w:rPr>
+          <w:b/>
+        </w:rPr>
+        <w:t>evidence</w:t>
+      </w:r>
+      <w:r>
+        <w:rPr>
+          <w:b w:val="0"/>
+        </w:rPr>
+        <w:t xml:space="preserve"> shows was wrong.</w:t>
+      </w:r>
+    </w:p>
+    <w:p>
+      <w:pPr>
+        <w:spacing w:line="336" w:lineRule="auto" w:after="180"/>
+      </w:pPr>
+      <w:r>
+        <w:rPr>
+          <w:b w:val="0"/>
+        </w:rPr>
+        <w:t xml:space="preserve">Look for </w:t>
+      </w:r>
+      <w:r>
+        <w:rPr>
+          <w:b/>
+        </w:rPr>
+        <w:t>evidence</w:t>
+      </w:r>
+      <w:r>
+        <w:rPr>
+          <w:b w:val="0"/>
+        </w:rPr>
+        <w:t xml:space="preserve"> of how the system reasons or learns, not just its label or screen.</w:t>
       </w:r>
     </w:p>
     <w:p>
@@ -129,12 +260,81 @@
       </w:r>
     </w:p>
     <w:p>
-      <w:r>
-        <w:t>LEARNING TARGET  A bus displays a delay prediction learned from past journeys. A written rule turns the display red above 10 minutes. A driver can override the message. Identify all three mechanisms. Would seeing a red display prove that learning occurred?</w:t>
-      </w:r>
-    </w:p>
-    <w:p>
-      <w:r>
+      <w:pPr>
+        <w:pStyle w:val="Heading3"/>
+      </w:pPr>
+      <w:r>
+        <w:t>Your target</w:t>
+      </w:r>
+    </w:p>
+    <w:p>
+      <w:pPr>
+        <w:spacing w:line="336" w:lineRule="auto" w:after="180"/>
+        <w:shd w:fill="EDF7F3"/>
+      </w:pPr>
+      <w:r>
+        <w:rPr>
+          <w:b w:val="0"/>
+        </w:rPr>
+        <w:t xml:space="preserve">LEARNING TARGET  A bus displays a delay </w:t>
+      </w:r>
+      <w:r>
+        <w:rPr>
+          <w:b/>
+        </w:rPr>
+        <w:t>prediction</w:t>
+      </w:r>
+      <w:r>
+        <w:rPr>
+          <w:b w:val="0"/>
+        </w:rPr>
+        <w:t xml:space="preserve"> learned from past journeys. A </w:t>
+      </w:r>
+      <w:r>
+        <w:rPr>
+          <w:b/>
+        </w:rPr>
+        <w:t>written rule</w:t>
+      </w:r>
+      <w:r>
+        <w:rPr>
+          <w:b w:val="0"/>
+        </w:rPr>
+        <w:t xml:space="preserve"> turns the display red above 10 minutes. A driver can override the message. Identify all three </w:t>
+      </w:r>
+      <w:r>
+        <w:rPr>
+          <w:b/>
+        </w:rPr>
+        <w:t>mechanism</w:t>
+      </w:r>
+      <w:r>
+        <w:rPr>
+          <w:b w:val="0"/>
+        </w:rPr>
+        <w:t>s.</w:t>
+      </w:r>
+    </w:p>
+    <w:p>
+      <w:pPr>
+        <w:spacing w:line="336" w:lineRule="auto" w:after="180"/>
+        <w:shd w:fill="EDF7F3"/>
+      </w:pPr>
+      <w:r>
+        <w:rPr>
+          <w:b w:val="0"/>
+        </w:rPr>
+        <w:t>Would seeing a red display prove that learning occurred?</w:t>
+      </w:r>
+    </w:p>
+    <w:p>
+      <w:pPr>
+        <w:spacing w:line="336" w:lineRule="auto" w:after="180"/>
+      </w:pPr>
+      <w:r>
+        <w:rPr>
+          <w:b w:val="0"/>
+        </w:rPr>
         <w:t>Learner name:</w:t>
       </w:r>
     </w:p>
@@ -147,7 +347,13 @@
       </w:r>
     </w:p>
     <w:p>
-      <w:r>
+      <w:pPr>
+        <w:spacing w:line="336" w:lineRule="auto" w:after="180"/>
+      </w:pPr>
+      <w:r>
+        <w:rPr>
+          <w:b w:val="0"/>
+        </w:rPr>
         <w:t>A classroom clock speaks the time. Write one thing you observed and one thing you cannot determine just from hearing it.</w:t>
       </w:r>
     </w:p>
@@ -160,8 +366,50 @@
       </w:r>
     </w:p>
     <w:p>
-      <w:r>
-        <w:t>By the end, I can separate a learned prediction, a written rule and a human decision.</w:t>
+      <w:pPr>
+        <w:spacing w:line="336" w:lineRule="auto" w:after="180"/>
+      </w:pPr>
+      <w:r>
+        <w:rPr>
+          <w:b w:val="0"/>
+        </w:rPr>
+        <w:t xml:space="preserve">By the end, I can separate a learned </w:t>
+      </w:r>
+      <w:r>
+        <w:rPr>
+          <w:b/>
+        </w:rPr>
+        <w:t>prediction</w:t>
+      </w:r>
+      <w:r>
+        <w:rPr>
+          <w:b w:val="0"/>
+        </w:rPr>
+        <w:t xml:space="preserve">, a </w:t>
+      </w:r>
+      <w:r>
+        <w:rPr>
+          <w:b/>
+        </w:rPr>
+        <w:t>written rule</w:t>
+      </w:r>
+      <w:r>
+        <w:rPr>
+          <w:b w:val="0"/>
+        </w:rPr>
+        <w:t xml:space="preserve"> and a </w:t>
+      </w:r>
+      <w:r>
+        <w:rPr>
+          <w:b/>
+        </w:rPr>
+        <w:t>human decision</w:t>
+      </w:r>
+      <w:r>
+        <w:rPr>
+          <w:b w:val="0"/>
+        </w:rPr>
+        <w:t>.</w:t>
       </w:r>
     </w:p>
     <w:p>
@@ -174,6 +422,17 @@
     </w:p>
     <w:p>
       <w:r>
+        <w:t>Inspect the bus display, compare first impressions, and use the engineering note to identify what is actually supported.</w:t>
+      </w:r>
+    </w:p>
+    <w:p>
+      <w:pPr>
+        <w:spacing w:line="336" w:lineRule="auto" w:after="180"/>
+      </w:pPr>
+      <w:r>
+        <w:rPr>
+          <w:b/>
+        </w:rPr>
         <w:t>PICTURE STORY</w:t>
       </w:r>
     </w:p>
@@ -186,8 +445,26 @@
       </w:r>
     </w:p>
     <w:p>
-      <w:r>
-        <w:t>Pictures give clues; evidence tells us what the clues mean.</w:t>
+      <w:pPr>
+        <w:spacing w:line="336" w:lineRule="auto" w:after="180"/>
+      </w:pPr>
+      <w:r>
+        <w:rPr>
+          <w:b w:val="0"/>
+        </w:rPr>
+        <w:t xml:space="preserve">Pictures give clues; </w:t>
+      </w:r>
+      <w:r>
+        <w:rPr>
+          <w:b/>
+        </w:rPr>
+        <w:t>evidence</w:t>
+      </w:r>
+      <w:r>
+        <w:rPr>
+          <w:b w:val="0"/>
+        </w:rPr>
+        <w:t xml:space="preserve"> tells us what the clues mean.</w:t>
       </w:r>
     </w:p>
     <w:p>
@@ -227,7 +504,22 @@
       </w:r>
     </w:p>
     <w:p>
-      <w:r>
+      <w:pPr>
+        <w:pStyle w:val="Heading3"/>
+      </w:pPr>
+      <w:r>
+        <w:t>Start with this puzzle</w:t>
+      </w:r>
+    </w:p>
+    <w:p>
+      <w:pPr>
+        <w:spacing w:line="336" w:lineRule="auto" w:after="180"/>
+        <w:shd w:fill="F1F6FC"/>
+      </w:pPr>
+      <w:r>
+        <w:rPr>
+          <w:b w:val="0"/>
+        </w:rPr>
         <w:t>MYSTERY  A remote-control car, calculator, motion light, smart speaker, photo sorter, and robot vacuum may all look clever, but they do not make decisions in the same way.</w:t>
       </w:r>
     </w:p>
@@ -240,33 +532,106 @@
       </w:r>
     </w:p>
     <w:p>
-      <w:r>
+      <w:pPr>
+        <w:spacing w:line="336" w:lineRule="auto" w:after="180"/>
+      </w:pPr>
+      <w:r>
+        <w:rPr>
+          <w:b w:val="0"/>
+        </w:rPr>
         <w:t>Name three visible details without explaining them yet.</w:t>
       </w:r>
     </w:p>
     <w:p>
-      <w:r>
+      <w:pPr>
+        <w:spacing w:line="336" w:lineRule="auto" w:after="180"/>
+      </w:pPr>
+      <w:r>
+        <w:rPr>
+          <w:b w:val="0"/>
+        </w:rPr>
         <w:t>Circle the detail most connected to the system's decision.</w:t>
       </w:r>
     </w:p>
     <w:p>
-      <w:r>
+      <w:pPr>
+        <w:spacing w:line="336" w:lineRule="auto" w:after="180"/>
+      </w:pPr>
+      <w:r>
+        <w:rPr>
+          <w:b w:val="0"/>
+        </w:rPr>
         <w:t>Name one detail that may be decoration or distraction.</w:t>
       </w:r>
     </w:p>
     <w:p>
-      <w:r>
-        <w:t>Make a first prediction and state the clue that supports it.</w:t>
-      </w:r>
-    </w:p>
-    <w:p>
-      <w:r>
-        <w:t>My observations, prediction, and evidence:</w:t>
-      </w:r>
-    </w:p>
-    <w:p>
-      <w:r>
-        <w:t>GOOD THINKING  A prediction can change when stronger evidence appears.</w:t>
+      <w:pPr>
+        <w:spacing w:line="336" w:lineRule="auto" w:after="180"/>
+      </w:pPr>
+      <w:r>
+        <w:rPr>
+          <w:b w:val="0"/>
+        </w:rPr>
+        <w:t xml:space="preserve">Make a first </w:t>
+      </w:r>
+      <w:r>
+        <w:rPr>
+          <w:b/>
+        </w:rPr>
+        <w:t>prediction</w:t>
+      </w:r>
+      <w:r>
+        <w:rPr>
+          <w:b w:val="0"/>
+        </w:rPr>
+        <w:t xml:space="preserve"> and state the clue that supports it.</w:t>
+      </w:r>
+    </w:p>
+    <w:p>
+      <w:pPr>
+        <w:spacing w:line="336" w:lineRule="auto" w:after="180"/>
+      </w:pPr>
+      <w:r>
+        <w:rPr>
+          <w:b w:val="0"/>
+        </w:rPr>
+        <w:t xml:space="preserve">My </w:t>
+      </w:r>
+      <w:r>
+        <w:rPr>
+          <w:b/>
+        </w:rPr>
+        <w:t>observation</w:t>
+      </w:r>
+      <w:r>
+        <w:rPr>
+          <w:b w:val="0"/>
+        </w:rPr>
+        <w:t xml:space="preserve">s, </w:t>
+      </w:r>
+      <w:r>
+        <w:rPr>
+          <w:b/>
+        </w:rPr>
+        <w:t>prediction</w:t>
+      </w:r>
+      <w:r>
+        <w:rPr>
+          <w:b w:val="0"/>
+        </w:rPr>
+        <w:t xml:space="preserve">, and </w:t>
+      </w:r>
+      <w:r>
+        <w:rPr>
+          <w:b/>
+        </w:rPr>
+        <w:t>evidence</w:t>
+      </w:r>
+      <w:r>
+        <w:rPr>
+          <w:b w:val="0"/>
+        </w:rPr>
+        <w:t>:</w:t>
       </w:r>
     </w:p>
     <w:p>
@@ -274,22 +639,275 @@
         <w:pStyle w:val="Heading3"/>
       </w:pPr>
       <w:r>
+        <w:t>Thinking habit</w:t>
+      </w:r>
+    </w:p>
+    <w:p>
+      <w:pPr>
+        <w:spacing w:line="336" w:lineRule="auto" w:after="180"/>
+        <w:shd w:fill="EDF7F3"/>
+      </w:pPr>
+      <w:r>
+        <w:rPr>
+          <w:b w:val="0"/>
+        </w:rPr>
+        <w:t xml:space="preserve">GOOD THINKING  A </w:t>
+      </w:r>
+      <w:r>
+        <w:rPr>
+          <w:b/>
+        </w:rPr>
+        <w:t>prediction</w:t>
+      </w:r>
+      <w:r>
+        <w:rPr>
+          <w:b w:val="0"/>
+        </w:rPr>
+        <w:t xml:space="preserve"> can change when stronger </w:t>
+      </w:r>
+      <w:r>
+        <w:rPr>
+          <w:b/>
+        </w:rPr>
+        <w:t>evidence</w:t>
+      </w:r>
+      <w:r>
+        <w:rPr>
+          <w:b w:val="0"/>
+        </w:rPr>
+        <w:t xml:space="preserve"> appears.</w:t>
+      </w:r>
+    </w:p>
+    <w:p>
+      <w:pPr>
+        <w:pStyle w:val="Heading3"/>
+      </w:pPr>
+      <w:r>
         <w:t>A closer explanation</w:t>
       </w:r>
     </w:p>
     <w:p>
-      <w:r>
-        <w:t>The school bus display says DELAY 12 MINUTES in red. Leila calls it AI because it predicted the delay. Arun calls it a simple rule because the number turned red. Both have noticed a real part of the product, but neither has explained the whole system. To investigate, ask which decision you are talking about and what evidence reveals how that decision was made.</w:t>
-      </w:r>
-    </w:p>
-    <w:p>
-      <w:r>
-        <w:t>An output is what a system produces. A mechanism is how it produces that output. Seeing a red number establishes its colour; it does not reveal where the number came from. Similar outputs can come from different mechanisms, and one product can contain several mechanisms.</w:t>
-      </w:r>
-    </w:p>
-    <w:p>
-      <w:r>
-        <w:t>For this lesson we have an engineering note: the delay estimator was fitted using records of earlier bus journeys; a person wrote the colour instruction; and the driver can replace the message. These are supplied facts for our classroom case. In a real investigation, we would need trustworthy documentation, a demonstration of the process or another source of mechanism evidence.</w:t>
+      <w:pPr>
+        <w:pStyle w:val="Heading3"/>
+      </w:pPr>
+      <w:r>
+        <w:t>One display, two first impressions</w:t>
+      </w:r>
+    </w:p>
+    <w:p>
+      <w:pPr>
+        <w:spacing w:line="336" w:lineRule="auto" w:after="180"/>
+        <w:shd w:fill="F1F6FC"/>
+      </w:pPr>
+      <w:r>
+        <w:rPr>
+          <w:b w:val="0"/>
+        </w:rPr>
+        <w:t xml:space="preserve">The school bus display says DELAY </w:t>
+      </w:r>
+      <w:r>
+        <w:rPr>
+          <w:b/>
+        </w:rPr>
+        <w:t>12 MINUTES</w:t>
+      </w:r>
+      <w:r>
+        <w:rPr>
+          <w:b w:val="0"/>
+        </w:rPr>
+        <w:t xml:space="preserve"> in red. Leila calls it AI because it predicted the delay. Arun calls it a simple rule because the number turned red.</w:t>
+      </w:r>
+    </w:p>
+    <w:p>
+      <w:pPr>
+        <w:spacing w:line="336" w:lineRule="auto" w:after="180"/>
+        <w:shd w:fill="F1F6FC"/>
+      </w:pPr>
+      <w:r>
+        <w:rPr>
+          <w:b w:val="0"/>
+        </w:rPr>
+        <w:t xml:space="preserve">Both have noticed a real part of the product, but neither has explained the whole system. To investigate, ask which decision you are talking about and what </w:t>
+      </w:r>
+      <w:r>
+        <w:rPr>
+          <w:b/>
+        </w:rPr>
+        <w:t>evidence</w:t>
+      </w:r>
+      <w:r>
+        <w:rPr>
+          <w:b w:val="0"/>
+        </w:rPr>
+        <w:t xml:space="preserve"> reveals how that decision was made.</w:t>
+      </w:r>
+    </w:p>
+    <w:p>
+      <w:pPr>
+        <w:pStyle w:val="Heading3"/>
+      </w:pPr>
+      <w:r>
+        <w:t>Result versus mechanism</w:t>
+      </w:r>
+    </w:p>
+    <w:p>
+      <w:pPr>
+        <w:spacing w:line="336" w:lineRule="auto" w:after="180"/>
+      </w:pPr>
+      <w:r>
+        <w:rPr>
+          <w:b w:val="0"/>
+        </w:rPr>
+        <w:t xml:space="preserve">An </w:t>
+      </w:r>
+      <w:r>
+        <w:rPr>
+          <w:b/>
+        </w:rPr>
+        <w:t>output</w:t>
+      </w:r>
+      <w:r>
+        <w:rPr>
+          <w:b w:val="0"/>
+        </w:rPr>
+        <w:t xml:space="preserve"> is what a system produces. A </w:t>
+      </w:r>
+      <w:r>
+        <w:rPr>
+          <w:b/>
+        </w:rPr>
+        <w:t>mechanism</w:t>
+      </w:r>
+      <w:r>
+        <w:rPr>
+          <w:b w:val="0"/>
+        </w:rPr>
+        <w:t xml:space="preserve"> is how it produces that </w:t>
+      </w:r>
+      <w:r>
+        <w:rPr>
+          <w:b/>
+        </w:rPr>
+        <w:t>output</w:t>
+      </w:r>
+      <w:r>
+        <w:rPr>
+          <w:b w:val="0"/>
+        </w:rPr>
+        <w:t>. Seeing a red number establishes its colour; it does not reveal where the number came from.</w:t>
+      </w:r>
+    </w:p>
+    <w:p>
+      <w:pPr>
+        <w:spacing w:line="336" w:lineRule="auto" w:after="180"/>
+      </w:pPr>
+      <w:r>
+        <w:rPr>
+          <w:b w:val="0"/>
+        </w:rPr>
+        <w:t xml:space="preserve">Similar </w:t>
+      </w:r>
+      <w:r>
+        <w:rPr>
+          <w:b/>
+        </w:rPr>
+        <w:t>output</w:t>
+      </w:r>
+      <w:r>
+        <w:rPr>
+          <w:b w:val="0"/>
+        </w:rPr>
+        <w:t xml:space="preserve">s can come from different </w:t>
+      </w:r>
+      <w:r>
+        <w:rPr>
+          <w:b/>
+        </w:rPr>
+        <w:t>mechanism</w:t>
+      </w:r>
+      <w:r>
+        <w:rPr>
+          <w:b w:val="0"/>
+        </w:rPr>
+        <w:t xml:space="preserve">s, and one product can contain several </w:t>
+      </w:r>
+      <w:r>
+        <w:rPr>
+          <w:b/>
+        </w:rPr>
+        <w:t>mechanism</w:t>
+      </w:r>
+      <w:r>
+        <w:rPr>
+          <w:b w:val="0"/>
+        </w:rPr>
+        <w:t>s.</w:t>
+      </w:r>
+    </w:p>
+    <w:p>
+      <w:pPr>
+        <w:pStyle w:val="Heading3"/>
+      </w:pPr>
+      <w:r>
+        <w:t>Read the engineering note</w:t>
+      </w:r>
+    </w:p>
+    <w:p>
+      <w:pPr>
+        <w:spacing w:line="336" w:lineRule="auto" w:after="180"/>
+      </w:pPr>
+      <w:r>
+        <w:rPr>
+          <w:b w:val="0"/>
+        </w:rPr>
+        <w:t>For this lesson we have an engineering note: the delay estimator was fitted using records of earlier bus journeys; a person wrote the colour instruction; and the driver can replace the message.</w:t>
+      </w:r>
+    </w:p>
+    <w:p>
+      <w:pPr>
+        <w:spacing w:line="336" w:lineRule="auto" w:after="180"/>
+      </w:pPr>
+      <w:r>
+        <w:rPr>
+          <w:b w:val="0"/>
+        </w:rPr>
+        <w:t xml:space="preserve">These are supplied facts for our classroom case. In a real investigation, we would need trustworthy documentation, a demonstration of the </w:t>
+      </w:r>
+      <w:r>
+        <w:rPr>
+          <w:b/>
+        </w:rPr>
+        <w:t>process</w:t>
+      </w:r>
+      <w:r>
+        <w:rPr>
+          <w:b w:val="0"/>
+        </w:rPr>
+        <w:t xml:space="preserve"> or another source of </w:t>
+      </w:r>
+      <w:r>
+        <w:rPr>
+          <w:b/>
+        </w:rPr>
+        <w:t>mechanism</w:t>
+      </w:r>
+      <w:r>
+        <w:rPr>
+          <w:b w:val="0"/>
+        </w:rPr>
+        <w:t xml:space="preserve"> </w:t>
+      </w:r>
+      <w:r>
+        <w:rPr>
+          <w:b/>
+        </w:rPr>
+        <w:t>evidence</w:t>
+      </w:r>
+      <w:r>
+        <w:rPr>
+          <w:b w:val="0"/>
+        </w:rPr>
+        <w:t>.</w:t>
       </w:r>
     </w:p>
     <w:p>
@@ -302,7 +920,24 @@
     </w:p>
     <w:p>
       <w:r>
-        <w:t>VISUAL MECHANISM</w:t>
+        <w:t>Trace the bus estimate, colour rule and driver override as three separate decisions.</w:t>
+      </w:r>
+    </w:p>
+    <w:p>
+      <w:pPr>
+        <w:spacing w:line="336" w:lineRule="auto" w:after="180"/>
+      </w:pPr>
+      <w:r>
+        <w:rPr>
+          <w:b/>
+        </w:rPr>
+        <w:t xml:space="preserve">VISUAL </w:t>
+      </w:r>
+      <w:r>
+        <w:rPr>
+          <w:b/>
+        </w:rPr>
+        <w:t>MECHANISM</w:t>
       </w:r>
     </w:p>
     <w:p>
@@ -314,7 +949,13 @@
       </w:r>
     </w:p>
     <w:p>
-      <w:r>
+      <w:pPr>
+        <w:spacing w:line="336" w:lineRule="auto" w:after="180"/>
+      </w:pPr>
+      <w:r>
+        <w:rPr>
+          <w:b w:val="0"/>
+        </w:rPr>
         <w:t>Follow the information instead of imagining magic inside the machine.</w:t>
       </w:r>
     </w:p>
@@ -427,32 +1068,182 @@
       </w:r>
     </w:p>
     <w:p>
-      <w:r>
-        <w:t>INPUT  a command, signal, photo, sound, or number</w:t>
-      </w:r>
-    </w:p>
-    <w:p>
-      <w:r>
-        <w:t>PROCESS  a human choice, fixed instruction, or learned pattern</w:t>
-      </w:r>
-    </w:p>
-    <w:p>
-      <w:r>
-        <w:t>OUTPUT  movement, calculation, action, or prediction</w:t>
-      </w:r>
-    </w:p>
-    <w:p>
-      <w:r>
-        <w:t>CORE IDEA  Look for evidence of how the system reasons or learns, not just its label or screen.</w:t>
-      </w:r>
-    </w:p>
-    <w:p>
-      <w:r>
-        <w:t>UNDER THE HOOD  A system should be classified by its decision mechanism. Human control, fixed automation, and model-based prediction can produce similar visible behavior, so appearance and marketing words are weak evidence.</w:t>
-      </w:r>
-    </w:p>
-    <w:p>
-      <w:r>
+      <w:pPr>
+        <w:spacing w:line="336" w:lineRule="auto" w:after="180"/>
+      </w:pPr>
+      <w:r>
+        <w:rPr>
+          <w:b/>
+        </w:rPr>
+        <w:t>INPUT</w:t>
+      </w:r>
+      <w:r>
+        <w:rPr>
+          <w:b w:val="0"/>
+        </w:rPr>
+        <w:t xml:space="preserve">  a command, signal, photo, sound, or number</w:t>
+      </w:r>
+    </w:p>
+    <w:p>
+      <w:pPr>
+        <w:spacing w:line="336" w:lineRule="auto" w:after="180"/>
+      </w:pPr>
+      <w:r>
+        <w:rPr>
+          <w:b/>
+        </w:rPr>
+        <w:t>PROCESS</w:t>
+      </w:r>
+      <w:r>
+        <w:rPr>
+          <w:b w:val="0"/>
+        </w:rPr>
+        <w:t xml:space="preserve">  a human choice, fixed instruction, or learned pattern</w:t>
+      </w:r>
+    </w:p>
+    <w:p>
+      <w:pPr>
+        <w:spacing w:line="336" w:lineRule="auto" w:after="180"/>
+      </w:pPr>
+      <w:r>
+        <w:rPr>
+          <w:b/>
+        </w:rPr>
+        <w:t>OUTPUT</w:t>
+      </w:r>
+      <w:r>
+        <w:rPr>
+          <w:b w:val="0"/>
+        </w:rPr>
+        <w:t xml:space="preserve">  movement, calculation, action, or </w:t>
+      </w:r>
+      <w:r>
+        <w:rPr>
+          <w:b/>
+        </w:rPr>
+        <w:t>prediction</w:t>
+      </w:r>
+    </w:p>
+    <w:p>
+      <w:pPr>
+        <w:pStyle w:val="Heading3"/>
+      </w:pPr>
+      <w:r>
+        <w:t>The principle to teach</w:t>
+      </w:r>
+    </w:p>
+    <w:p>
+      <w:pPr>
+        <w:spacing w:line="336" w:lineRule="auto" w:after="180"/>
+        <w:shd w:fill="EDF7F3"/>
+      </w:pPr>
+      <w:r>
+        <w:rPr>
+          <w:b w:val="0"/>
+        </w:rPr>
+        <w:t xml:space="preserve">CORE IDEA  Look for </w:t>
+      </w:r>
+      <w:r>
+        <w:rPr>
+          <w:b/>
+        </w:rPr>
+        <w:t>evidence</w:t>
+      </w:r>
+      <w:r>
+        <w:rPr>
+          <w:b w:val="0"/>
+        </w:rPr>
+        <w:t xml:space="preserve"> of how the system reasons or learns, not just its label or screen.</w:t>
+      </w:r>
+    </w:p>
+    <w:p>
+      <w:pPr>
+        <w:pStyle w:val="Heading3"/>
+      </w:pPr>
+      <w:r>
+        <w:t>Mechanism, not appearance</w:t>
+      </w:r>
+    </w:p>
+    <w:p>
+      <w:pPr>
+        <w:spacing w:line="336" w:lineRule="auto" w:after="180"/>
+        <w:shd w:fill="F1F6F8"/>
+      </w:pPr>
+      <w:r>
+        <w:rPr>
+          <w:b w:val="0"/>
+        </w:rPr>
+        <w:t xml:space="preserve">UNDER THE HOOD  A system should be classified by its decision </w:t>
+      </w:r>
+      <w:r>
+        <w:rPr>
+          <w:b/>
+        </w:rPr>
+        <w:t>mechanism</w:t>
+      </w:r>
+      <w:r>
+        <w:rPr>
+          <w:b w:val="0"/>
+        </w:rPr>
+        <w:t xml:space="preserve">. </w:t>
+      </w:r>
+      <w:r>
+        <w:rPr>
+          <w:b/>
+        </w:rPr>
+        <w:t>Human control</w:t>
+      </w:r>
+      <w:r>
+        <w:rPr>
+          <w:b w:val="0"/>
+        </w:rPr>
+        <w:t xml:space="preserve">, </w:t>
+      </w:r>
+      <w:r>
+        <w:rPr>
+          <w:b/>
+        </w:rPr>
+        <w:t>fixed automation</w:t>
+      </w:r>
+      <w:r>
+        <w:rPr>
+          <w:b w:val="0"/>
+        </w:rPr>
+        <w:t xml:space="preserve">, and model-based </w:t>
+      </w:r>
+      <w:r>
+        <w:rPr>
+          <w:b/>
+        </w:rPr>
+        <w:t>prediction</w:t>
+      </w:r>
+      <w:r>
+        <w:rPr>
+          <w:b w:val="0"/>
+        </w:rPr>
+        <w:t xml:space="preserve"> can produce similar visible behavior, so appearance and marketing words are weak </w:t>
+      </w:r>
+      <w:r>
+        <w:rPr>
+          <w:b/>
+        </w:rPr>
+        <w:t>evidence</w:t>
+      </w:r>
+      <w:r>
+        <w:rPr>
+          <w:b w:val="0"/>
+        </w:rPr>
+        <w:t>.</w:t>
+      </w:r>
+    </w:p>
+    <w:p>
+      <w:pPr>
+        <w:spacing w:line="336" w:lineRule="auto" w:after="180"/>
+      </w:pPr>
+      <w:r>
+        <w:rPr>
+          <w:b w:val="0"/>
+        </w:rPr>
         <w:t>Draw a fresh example with all three stages:</w:t>
       </w:r>
     </w:p>
@@ -621,26 +1412,106 @@
       </w:r>
     </w:p>
     <w:p>
-      <w:r>
-        <w:t>In the first row, fitting means adjusting a model using examples. Applying the fitted model to a new journey is a different step. The model can produce an incorrect estimate even if it was trained carefully. In the second row, a written threshold compares the estimate with 10. It can follow its instructions perfectly while using a bad estimate. In the third row, a person makes the message decision.</w:t>
-      </w:r>
-    </w:p>
-    <w:p>
-      <w:r>
-        <w:t>AI is a broader field than learning from examples. It also includes approaches that represent knowledge and reason with rules. Therefore, do not use the shortcut that every rule is non-AI. In this case, a simple colour switch is ordinary automation; identifying that switch does not classify every other part of the bus system.</w:t>
-      </w:r>
-    </w:p>
-    <w:p>
       <w:pPr>
         <w:pStyle w:val="Heading3"/>
       </w:pPr>
       <w:r>
+        <w:t>Read the three decisions separately</w:t>
+      </w:r>
+    </w:p>
+    <w:p>
+      <w:pPr>
+        <w:spacing w:line="336" w:lineRule="auto" w:after="180"/>
+      </w:pPr>
+      <w:r>
+        <w:rPr>
+          <w:b w:val="0"/>
+        </w:rPr>
+        <w:t xml:space="preserve">In the first row, </w:t>
+      </w:r>
+      <w:r>
+        <w:rPr>
+          <w:b/>
+        </w:rPr>
+        <w:t>fitting</w:t>
+      </w:r>
+      <w:r>
+        <w:rPr>
+          <w:b w:val="0"/>
+        </w:rPr>
+        <w:t xml:space="preserve"> means adjusting a model using examples. Applying the fitted model to a new journey is a different step. The model can produce an incorrect estimate even if it was trained carefully.</w:t>
+      </w:r>
+    </w:p>
+    <w:p>
+      <w:pPr>
+        <w:spacing w:line="336" w:lineRule="auto" w:after="180"/>
+      </w:pPr>
+      <w:r>
+        <w:rPr>
+          <w:b w:val="0"/>
+        </w:rPr>
+        <w:t>In the second row, a written threshold compares the estimate with 10. It can follow its instructions perfectly while using a bad estimate. In the third row, a person makes the message decision.</w:t>
+      </w:r>
+    </w:p>
+    <w:p>
+      <w:pPr>
+        <w:pStyle w:val="Heading3"/>
+      </w:pPr>
+      <w:r>
+        <w:t>An important boundary</w:t>
+      </w:r>
+    </w:p>
+    <w:p>
+      <w:pPr>
+        <w:spacing w:line="336" w:lineRule="auto" w:after="180"/>
+      </w:pPr>
+      <w:r>
+        <w:rPr>
+          <w:b w:val="0"/>
+        </w:rPr>
+        <w:t>AI is a broader field than learning from examples. It also includes approaches that represent knowledge and reason with rules. Therefore, do not use the shortcut that every rule is non-AI.</w:t>
+      </w:r>
+    </w:p>
+    <w:p>
+      <w:pPr>
+        <w:spacing w:line="336" w:lineRule="auto" w:after="180"/>
+      </w:pPr>
+      <w:r>
+        <w:rPr>
+          <w:b w:val="0"/>
+        </w:rPr>
+        <w:t>In this case, a simple colour switch is ordinary automation; identifying that switch does not classify every other part of the bus system.</w:t>
+      </w:r>
+    </w:p>
+    <w:p>
+      <w:pPr>
+        <w:pStyle w:val="Heading3"/>
+      </w:pPr>
+      <w:r>
         <w:t>Connect the picture and the explanation</w:t>
       </w:r>
     </w:p>
     <w:p>
-      <w:r>
-        <w:t>Point to the input, the deciding step and the result in this week’s visual. Explain the same step in ordinary words. A picture helps when you can say what each part represents.</w:t>
+      <w:pPr>
+        <w:spacing w:line="336" w:lineRule="auto" w:after="180"/>
+      </w:pPr>
+      <w:r>
+        <w:rPr>
+          <w:b w:val="0"/>
+        </w:rPr>
+        <w:t xml:space="preserve">Point to the </w:t>
+      </w:r>
+      <w:r>
+        <w:rPr>
+          <w:b/>
+        </w:rPr>
+        <w:t>input</w:t>
+      </w:r>
+      <w:r>
+        <w:rPr>
+          <w:b w:val="0"/>
+        </w:rPr>
+        <w:t>, the deciding step and the result in this week’s visual. Explain the same step in ordinary words. A picture helps when you can say what each part represents.</w:t>
       </w:r>
     </w:p>
     <w:p>
@@ -653,6 +1524,17 @@
     </w:p>
     <w:p>
       <w:r>
+        <w:t>Compare human control, a written instruction, a trained model and a device whose mechanism is unknown.</w:t>
+      </w:r>
+    </w:p>
+    <w:p>
+      <w:pPr>
+        <w:spacing w:line="336" w:lineRule="auto" w:after="180"/>
+      </w:pPr>
+      <w:r>
+        <w:rPr>
+          <w:b/>
+        </w:rPr>
         <w:t>PICTURE GALLERY</w:t>
       </w:r>
     </w:p>
@@ -665,8 +1547,26 @@
       </w:r>
     </w:p>
     <w:p>
-      <w:r>
-        <w:t>Use the visual cue, then read the evidence carefully.</w:t>
+      <w:pPr>
+        <w:spacing w:line="336" w:lineRule="auto" w:after="180"/>
+      </w:pPr>
+      <w:r>
+        <w:rPr>
+          <w:b w:val="0"/>
+        </w:rPr>
+        <w:t xml:space="preserve">Use the visual cue, then read the </w:t>
+      </w:r>
+      <w:r>
+        <w:rPr>
+          <w:b/>
+        </w:rPr>
+        <w:t>evidence</w:t>
+      </w:r>
+      <w:r>
+        <w:rPr>
+          <w:b w:val="0"/>
+        </w:rPr>
+        <w:t xml:space="preserve"> carefully.</w:t>
       </w:r>
     </w:p>
     <w:p>
@@ -814,33 +1714,163 @@
       </w:r>
     </w:p>
     <w:p>
-      <w:r>
+      <w:pPr>
+        <w:pStyle w:val="Heading3"/>
+      </w:pPr>
+      <w:r>
+        <w:t>The case to investigate</w:t>
+      </w:r>
+    </w:p>
+    <w:p>
+      <w:pPr>
+        <w:spacing w:line="336" w:lineRule="auto" w:after="180"/>
+        <w:shd w:fill="F1F6FC"/>
+      </w:pPr>
+      <w:r>
+        <w:rPr>
+          <w:b w:val="0"/>
+        </w:rPr>
         <w:t>CASE 1 — Remote car  Clue: person sends each steering command. Meaning: human-controlled.</w:t>
       </w:r>
     </w:p>
     <w:p>
-      <w:r>
-        <w:t>CASE 2 — Motion light  Clue: written if-motion-then-light rule. Meaning: fixed automation.</w:t>
-      </w:r>
-    </w:p>
-    <w:p>
-      <w:r>
+      <w:pPr>
+        <w:pStyle w:val="Heading3"/>
+      </w:pPr>
+      <w:r>
+        <w:t>The case to investigate</w:t>
+      </w:r>
+    </w:p>
+    <w:p>
+      <w:pPr>
+        <w:spacing w:line="336" w:lineRule="auto" w:after="180"/>
+        <w:shd w:fill="F1F6FC"/>
+      </w:pPr>
+      <w:r>
+        <w:rPr>
+          <w:b w:val="0"/>
+        </w:rPr>
+        <w:t xml:space="preserve">CASE 2 — Motion light  Clue: written if-motion-then-light rule. Meaning: </w:t>
+      </w:r>
+      <w:r>
+        <w:rPr>
+          <w:b/>
+        </w:rPr>
+        <w:t>fixed automation</w:t>
+      </w:r>
+      <w:r>
+        <w:rPr>
+          <w:b w:val="0"/>
+        </w:rPr>
+        <w:t>.</w:t>
+      </w:r>
+    </w:p>
+    <w:p>
+      <w:pPr>
+        <w:pStyle w:val="Heading3"/>
+      </w:pPr>
+      <w:r>
+        <w:t>The case to investigate</w:t>
+      </w:r>
+    </w:p>
+    <w:p>
+      <w:pPr>
+        <w:spacing w:line="336" w:lineRule="auto" w:after="180"/>
+        <w:shd w:fill="F1F6FC"/>
+      </w:pPr>
+      <w:r>
+        <w:rPr>
+          <w:b w:val="0"/>
+        </w:rPr>
         <w:t>CASE 3 — Photo sorter  Clue: trained model predicts a new label. Meaning: AI-based.</w:t>
       </w:r>
     </w:p>
     <w:p>
-      <w:r>
-        <w:t>CASE 4 — Robot vacuum  Clue: description hides the mechanism. Meaning: not enough information.</w:t>
-      </w:r>
-    </w:p>
-    <w:p>
-      <w:r>
+      <w:pPr>
+        <w:pStyle w:val="Heading3"/>
+      </w:pPr>
+      <w:r>
+        <w:t>The case to investigate</w:t>
+      </w:r>
+    </w:p>
+    <w:p>
+      <w:pPr>
+        <w:spacing w:line="336" w:lineRule="auto" w:after="180"/>
+        <w:shd w:fill="F1F6FC"/>
+      </w:pPr>
+      <w:r>
+        <w:rPr>
+          <w:b w:val="0"/>
+        </w:rPr>
+        <w:t xml:space="preserve">CASE 4 — Robot vacuum  Clue: description hides the </w:t>
+      </w:r>
+      <w:r>
+        <w:rPr>
+          <w:b/>
+        </w:rPr>
+        <w:t>mechanism</w:t>
+      </w:r>
+      <w:r>
+        <w:rPr>
+          <w:b w:val="0"/>
+        </w:rPr>
+        <w:t xml:space="preserve">. Meaning: </w:t>
+      </w:r>
+      <w:r>
+        <w:rPr>
+          <w:b/>
+        </w:rPr>
+        <w:t>not enough information</w:t>
+      </w:r>
+      <w:r>
+        <w:rPr>
+          <w:b w:val="0"/>
+        </w:rPr>
+        <w:t>.</w:t>
+      </w:r>
+    </w:p>
+    <w:p>
+      <w:pPr>
+        <w:pStyle w:val="Heading3"/>
+      </w:pPr>
+      <w:r>
+        <w:t>Keep this boundary clear</w:t>
+      </w:r>
+    </w:p>
+    <w:p>
+      <w:pPr>
+        <w:spacing w:line="336" w:lineRule="auto" w:after="180"/>
+        <w:shd w:fill="FFF5E6"/>
+      </w:pPr>
+      <w:r>
+        <w:rPr>
+          <w:b w:val="0"/>
+        </w:rPr>
         <w:t>BOUNDARY  Do not call a system AI because it looks, moves, or talks like a person.</w:t>
       </w:r>
     </w:p>
     <w:p>
-      <w:r>
-        <w:t>Which two pictures are easiest to confuse? What evidence separates them?</w:t>
+      <w:pPr>
+        <w:spacing w:line="336" w:lineRule="auto" w:after="180"/>
+        <w:shd w:fill="F5F1FB"/>
+      </w:pPr>
+      <w:r>
+        <w:rPr>
+          <w:b w:val="0"/>
+        </w:rPr>
+        <w:t xml:space="preserve">Which two pictures are easiest to confuse? What </w:t>
+      </w:r>
+      <w:r>
+        <w:rPr>
+          <w:b/>
+        </w:rPr>
+        <w:t>evidence</w:t>
+      </w:r>
+      <w:r>
+        <w:rPr>
+          <w:b w:val="0"/>
+        </w:rPr>
+        <w:t xml:space="preserve"> separates them?</w:t>
       </w:r>
     </w:p>
     <w:p>
@@ -852,17 +1882,53 @@
       </w:r>
     </w:p>
     <w:p>
-      <w:r>
-        <w:t>Change: Keep the forecast but raise the display boundary to 80%.</w:t>
-      </w:r>
-    </w:p>
-    <w:p>
-      <w:r>
-        <w:t>Prediction: The display no longer says TAKE ONE.</w:t>
-      </w:r>
-    </w:p>
-    <w:p>
-      <w:r>
+      <w:pPr>
+        <w:spacing w:line="336" w:lineRule="auto" w:after="180"/>
+      </w:pPr>
+      <w:r>
+        <w:rPr>
+          <w:b w:val="0"/>
+        </w:rPr>
+        <w:t xml:space="preserve">Change: Keep the forecast but raise the display boundary to </w:t>
+      </w:r>
+      <w:r>
+        <w:rPr>
+          <w:b/>
+        </w:rPr>
+        <w:t>80%</w:t>
+      </w:r>
+      <w:r>
+        <w:rPr>
+          <w:b w:val="0"/>
+        </w:rPr>
+        <w:t>.</w:t>
+      </w:r>
+    </w:p>
+    <w:p>
+      <w:pPr>
+        <w:spacing w:line="336" w:lineRule="auto" w:after="180"/>
+      </w:pPr>
+      <w:r>
+        <w:rPr>
+          <w:b/>
+        </w:rPr>
+        <w:t>Prediction</w:t>
+      </w:r>
+      <w:r>
+        <w:rPr>
+          <w:b w:val="0"/>
+        </w:rPr>
+        <w:t>: The display no longer says TAKE ONE.</w:t>
+      </w:r>
+    </w:p>
+    <w:p>
+      <w:pPr>
+        <w:spacing w:line="336" w:lineRule="auto" w:after="180"/>
+      </w:pPr>
+      <w:r>
+        <w:rPr>
+          <w:b w:val="0"/>
+        </w:rPr>
         <w:t>Reason: 70 is below 80; changing a display rule does not refit the model.</w:t>
       </w:r>
     </w:p>
@@ -876,6 +1942,17 @@
     </w:p>
     <w:p>
       <w:r>
+        <w:t>Use the vocabulary to explain a decision, then challenge an unsupported claim about robots.</w:t>
+      </w:r>
+    </w:p>
+    <w:p>
+      <w:pPr>
+        <w:spacing w:line="336" w:lineRule="auto" w:after="180"/>
+      </w:pPr>
+      <w:r>
+        <w:rPr>
+          <w:b/>
+        </w:rPr>
         <w:t>VOCABULARY</w:t>
       </w:r>
     </w:p>
@@ -888,7 +1965,13 @@
       </w:r>
     </w:p>
     <w:p>
-      <w:r>
+      <w:pPr>
+        <w:spacing w:line="336" w:lineRule="auto" w:after="180"/>
+      </w:pPr>
+      <w:r>
+        <w:rPr>
+          <w:b w:val="0"/>
+        </w:rPr>
         <w:t>The badge is a memory cue; the definition does the real thinking work.</w:t>
       </w:r>
     </w:p>
@@ -1212,17 +2295,57 @@
       </w:r>
     </w:p>
     <w:p>
-      <w:r>
+      <w:pPr>
+        <w:pStyle w:val="Heading3"/>
+      </w:pPr>
+      <w:r>
+        <w:t>Find the unsupported claim</w:t>
+      </w:r>
+    </w:p>
+    <w:p>
+      <w:pPr>
+        <w:spacing w:line="336" w:lineRule="auto" w:after="180"/>
+        <w:shd w:fill="F5F1FB"/>
+      </w:pPr>
+      <w:r>
+        <w:rPr>
+          <w:b w:val="0"/>
+        </w:rPr>
         <w:t>CLAIM TO REPAIR  Every robot uses AI.</w:t>
       </w:r>
     </w:p>
     <w:p>
-      <w:r>
-        <w:t>Use one vocabulary word and one piece of evidence to repair it:</w:t>
-      </w:r>
-    </w:p>
-    <w:p>
-      <w:r>
+      <w:pPr>
+        <w:spacing w:line="336" w:lineRule="auto" w:after="180"/>
+      </w:pPr>
+      <w:r>
+        <w:rPr>
+          <w:b w:val="0"/>
+        </w:rPr>
+        <w:t xml:space="preserve">Use one vocabulary word and one piece of </w:t>
+      </w:r>
+      <w:r>
+        <w:rPr>
+          <w:b/>
+        </w:rPr>
+        <w:t>evidence</w:t>
+      </w:r>
+      <w:r>
+        <w:rPr>
+          <w:b w:val="0"/>
+        </w:rPr>
+        <w:t xml:space="preserve"> to repair it:</w:t>
+      </w:r>
+    </w:p>
+    <w:p>
+      <w:pPr>
+        <w:spacing w:line="336" w:lineRule="auto" w:after="180"/>
+        <w:shd w:fill="EDF7F3"/>
+      </w:pPr>
+      <w:r>
+        <w:rPr>
+          <w:b w:val="0"/>
+        </w:rPr>
         <w:t>WORD POWER  A strong definition helps you decide something in a new case.</w:t>
       </w:r>
     </w:p>
@@ -1368,6 +2491,17 @@
     </w:p>
     <w:p>
       <w:r>
+        <w:t>Follow the bus and umbrella worked cases. Predict a step before revealing the explanation.</w:t>
+      </w:r>
+    </w:p>
+    <w:p>
+      <w:pPr>
+        <w:spacing w:line="336" w:lineRule="auto" w:after="180"/>
+      </w:pPr>
+      <w:r>
+        <w:rPr>
+          <w:b/>
+        </w:rPr>
         <w:t>WORKED EXAMPLE</w:t>
       </w:r>
     </w:p>
@@ -1380,8 +2514,26 @@
       </w:r>
     </w:p>
     <w:p>
-      <w:r>
-        <w:t>Every step connects a claim to observable evidence.</w:t>
+      <w:pPr>
+        <w:spacing w:line="336" w:lineRule="auto" w:after="180"/>
+      </w:pPr>
+      <w:r>
+        <w:rPr>
+          <w:b w:val="0"/>
+        </w:rPr>
+        <w:t xml:space="preserve">Every step connects a claim to observable </w:t>
+      </w:r>
+      <w:r>
+        <w:rPr>
+          <w:b/>
+        </w:rPr>
+        <w:t>evidence</w:t>
+      </w:r>
+      <w:r>
+        <w:rPr>
+          <w:b w:val="0"/>
+        </w:rPr>
+        <w:t>.</w:t>
       </w:r>
     </w:p>
     <w:p>
@@ -1421,38 +2573,201 @@
       </w:r>
     </w:p>
     <w:p>
-      <w:r>
+      <w:pPr>
+        <w:pStyle w:val="Heading3"/>
+      </w:pPr>
+      <w:r>
+        <w:t>The case to investigate</w:t>
+      </w:r>
+    </w:p>
+    <w:p>
+      <w:pPr>
+        <w:spacing w:line="336" w:lineRule="auto" w:after="180"/>
+        <w:shd w:fill="F1F6FC"/>
+      </w:pPr>
+      <w:r>
+        <w:rPr>
+          <w:b w:val="0"/>
+        </w:rPr>
         <w:t>CASE  A remote-control car, calculator, motion light, smart speaker, photo sorter, and robot vacuum may all look clever, but they do not make decisions in the same way.</w:t>
       </w:r>
     </w:p>
     <w:p>
-      <w:r>
+      <w:pPr>
+        <w:pStyle w:val="Heading3"/>
+      </w:pPr>
+      <w:r>
+        <w:t>Step 1</w:t>
+      </w:r>
+    </w:p>
+    <w:p>
+      <w:pPr>
+        <w:spacing w:line="336" w:lineRule="auto" w:after="180"/>
+        <w:shd w:fill="F4F9FC"/>
+      </w:pPr>
+      <w:r>
+        <w:rPr>
+          <w:b w:val="0"/>
+        </w:rPr>
         <w:t>STEP 1 — OBSERVE  a command, signal, photo, sound, or number</w:t>
       </w:r>
     </w:p>
     <w:p>
-      <w:r>
+      <w:pPr>
+        <w:pStyle w:val="Heading3"/>
+      </w:pPr>
+      <w:r>
+        <w:t>Step 2</w:t>
+      </w:r>
+    </w:p>
+    <w:p>
+      <w:pPr>
+        <w:spacing w:line="336" w:lineRule="auto" w:after="180"/>
+        <w:shd w:fill="F4F9FC"/>
+      </w:pPr>
+      <w:r>
+        <w:rPr>
+          <w:b w:val="0"/>
+        </w:rPr>
         <w:t>STEP 2 — TRACE  a human choice, fixed instruction, or learned pattern</w:t>
       </w:r>
     </w:p>
     <w:p>
-      <w:r>
-        <w:t>STEP 3 — CONCLUDE  movement, calculation, action, or prediction</w:t>
-      </w:r>
-    </w:p>
-    <w:p>
-      <w:r>
-        <w:t>MODEL REASONING  Follow the information and identify who or what makes the important choice. A robot body, screen, voice, or the word smart cannot prove AI. If two mechanisms fit the evidence, say that more information is needed.</w:t>
-      </w:r>
-    </w:p>
-    <w:p>
-      <w:r>
+      <w:pPr>
+        <w:pStyle w:val="Heading3"/>
+      </w:pPr>
+      <w:r>
+        <w:t>Step 3</w:t>
+      </w:r>
+    </w:p>
+    <w:p>
+      <w:pPr>
+        <w:spacing w:line="336" w:lineRule="auto" w:after="180"/>
+        <w:shd w:fill="F4F9FC"/>
+      </w:pPr>
+      <w:r>
+        <w:rPr>
+          <w:b w:val="0"/>
+        </w:rPr>
+        <w:t xml:space="preserve">STEP 3 — CONCLUDE  movement, calculation, action, or </w:t>
+      </w:r>
+      <w:r>
+        <w:rPr>
+          <w:b/>
+        </w:rPr>
+        <w:t>prediction</w:t>
+      </w:r>
+    </w:p>
+    <w:p>
+      <w:pPr>
+        <w:pStyle w:val="Heading3"/>
+      </w:pPr>
+      <w:r>
+        <w:t>Model answer</w:t>
+      </w:r>
+    </w:p>
+    <w:p>
+      <w:pPr>
+        <w:spacing w:line="336" w:lineRule="auto" w:after="180"/>
+        <w:shd w:fill="F1F6FC"/>
+      </w:pPr>
+      <w:r>
+        <w:rPr>
+          <w:b w:val="0"/>
+        </w:rPr>
+        <w:t>MODEL REASONING  Follow the information and identify who or what makes the important choice. A robot body, screen, voice, or the word smart cannot prove AI.</w:t>
+      </w:r>
+    </w:p>
+    <w:p>
+      <w:pPr>
+        <w:spacing w:line="336" w:lineRule="auto" w:after="180"/>
+        <w:shd w:fill="F1F6FC"/>
+      </w:pPr>
+      <w:r>
+        <w:rPr>
+          <w:b w:val="0"/>
+        </w:rPr>
+        <w:t xml:space="preserve">If two </w:t>
+      </w:r>
+      <w:r>
+        <w:rPr>
+          <w:b/>
+        </w:rPr>
+        <w:t>mechanism</w:t>
+      </w:r>
+      <w:r>
+        <w:rPr>
+          <w:b w:val="0"/>
+        </w:rPr>
+        <w:t xml:space="preserve">s fit the </w:t>
+      </w:r>
+      <w:r>
+        <w:rPr>
+          <w:b/>
+        </w:rPr>
+        <w:t>evidence</w:t>
+      </w:r>
+      <w:r>
+        <w:rPr>
+          <w:b w:val="0"/>
+        </w:rPr>
+        <w:t xml:space="preserve">, say that </w:t>
+      </w:r>
+      <w:r>
+        <w:rPr>
+          <w:b/>
+        </w:rPr>
+        <w:t>more information</w:t>
+      </w:r>
+      <w:r>
+        <w:rPr>
+          <w:b w:val="0"/>
+        </w:rPr>
+        <w:t xml:space="preserve"> is needed.</w:t>
+      </w:r>
+    </w:p>
+    <w:p>
+      <w:pPr>
+        <w:pStyle w:val="Heading3"/>
+      </w:pPr>
+      <w:r>
+        <w:t>A claim to avoid</w:t>
+      </w:r>
+    </w:p>
+    <w:p>
+      <w:pPr>
+        <w:spacing w:line="336" w:lineRule="auto" w:after="180"/>
+        <w:shd w:fill="FFF5E6"/>
+      </w:pPr>
+      <w:r>
+        <w:rPr>
+          <w:b w:val="0"/>
+        </w:rPr>
         <w:t>DO NOT OVERCLAIM  Do not call a system AI because it looks, moves, or talks like a person.</w:t>
       </w:r>
     </w:p>
     <w:p>
-      <w:r>
-        <w:t>What new evidence could change this answer?</w:t>
+      <w:pPr>
+        <w:spacing w:line="336" w:lineRule="auto" w:after="180"/>
+        <w:shd w:fill="F5F1FB"/>
+      </w:pPr>
+      <w:r>
+        <w:rPr>
+          <w:b w:val="0"/>
+        </w:rPr>
+        <w:t xml:space="preserve">What new </w:t>
+      </w:r>
+      <w:r>
+        <w:rPr>
+          <w:b/>
+        </w:rPr>
+        <w:t>evidence</w:t>
+      </w:r>
+      <w:r>
+        <w:rPr>
+          <w:b w:val="0"/>
+        </w:rPr>
+        <w:t xml:space="preserve"> could change this answer?</w:t>
       </w:r>
     </w:p>
     <w:p>
@@ -1464,8 +2779,93 @@
       </w:r>
     </w:p>
     <w:p>
-      <w:r>
-        <w:t>Question: Does the red display prove that a learned model was used? First separate the claim from the observation. The observation is that the displayed number is red. The claim concerns the process that produced the number. Next find relevant evidence. The engineering note says earlier journeys were used to fit the delay estimator. That note supports a learned-model classification for the estimator. The red colour alone does not.</w:t>
+      <w:pPr>
+        <w:pStyle w:val="Heading3"/>
+      </w:pPr>
+      <w:r>
+        <w:t>Explain the deciding evidence</w:t>
+      </w:r>
+    </w:p>
+    <w:p>
+      <w:pPr>
+        <w:spacing w:line="336" w:lineRule="auto" w:after="180"/>
+      </w:pPr>
+      <w:r>
+        <w:rPr>
+          <w:b w:val="0"/>
+        </w:rPr>
+        <w:t xml:space="preserve">Question: Does the red display prove that a </w:t>
+      </w:r>
+      <w:r>
+        <w:rPr>
+          <w:b/>
+        </w:rPr>
+        <w:t>learned model</w:t>
+      </w:r>
+      <w:r>
+        <w:rPr>
+          <w:b w:val="0"/>
+        </w:rPr>
+        <w:t xml:space="preserve"> was used? First separate the claim from the </w:t>
+      </w:r>
+      <w:r>
+        <w:rPr>
+          <w:b/>
+        </w:rPr>
+        <w:t>observation</w:t>
+      </w:r>
+      <w:r>
+        <w:rPr>
+          <w:b w:val="0"/>
+        </w:rPr>
+        <w:t xml:space="preserve">. The </w:t>
+      </w:r>
+      <w:r>
+        <w:rPr>
+          <w:b/>
+        </w:rPr>
+        <w:t>observation</w:t>
+      </w:r>
+      <w:r>
+        <w:rPr>
+          <w:b w:val="0"/>
+        </w:rPr>
+        <w:t xml:space="preserve"> is that the displayed number is red. The claim concerns the </w:t>
+      </w:r>
+      <w:r>
+        <w:rPr>
+          <w:b/>
+        </w:rPr>
+        <w:t>process</w:t>
+      </w:r>
+      <w:r>
+        <w:rPr>
+          <w:b w:val="0"/>
+        </w:rPr>
+        <w:t xml:space="preserve"> that produced the number.</w:t>
+      </w:r>
+    </w:p>
+    <w:p>
+      <w:pPr>
+        <w:spacing w:line="336" w:lineRule="auto" w:after="180"/>
+      </w:pPr>
+      <w:r>
+        <w:rPr>
+          <w:b w:val="0"/>
+        </w:rPr>
+        <w:t xml:space="preserve">Next find relevant </w:t>
+      </w:r>
+      <w:r>
+        <w:rPr>
+          <w:b/>
+        </w:rPr>
+        <w:t>evidence</w:t>
+      </w:r>
+      <w:r>
+        <w:rPr>
+          <w:b w:val="0"/>
+        </w:rPr>
+        <w:t>. The engineering note says earlier journeys were used to fit the delay estimator. That note supports a learned-model classification for the estimator. The red colour alone does not.</w:t>
       </w:r>
     </w:p>
     <w:tbl>
@@ -1612,8 +3012,49 @@
       </w:tr>
     </w:tbl>
     <w:p>
-      <w:r>
-        <w:t>A strong answer states its limit: I can identify these three mechanisms from the supplied note, but I cannot infer the model's accuracy from one estimate. Even if the bus arrives exactly 12 minutes late, one success does not establish that the estimator will always work.</w:t>
+      <w:pPr>
+        <w:spacing w:line="336" w:lineRule="auto" w:after="180"/>
+      </w:pPr>
+      <w:r>
+        <w:rPr>
+          <w:b w:val="0"/>
+        </w:rPr>
+        <w:t xml:space="preserve">A strong answer states its limit: I can identify these three </w:t>
+      </w:r>
+      <w:r>
+        <w:rPr>
+          <w:b/>
+        </w:rPr>
+        <w:t>mechanism</w:t>
+      </w:r>
+      <w:r>
+        <w:rPr>
+          <w:b w:val="0"/>
+        </w:rPr>
+        <w:t>s from the supplied note, but I cannot infer the model's accuracy from one estimate.</w:t>
+      </w:r>
+    </w:p>
+    <w:p>
+      <w:pPr>
+        <w:spacing w:line="336" w:lineRule="auto" w:after="180"/>
+      </w:pPr>
+      <w:r>
+        <w:rPr>
+          <w:b w:val="0"/>
+        </w:rPr>
+        <w:t xml:space="preserve">Even if the bus arrives exactly </w:t>
+      </w:r>
+      <w:r>
+        <w:rPr>
+          <w:b/>
+        </w:rPr>
+        <w:t>12 minutes</w:t>
+      </w:r>
+      <w:r>
+        <w:rPr>
+          <w:b w:val="0"/>
+        </w:rPr>
+        <w:t xml:space="preserve"> late, one success does not establish that the estimator will always work.</w:t>
       </w:r>
     </w:p>
     <w:p>
@@ -1625,7 +3066,13 @@
       </w:r>
     </w:p>
     <w:p>
-      <w:r>
+      <w:pPr>
+        <w:spacing w:line="336" w:lineRule="auto" w:after="180"/>
+      </w:pPr>
+      <w:r>
+        <w:rPr>
+          <w:b w:val="0"/>
+        </w:rPr>
         <w:t>Cover the result before checking it. Say what is given, choose the procedure, and follow one step at a time. Then uncover the result and explain your first mismatch. Ask why a step is allowed, not only what number it produces.</w:t>
       </w:r>
     </w:p>
@@ -1638,7 +3085,14 @@
       </w:r>
     </w:p>
     <w:p>
-      <w:r>
+      <w:pPr>
+        <w:spacing w:line="336" w:lineRule="auto" w:after="180"/>
+        <w:shd w:fill="F5F1FB"/>
+      </w:pPr>
+      <w:r>
+        <w:rPr>
+          <w:b w:val="0"/>
+        </w:rPr>
         <w:t>A fictional school umbrella display shows TAKE ONE before lunch. What produced that advice?</w:t>
       </w:r>
     </w:p>
@@ -1651,13 +3105,61 @@
       </w:r>
     </w:p>
     <w:p>
-      <w:r>
-        <w:t>A weather model was fitted on earlier weather records; its forecast is 70% rain.</w:t>
-      </w:r>
-    </w:p>
-    <w:p>
-      <w:r>
-        <w:t>A written rule shows TAKE ONE at rain forecasts of 60% or more. The teacher decides whether to distribute umbrellas.</w:t>
+      <w:pPr>
+        <w:spacing w:line="336" w:lineRule="auto" w:after="180"/>
+      </w:pPr>
+      <w:r>
+        <w:rPr>
+          <w:b w:val="0"/>
+        </w:rPr>
+        <w:t xml:space="preserve">A weather model was fitted on earlier weather records; its forecast is </w:t>
+      </w:r>
+      <w:r>
+        <w:rPr>
+          <w:b/>
+        </w:rPr>
+        <w:t>70%</w:t>
+      </w:r>
+      <w:r>
+        <w:rPr>
+          <w:b w:val="0"/>
+        </w:rPr>
+        <w:t xml:space="preserve"> rain.</w:t>
+      </w:r>
+    </w:p>
+    <w:p>
+      <w:pPr>
+        <w:spacing w:line="336" w:lineRule="auto" w:after="180"/>
+      </w:pPr>
+      <w:r>
+        <w:rPr>
+          <w:b w:val="0"/>
+        </w:rPr>
+        <w:t xml:space="preserve">A </w:t>
+      </w:r>
+      <w:r>
+        <w:rPr>
+          <w:b/>
+        </w:rPr>
+        <w:t>written rule</w:t>
+      </w:r>
+      <w:r>
+        <w:rPr>
+          <w:b w:val="0"/>
+        </w:rPr>
+        <w:t xml:space="preserve"> shows TAKE ONE at rain forecasts of </w:t>
+      </w:r>
+      <w:r>
+        <w:rPr>
+          <w:b/>
+        </w:rPr>
+        <w:t>60%</w:t>
+      </w:r>
+      <w:r>
+        <w:rPr>
+          <w:b w:val="0"/>
+        </w:rPr>
+        <w:t xml:space="preserve"> or more. The teacher decides whether to distribute umbrellas.</w:t>
       </w:r>
     </w:p>
     <w:p>
@@ -1842,8 +3344,73 @@
       </w:r>
     </w:p>
     <w:p>
-      <w:r>
-        <w:t>The fitting record supports calling the forecasting stage learned. Comparing 70 with 60 is an explicit rule. The final action belongs to a person. Merely seeing TAKE ONE would not reveal any of these mechanisms; the process notes supply that evidence.</w:t>
+      <w:pPr>
+        <w:spacing w:line="336" w:lineRule="auto" w:after="180"/>
+      </w:pPr>
+      <w:r>
+        <w:rPr>
+          <w:b w:val="0"/>
+        </w:rPr>
+        <w:t xml:space="preserve">The </w:t>
+      </w:r>
+      <w:r>
+        <w:rPr>
+          <w:b/>
+        </w:rPr>
+        <w:t>fitting</w:t>
+      </w:r>
+      <w:r>
+        <w:rPr>
+          <w:b w:val="0"/>
+        </w:rPr>
+        <w:t xml:space="preserve"> record supports calling the forecasting stage learned. Comparing 70 with 60 is an explicit rule. The final action belongs to a person.</w:t>
+      </w:r>
+    </w:p>
+    <w:p>
+      <w:pPr>
+        <w:spacing w:line="336" w:lineRule="auto" w:after="180"/>
+      </w:pPr>
+      <w:r>
+        <w:rPr>
+          <w:b w:val="0"/>
+        </w:rPr>
+        <w:t xml:space="preserve">Merely seeing TAKE ONE would not reveal any of these </w:t>
+      </w:r>
+      <w:r>
+        <w:rPr>
+          <w:b/>
+        </w:rPr>
+        <w:t>mechanism</w:t>
+      </w:r>
+      <w:r>
+        <w:rPr>
+          <w:b w:val="0"/>
+        </w:rPr>
+        <w:t xml:space="preserve">s; the </w:t>
+      </w:r>
+      <w:r>
+        <w:rPr>
+          <w:b/>
+        </w:rPr>
+        <w:t>process</w:t>
+      </w:r>
+      <w:r>
+        <w:rPr>
+          <w:b w:val="0"/>
+        </w:rPr>
+        <w:t xml:space="preserve"> notes supply that </w:t>
+      </w:r>
+      <w:r>
+        <w:rPr>
+          <w:b/>
+        </w:rPr>
+        <w:t>evidence</w:t>
+      </w:r>
+      <w:r>
+        <w:rPr>
+          <w:b w:val="0"/>
+        </w:rPr>
+        <w:t>.</w:t>
       </w:r>
     </w:p>
     <w:p>
@@ -1855,18 +3422,62 @@
       </w:r>
     </w:p>
     <w:p>
-      <w:r>
-        <w:t>A correct rule comparison does not establish that rain will occur or that 70% forecasts are followed by rain on about 70 out of 100 comparable days.</w:t>
-      </w:r>
-    </w:p>
-    <w:p>
-      <w:r>
+      <w:pPr>
+        <w:spacing w:line="336" w:lineRule="auto" w:after="180"/>
+      </w:pPr>
+      <w:r>
+        <w:rPr>
+          <w:b w:val="0"/>
+        </w:rPr>
+        <w:t xml:space="preserve">A correct rule comparison does not establish that rain will occur or that </w:t>
+      </w:r>
+      <w:r>
+        <w:rPr>
+          <w:b/>
+        </w:rPr>
+        <w:t>70%</w:t>
+      </w:r>
+      <w:r>
+        <w:rPr>
+          <w:b w:val="0"/>
+        </w:rPr>
+        <w:t xml:space="preserve"> forecasts are followed by rain on about 70 out of 100 comparable days.</w:t>
+      </w:r>
+    </w:p>
+    <w:p>
+      <w:pPr>
+        <w:spacing w:line="336" w:lineRule="auto" w:after="180"/>
+        <w:shd w:fill="F5F1FB"/>
+      </w:pPr>
+      <w:r>
+        <w:rPr>
+          <w:b w:val="0"/>
+        </w:rPr>
         <w:t>Read the labelled picture: Point to the learned stage. Does the changed display prove the weather forecast changed?</w:t>
       </w:r>
     </w:p>
     <w:p>
-      <w:r>
-        <w:t>Change one thing: Keep the forecast but raise the display boundary to 80%. Predict the result before checking the explanation. What remains the same?</w:t>
+      <w:pPr>
+        <w:spacing w:line="336" w:lineRule="auto" w:after="180"/>
+        <w:shd w:fill="F5F1FB"/>
+      </w:pPr>
+      <w:r>
+        <w:rPr>
+          <w:b w:val="0"/>
+        </w:rPr>
+        <w:t xml:space="preserve">Change one thing: Keep the forecast but raise the display boundary to </w:t>
+      </w:r>
+      <w:r>
+        <w:rPr>
+          <w:b/>
+        </w:rPr>
+        <w:t>80%</w:t>
+      </w:r>
+      <w:r>
+        <w:rPr>
+          <w:b w:val="0"/>
+        </w:rPr>
+        <w:t>. Predict the result before checking the explanation. What remains the same?</w:t>
       </w:r>
     </w:p>
     <w:p>
@@ -1879,6 +3490,17 @@
     </w:p>
     <w:p>
       <w:r>
+        <w:t>Repair claims based on a robot body, a screen or a correct answer; identify the missing mechanism evidence.</w:t>
+      </w:r>
+    </w:p>
+    <w:p>
+      <w:pPr>
+        <w:spacing w:line="336" w:lineRule="auto" w:after="180"/>
+      </w:pPr>
+      <w:r>
+        <w:rPr>
+          <w:b/>
+        </w:rPr>
         <w:t>COMPARE</w:t>
       </w:r>
     </w:p>
@@ -1891,7 +3513,13 @@
       </w:r>
     </w:p>
     <w:p>
-      <w:r>
+      <w:pPr>
+        <w:spacing w:line="336" w:lineRule="auto" w:after="180"/>
+      </w:pPr>
+      <w:r>
+        <w:rPr>
+          <w:b w:val="0"/>
+        </w:rPr>
         <w:t>A comparison helps reveal the true concept boundary.</w:t>
       </w:r>
     </w:p>
@@ -2079,53 +3707,236 @@
       </w:r>
     </w:p>
     <w:p>
-      <w:r>
+      <w:pPr>
+        <w:pStyle w:val="Heading3"/>
+      </w:pPr>
+      <w:r>
+        <w:t>Challenge claim A</w:t>
+      </w:r>
+    </w:p>
+    <w:p>
+      <w:pPr>
+        <w:spacing w:line="336" w:lineRule="auto" w:after="180"/>
+        <w:shd w:fill="F5F1FB"/>
+      </w:pPr>
+      <w:r>
+        <w:rPr>
+          <w:b w:val="0"/>
+        </w:rPr>
         <w:t>CLAIM A  Every robot uses AI.</w:t>
       </w:r>
     </w:p>
     <w:p>
-      <w:r>
+      <w:pPr>
+        <w:spacing w:line="336" w:lineRule="auto" w:after="180"/>
+      </w:pPr>
+      <w:r>
+        <w:rPr>
+          <w:b w:val="0"/>
+        </w:rPr>
         <w:t>Repair:</w:t>
       </w:r>
     </w:p>
     <w:p>
-      <w:r>
+      <w:pPr>
+        <w:pStyle w:val="Heading3"/>
+      </w:pPr>
+      <w:r>
+        <w:t>Challenge claim B</w:t>
+      </w:r>
+    </w:p>
+    <w:p>
+      <w:pPr>
+        <w:spacing w:line="336" w:lineRule="auto" w:after="180"/>
+        <w:shd w:fill="F5F1FB"/>
+      </w:pPr>
+      <w:r>
+        <w:rPr>
+          <w:b w:val="0"/>
+        </w:rPr>
         <w:t>CLAIM B  Anything with a screen is AI.</w:t>
       </w:r>
     </w:p>
     <w:p>
-      <w:r>
+      <w:pPr>
+        <w:spacing w:line="336" w:lineRule="auto" w:after="180"/>
+      </w:pPr>
+      <w:r>
+        <w:rPr>
+          <w:b w:val="0"/>
+        </w:rPr>
         <w:t>Repair:</w:t>
       </w:r>
     </w:p>
     <w:p>
-      <w:r>
-        <w:t>STRONG ANSWER FRAME  I claim ______ because the evidence shows ______. The process is ______. One limit is ______.</w:t>
-      </w:r>
-    </w:p>
-    <w:p>
       <w:pPr>
         <w:pStyle w:val="Heading3"/>
       </w:pPr>
       <w:r>
+        <w:t>A frame for explaining</w:t>
+      </w:r>
+    </w:p>
+    <w:p>
+      <w:pPr>
+        <w:spacing w:line="336" w:lineRule="auto" w:after="180"/>
+        <w:shd w:fill="F1F6FC"/>
+      </w:pPr>
+      <w:r>
+        <w:rPr>
+          <w:b w:val="0"/>
+        </w:rPr>
+        <w:t xml:space="preserve">STRONG ANSWER FRAME  I claim ______ because the </w:t>
+      </w:r>
+      <w:r>
+        <w:rPr>
+          <w:b/>
+        </w:rPr>
+        <w:t>evidence</w:t>
+      </w:r>
+      <w:r>
+        <w:rPr>
+          <w:b w:val="0"/>
+        </w:rPr>
+        <w:t xml:space="preserve"> shows ______. The </w:t>
+      </w:r>
+      <w:r>
+        <w:rPr>
+          <w:b/>
+        </w:rPr>
+        <w:t>process</w:t>
+      </w:r>
+      <w:r>
+        <w:rPr>
+          <w:b w:val="0"/>
+        </w:rPr>
+        <w:t xml:space="preserve"> is ______. One limit is ______.</w:t>
+      </w:r>
+    </w:p>
+    <w:p>
+      <w:pPr>
+        <w:pStyle w:val="Heading3"/>
+      </w:pPr>
+      <w:r>
         <w:t>A closer explanation</w:t>
       </w:r>
     </w:p>
     <w:p>
-      <w:r>
-        <w:t>A robot vacuum is advertised as smart. The advertisement tells you almost nothing about its decisions. A useful question is not Does it look intelligent? Ask instead how it selects a route, whether adjustable values were fitted using examples, or when a person supplies a command. It may combine several answers.</w:t>
-      </w:r>
-    </w:p>
-    <w:p>
-      <w:r>
-        <w:t>Sometimes the honest conclusion is that the mechanism is unknown. That is a precise answer when you identify the missing evidence. It is weaker to guess a mechanism and then treat your guess as a fact. Keep observations, supplied evidence and assumptions separate in your investigation.</w:t>
-      </w:r>
-    </w:p>
-    <w:p>
       <w:pPr>
         <w:pStyle w:val="Heading3"/>
       </w:pPr>
       <w:r>
+        <w:t>Investigate before guessing</w:t>
+      </w:r>
+    </w:p>
+    <w:p>
+      <w:pPr>
+        <w:spacing w:line="336" w:lineRule="auto" w:after="180"/>
+      </w:pPr>
+      <w:r>
+        <w:rPr>
+          <w:b w:val="0"/>
+        </w:rPr>
+        <w:t>A robot vacuum is advertised as smart. The advertisement tells you almost nothing about its decisions. A useful question is not Does it look intelligent?</w:t>
+      </w:r>
+    </w:p>
+    <w:p>
+      <w:pPr>
+        <w:spacing w:line="336" w:lineRule="auto" w:after="180"/>
+      </w:pPr>
+      <w:r>
+        <w:rPr>
+          <w:b w:val="0"/>
+        </w:rPr>
+        <w:t>Ask instead how it selects a route, whether adjustable values were fitted using examples, or when a person supplies a command. It may combine several answers.</w:t>
+      </w:r>
+    </w:p>
+    <w:p>
+      <w:pPr>
+        <w:spacing w:line="336" w:lineRule="auto" w:after="180"/>
+      </w:pPr>
+      <w:r>
+        <w:rPr>
+          <w:b w:val="0"/>
+        </w:rPr>
+        <w:t xml:space="preserve">Sometimes the honest conclusion is that the </w:t>
+      </w:r>
+      <w:r>
+        <w:rPr>
+          <w:b/>
+        </w:rPr>
+        <w:t>mechanism</w:t>
+      </w:r>
+      <w:r>
+        <w:rPr>
+          <w:b w:val="0"/>
+        </w:rPr>
+        <w:t xml:space="preserve"> is unknown. That is a precise answer when you identify the missing </w:t>
+      </w:r>
+      <w:r>
+        <w:rPr>
+          <w:b/>
+        </w:rPr>
+        <w:t>evidence</w:t>
+      </w:r>
+      <w:r>
+        <w:rPr>
+          <w:b w:val="0"/>
+        </w:rPr>
+        <w:t xml:space="preserve">. It is weaker to guess a </w:t>
+      </w:r>
+      <w:r>
+        <w:rPr>
+          <w:b/>
+        </w:rPr>
+        <w:t>mechanism</w:t>
+      </w:r>
+      <w:r>
+        <w:rPr>
+          <w:b w:val="0"/>
+        </w:rPr>
+        <w:t xml:space="preserve"> and then treat your guess as a fact.</w:t>
+      </w:r>
+    </w:p>
+    <w:p>
+      <w:pPr>
+        <w:spacing w:line="336" w:lineRule="auto" w:after="180"/>
+      </w:pPr>
+      <w:r>
+        <w:rPr>
+          <w:b w:val="0"/>
+        </w:rPr>
+        <w:t xml:space="preserve">Keep </w:t>
+      </w:r>
+      <w:r>
+        <w:rPr>
+          <w:b/>
+        </w:rPr>
+        <w:t>observation</w:t>
+      </w:r>
+      <w:r>
+        <w:rPr>
+          <w:b w:val="0"/>
+        </w:rPr>
+        <w:t xml:space="preserve">s, supplied </w:t>
+      </w:r>
+      <w:r>
+        <w:rPr>
+          <w:b/>
+        </w:rPr>
+        <w:t>evidence</w:t>
+      </w:r>
+      <w:r>
+        <w:rPr>
+          <w:b w:val="0"/>
+        </w:rPr>
+        <w:t xml:space="preserve"> and assumptions separate in your investigation.</w:t>
+      </w:r>
+    </w:p>
+    <w:p>
+      <w:pPr>
+        <w:pStyle w:val="Heading3"/>
+      </w:pPr>
+      <w:r>
         <w:t>A device speaks a correct answer. Explain why neither speech nor correctness alone identifies its mechanism</w:t>
       </w:r>
     </w:p>
@@ -2159,6 +3970,17 @@
     </w:p>
     <w:p>
       <w:r>
+        <w:t>Practise the photo-library explanation with support, then explain the deciding evidence in your own words.</w:t>
+      </w:r>
+    </w:p>
+    <w:p>
+      <w:pPr>
+        <w:spacing w:line="336" w:lineRule="auto" w:after="180"/>
+      </w:pPr>
+      <w:r>
+        <w:rPr>
+          <w:b/>
+        </w:rPr>
         <w:t>GUIDED PRACTICE</w:t>
       </w:r>
     </w:p>
@@ -2171,7 +3993,13 @@
       </w:r>
     </w:p>
     <w:p>
-      <w:r>
+      <w:pPr>
+        <w:spacing w:line="336" w:lineRule="auto" w:after="180"/>
+      </w:pPr>
+      <w:r>
+        <w:rPr>
+          <w:b w:val="0"/>
+        </w:rPr>
         <w:t>Use support now so you can succeed independently later.</w:t>
       </w:r>
     </w:p>
@@ -2212,58 +4040,273 @@
       </w:r>
     </w:p>
     <w:p>
-      <w:r>
-        <w:t>Explain how the picture story demonstrates this idea: Look for evidence of how the system reasons or learns, not just its label or screen.</w:t>
-      </w:r>
-    </w:p>
-    <w:p>
-      <w:r>
+      <w:pPr>
+        <w:spacing w:line="336" w:lineRule="auto" w:after="180"/>
+      </w:pPr>
+      <w:r>
+        <w:rPr>
+          <w:b w:val="0"/>
+        </w:rPr>
+        <w:t xml:space="preserve">Explain how the picture story demonstrates this idea: Look for </w:t>
+      </w:r>
+      <w:r>
+        <w:rPr>
+          <w:b/>
+        </w:rPr>
+        <w:t>evidence</w:t>
+      </w:r>
+      <w:r>
+        <w:rPr>
+          <w:b w:val="0"/>
+        </w:rPr>
+        <w:t xml:space="preserve"> of how the system reasons or learns, not just its label or screen.</w:t>
+      </w:r>
+    </w:p>
+    <w:p>
+      <w:pPr>
+        <w:spacing w:line="336" w:lineRule="auto" w:after="180"/>
+      </w:pPr>
+      <w:r>
+        <w:rPr>
+          <w:b w:val="0"/>
+        </w:rPr>
         <w:t>Use a fresh example to explain AI system.</w:t>
       </w:r>
     </w:p>
     <w:p>
-      <w:r>
-        <w:t>Trace a new input → process → output example.</w:t>
-      </w:r>
-    </w:p>
-    <w:p>
-      <w:r>
+      <w:pPr>
+        <w:spacing w:line="336" w:lineRule="auto" w:after="180"/>
+      </w:pPr>
+      <w:r>
+        <w:rPr>
+          <w:b w:val="0"/>
+        </w:rPr>
+        <w:t xml:space="preserve">Trace a new </w:t>
+      </w:r>
+      <w:r>
+        <w:rPr>
+          <w:b/>
+        </w:rPr>
+        <w:t>input</w:t>
+      </w:r>
+      <w:r>
+        <w:rPr>
+          <w:b w:val="0"/>
+        </w:rPr>
+        <w:t xml:space="preserve"> → </w:t>
+      </w:r>
+      <w:r>
+        <w:rPr>
+          <w:b/>
+        </w:rPr>
+        <w:t>process</w:t>
+      </w:r>
+      <w:r>
+        <w:rPr>
+          <w:b w:val="0"/>
+        </w:rPr>
+        <w:t xml:space="preserve"> → </w:t>
+      </w:r>
+      <w:r>
+        <w:rPr>
+          <w:b/>
+        </w:rPr>
+        <w:t>output</w:t>
+      </w:r>
+      <w:r>
+        <w:rPr>
+          <w:b w:val="0"/>
+        </w:rPr>
+        <w:t xml:space="preserve"> example.</w:t>
+      </w:r>
+    </w:p>
+    <w:p>
+      <w:pPr>
+        <w:spacing w:line="336" w:lineRule="auto" w:after="180"/>
+      </w:pPr>
+      <w:r>
+        <w:rPr>
+          <w:b w:val="0"/>
+        </w:rPr>
         <w:t>Find and repair the error in: Anything with a screen is AI.</w:t>
       </w:r>
     </w:p>
     <w:p>
-      <w:r>
+      <w:pPr>
+        <w:spacing w:line="336" w:lineRule="auto" w:after="180"/>
+      </w:pPr>
+      <w:r>
+        <w:rPr>
+          <w:b w:val="0"/>
+        </w:rPr>
         <w:t>Invent one edge case and name the safe response.</w:t>
       </w:r>
     </w:p>
     <w:p>
-      <w:r>
-        <w:t>PARTNER CHECK  Point to the evidence. Do not accept an answer that only repeats the vocabulary word.</w:t>
-      </w:r>
-    </w:p>
-    <w:p>
       <w:pPr>
         <w:pStyle w:val="Heading3"/>
       </w:pPr>
       <w:r>
+        <w:t>Check with a partner</w:t>
+      </w:r>
+    </w:p>
+    <w:p>
+      <w:pPr>
+        <w:spacing w:line="336" w:lineRule="auto" w:after="180"/>
+        <w:shd w:fill="F5F1FB"/>
+      </w:pPr>
+      <w:r>
+        <w:rPr>
+          <w:b w:val="0"/>
+        </w:rPr>
+        <w:t xml:space="preserve">PARTNER CHECK  Point to the </w:t>
+      </w:r>
+      <w:r>
+        <w:rPr>
+          <w:b/>
+        </w:rPr>
+        <w:t>evidence</w:t>
+      </w:r>
+      <w:r>
+        <w:rPr>
+          <w:b w:val="0"/>
+        </w:rPr>
+        <w:t>. Do not accept an answer that only repeats the vocabulary word.</w:t>
+      </w:r>
+    </w:p>
+    <w:p>
+      <w:pPr>
+        <w:pStyle w:val="Heading3"/>
+      </w:pPr>
+      <w:r>
         <w:t>A closer explanation</w:t>
       </w:r>
     </w:p>
     <w:p>
-      <w:r>
-        <w:t>A photo library predicts whether a picture contains a bicycle using a model fitted to labelled pictures. A written rule places all bicycle predictions in one album. The owner can move any photo to a different album. Complete the explanation in your workbook: the prediction stage is ___ because ___; the automatic album step is ___ because ___; the manual move is ___.</w:t>
-      </w:r>
-    </w:p>
-    <w:p>
-      <w:r>
-        <w:t>If a photograph lands in the wrong album, do not immediately blame the written album rule. The prediction might have been wrong, the album rule might have been implemented incorrectly, or a person might have moved the photo. Inspect the intermediate prediction and the action record to distinguish these causes.</w:t>
-      </w:r>
-    </w:p>
-    <w:p>
       <w:pPr>
         <w:pStyle w:val="Heading3"/>
       </w:pPr>
       <w:r>
+        <w:t>Trace the photo-library decisions</w:t>
+      </w:r>
+    </w:p>
+    <w:p>
+      <w:pPr>
+        <w:spacing w:line="336" w:lineRule="auto" w:after="180"/>
+      </w:pPr>
+      <w:r>
+        <w:rPr>
+          <w:b w:val="0"/>
+        </w:rPr>
+        <w:t xml:space="preserve">A photo library predicts whether a picture contains a bicycle using a model fitted to labelled pictures. A </w:t>
+      </w:r>
+      <w:r>
+        <w:rPr>
+          <w:b/>
+        </w:rPr>
+        <w:t>written rule</w:t>
+      </w:r>
+      <w:r>
+        <w:rPr>
+          <w:b w:val="0"/>
+        </w:rPr>
+        <w:t xml:space="preserve"> places all bicycle </w:t>
+      </w:r>
+      <w:r>
+        <w:rPr>
+          <w:b/>
+        </w:rPr>
+        <w:t>prediction</w:t>
+      </w:r>
+      <w:r>
+        <w:rPr>
+          <w:b w:val="0"/>
+        </w:rPr>
+        <w:t>s in one album. The owner can move any photo to a different album.</w:t>
+      </w:r>
+    </w:p>
+    <w:p>
+      <w:pPr>
+        <w:spacing w:line="336" w:lineRule="auto" w:after="180"/>
+      </w:pPr>
+      <w:r>
+        <w:rPr>
+          <w:b w:val="0"/>
+        </w:rPr>
+        <w:t xml:space="preserve">Complete the explanation in your workbook: the </w:t>
+      </w:r>
+      <w:r>
+        <w:rPr>
+          <w:b/>
+        </w:rPr>
+        <w:t>prediction</w:t>
+      </w:r>
+      <w:r>
+        <w:rPr>
+          <w:b w:val="0"/>
+        </w:rPr>
+        <w:t xml:space="preserve"> stage is ___ because ___; the automatic album step is ___ because ___; the manual move is ___.</w:t>
+      </w:r>
+    </w:p>
+    <w:p>
+      <w:pPr>
+        <w:pStyle w:val="Heading3"/>
+      </w:pPr>
+      <w:r>
+        <w:t>Trace the photo-library decisions</w:t>
+      </w:r>
+    </w:p>
+    <w:p>
+      <w:pPr>
+        <w:spacing w:line="336" w:lineRule="auto" w:after="180"/>
+      </w:pPr>
+      <w:r>
+        <w:rPr>
+          <w:b w:val="0"/>
+        </w:rPr>
+        <w:t xml:space="preserve">If a photograph lands in the wrong album, do not immediately blame the written album rule. The </w:t>
+      </w:r>
+      <w:r>
+        <w:rPr>
+          <w:b/>
+        </w:rPr>
+        <w:t>prediction</w:t>
+      </w:r>
+      <w:r>
+        <w:rPr>
+          <w:b w:val="0"/>
+        </w:rPr>
+        <w:t xml:space="preserve"> might have been wrong, the album rule might have been implemented incorrectly, or a person might have moved the photo.</w:t>
+      </w:r>
+    </w:p>
+    <w:p>
+      <w:pPr>
+        <w:spacing w:line="336" w:lineRule="auto" w:after="180"/>
+      </w:pPr>
+      <w:r>
+        <w:rPr>
+          <w:b w:val="0"/>
+        </w:rPr>
+        <w:t xml:space="preserve">Inspect the intermediate </w:t>
+      </w:r>
+      <w:r>
+        <w:rPr>
+          <w:b/>
+        </w:rPr>
+        <w:t>prediction</w:t>
+      </w:r>
+      <w:r>
+        <w:rPr>
+          <w:b w:val="0"/>
+        </w:rPr>
+        <w:t xml:space="preserve"> and the action record to distinguish these causes.</w:t>
+      </w:r>
+    </w:p>
+    <w:p>
+      <w:pPr>
+        <w:pStyle w:val="Heading3"/>
+      </w:pPr>
+      <w:r>
         <w:t>Complete the three classifications and name one record that would help diagnose a misplaced photo</w:t>
       </w:r>
     </w:p>
@@ -2301,8 +4344,50 @@
       </w:r>
     </w:p>
     <w:p>
-      <w:r>
-        <w:t>Use workbook W2 for the connected example “Evidence and decision mechanisms”. First fill the input and rule boxes. Try the middle steps before asking for a hint. After a hint, try the next step yourself.</w:t>
+      <w:pPr>
+        <w:spacing w:line="336" w:lineRule="auto" w:after="180"/>
+      </w:pPr>
+      <w:r>
+        <w:rPr>
+          <w:b w:val="0"/>
+        </w:rPr>
+        <w:t>Use workbook W2 for the connected example “</w:t>
+      </w:r>
+      <w:r>
+        <w:rPr>
+          <w:b/>
+        </w:rPr>
+        <w:t>Evidence</w:t>
+      </w:r>
+      <w:r>
+        <w:rPr>
+          <w:b w:val="0"/>
+        </w:rPr>
+        <w:t xml:space="preserve"> and decision </w:t>
+      </w:r>
+      <w:r>
+        <w:rPr>
+          <w:b/>
+        </w:rPr>
+        <w:t>mechanism</w:t>
+      </w:r>
+      <w:r>
+        <w:rPr>
+          <w:b w:val="0"/>
+        </w:rPr>
+        <w:t xml:space="preserve">s”. First fill the </w:t>
+      </w:r>
+      <w:r>
+        <w:rPr>
+          <w:b/>
+        </w:rPr>
+        <w:t>input</w:t>
+      </w:r>
+      <w:r>
+        <w:rPr>
+          <w:b w:val="0"/>
+        </w:rPr>
+        <w:t xml:space="preserve"> and rule boxes. Try the middle steps before asking for a hint. After a hint, try the next step yourself.</w:t>
       </w:r>
     </w:p>
     <w:tbl>
@@ -2385,7 +4470,13 @@
       </w:tr>
     </w:tbl>
     <w:p>
-      <w:r>
+      <w:pPr>
+        <w:spacing w:line="336" w:lineRule="auto" w:after="180"/>
+      </w:pPr>
+      <w:r>
+        <w:rPr>
+          <w:b w:val="0"/>
+        </w:rPr>
         <w:t>Explain your trace to a partner. Your partner points to one step to check. Swap roles on the next case. Each person writes their own explanation.</w:t>
       </w:r>
     </w:p>
@@ -2398,12 +4489,59 @@
       </w:r>
     </w:p>
     <w:p>
-      <w:r>
-        <w:t>Use the worked case for Evidence and decision mechanisms. Proposed explanation: “All rules are outside AI”. Decide whether this explanation is supported. Point to the step or supplied fact that decides; explain your repair if needed.</w:t>
-      </w:r>
-    </w:p>
-    <w:p>
-      <w:r>
+      <w:pPr>
+        <w:spacing w:line="336" w:lineRule="auto" w:after="180"/>
+      </w:pPr>
+      <w:r>
+        <w:rPr>
+          <w:b w:val="0"/>
+        </w:rPr>
+        <w:t xml:space="preserve">Use the worked case for </w:t>
+      </w:r>
+      <w:r>
+        <w:rPr>
+          <w:b/>
+        </w:rPr>
+        <w:t>Evidence</w:t>
+      </w:r>
+      <w:r>
+        <w:rPr>
+          <w:b w:val="0"/>
+        </w:rPr>
+        <w:t xml:space="preserve"> and decision </w:t>
+      </w:r>
+      <w:r>
+        <w:rPr>
+          <w:b/>
+        </w:rPr>
+        <w:t>mechanism</w:t>
+      </w:r>
+      <w:r>
+        <w:rPr>
+          <w:b w:val="0"/>
+        </w:rPr>
+        <w:t>s. Proposed explanation: “All rules are outside AI”. Decide whether this explanation is supported.</w:t>
+      </w:r>
+    </w:p>
+    <w:p>
+      <w:pPr>
+        <w:spacing w:line="336" w:lineRule="auto" w:after="180"/>
+      </w:pPr>
+      <w:r>
+        <w:rPr>
+          <w:b w:val="0"/>
+        </w:rPr>
+        <w:t>Point to the step or supplied fact that decides; explain your repair if needed.</w:t>
+      </w:r>
+    </w:p>
+    <w:p>
+      <w:pPr>
+        <w:spacing w:line="336" w:lineRule="auto" w:after="180"/>
+      </w:pPr>
+      <w:r>
+        <w:rPr>
+          <w:b w:val="0"/>
+        </w:rPr>
         <w:t>Answer on your own before discussion. If you are unsure, say which step you need help with.</w:t>
       </w:r>
     </w:p>
@@ -2416,7 +4554,14 @@
       </w:r>
     </w:p>
     <w:p>
-      <w:r>
+      <w:pPr>
+        <w:spacing w:line="336" w:lineRule="auto" w:after="180"/>
+        <w:shd w:fill="F5F1FB"/>
+      </w:pPr>
+      <w:r>
+        <w:rPr>
+          <w:b w:val="0"/>
+        </w:rPr>
         <w:t>Point to the learned stage. Does the changed display prove the weather forecast changed?</w:t>
       </w:r>
     </w:p>
@@ -2449,7 +4594,13 @@
       </w:r>
     </w:p>
     <w:p>
-      <w:r>
+      <w:pPr>
+        <w:spacing w:line="336" w:lineRule="auto" w:after="180"/>
+      </w:pPr>
+      <w:r>
+        <w:rPr>
+          <w:b w:val="0"/>
+        </w:rPr>
         <w:t>This is supported practice. Keep the separately named independent case for an attempt before feedback.</w:t>
       </w:r>
     </w:p>
@@ -2463,6 +4614,17 @@
     </w:p>
     <w:p>
       <w:r>
+        <w:t>Investigate the supplied devices. Keep predictions, evidence, conclusions and unresolved questions distinct.</w:t>
+      </w:r>
+    </w:p>
+    <w:p>
+      <w:pPr>
+        <w:spacing w:line="336" w:lineRule="auto" w:after="180"/>
+      </w:pPr>
+      <w:r>
+        <w:rPr>
+          <w:b/>
+        </w:rPr>
         <w:t>EXPLORER LAB</w:t>
       </w:r>
     </w:p>
@@ -2475,8 +4637,26 @@
       </w:r>
     </w:p>
     <w:p>
-      <w:r>
-        <w:t>Predict first, test honestly, and explain what the evidence means.</w:t>
+      <w:pPr>
+        <w:spacing w:line="336" w:lineRule="auto" w:after="180"/>
+      </w:pPr>
+      <w:r>
+        <w:rPr>
+          <w:b w:val="0"/>
+        </w:rPr>
+        <w:t xml:space="preserve">Predict first, test honestly, and explain what the </w:t>
+      </w:r>
+      <w:r>
+        <w:rPr>
+          <w:b/>
+        </w:rPr>
+        <w:t>evidence</w:t>
+      </w:r>
+      <w:r>
+        <w:rPr>
+          <w:b w:val="0"/>
+        </w:rPr>
+        <w:t xml:space="preserve"> means.</w:t>
       </w:r>
     </w:p>
     <w:p>
@@ -2516,27 +4696,93 @@
       </w:r>
     </w:p>
     <w:p>
-      <w:r>
-        <w:t>State your prediction before the result is known.</w:t>
-      </w:r>
-    </w:p>
-    <w:p>
-      <w:r>
-        <w:t>Complete the task: Sort six devices by mechanism and defend two borderline cases.</w:t>
-      </w:r>
-    </w:p>
-    <w:p>
-      <w:r>
+      <w:pPr>
+        <w:spacing w:line="336" w:lineRule="auto" w:after="180"/>
+      </w:pPr>
+      <w:r>
+        <w:rPr>
+          <w:b w:val="0"/>
+        </w:rPr>
+        <w:t xml:space="preserve">State your </w:t>
+      </w:r>
+      <w:r>
+        <w:rPr>
+          <w:b/>
+        </w:rPr>
+        <w:t>prediction</w:t>
+      </w:r>
+      <w:r>
+        <w:rPr>
+          <w:b w:val="0"/>
+        </w:rPr>
+        <w:t xml:space="preserve"> before the result is known.</w:t>
+      </w:r>
+    </w:p>
+    <w:p>
+      <w:pPr>
+        <w:spacing w:line="336" w:lineRule="auto" w:after="180"/>
+      </w:pPr>
+      <w:r>
+        <w:rPr>
+          <w:b w:val="0"/>
+        </w:rPr>
+        <w:t xml:space="preserve">Complete the task: Sort six devices by </w:t>
+      </w:r>
+      <w:r>
+        <w:rPr>
+          <w:b/>
+        </w:rPr>
+        <w:t>mechanism</w:t>
+      </w:r>
+      <w:r>
+        <w:rPr>
+          <w:b w:val="0"/>
+        </w:rPr>
+        <w:t xml:space="preserve"> and defend two borderline cases.</w:t>
+      </w:r>
+    </w:p>
+    <w:p>
+      <w:pPr>
+        <w:spacing w:line="336" w:lineRule="auto" w:after="180"/>
+      </w:pPr>
+      <w:r>
+        <w:rPr>
+          <w:b w:val="0"/>
+        </w:rPr>
         <w:t>Keep a normal case and an edge case clearly separated.</w:t>
       </w:r>
     </w:p>
     <w:p>
-      <w:r>
-        <w:t>Record what happened—even when it does not match your prediction.</w:t>
-      </w:r>
-    </w:p>
-    <w:p>
-      <w:r>
+      <w:pPr>
+        <w:spacing w:line="336" w:lineRule="auto" w:after="180"/>
+      </w:pPr>
+      <w:r>
+        <w:rPr>
+          <w:b w:val="0"/>
+        </w:rPr>
+        <w:t xml:space="preserve">Record what happened—even when it does not match your </w:t>
+      </w:r>
+      <w:r>
+        <w:rPr>
+          <w:b/>
+        </w:rPr>
+        <w:t>prediction</w:t>
+      </w:r>
+      <w:r>
+        <w:rPr>
+          <w:b w:val="0"/>
+        </w:rPr>
+        <w:t>.</w:t>
+      </w:r>
+    </w:p>
+    <w:p>
+      <w:pPr>
+        <w:spacing w:line="336" w:lineRule="auto" w:after="180"/>
+      </w:pPr>
+      <w:r>
+        <w:rPr>
+          <w:b w:val="0"/>
+        </w:rPr>
         <w:t>Explain the result, one limitation, and the next useful test.</w:t>
       </w:r>
     </w:p>
@@ -2671,7 +4917,14 @@
       </w:tr>
     </w:tbl>
     <w:p>
-      <w:r>
+      <w:pPr>
+        <w:spacing w:line="336" w:lineRule="auto" w:after="180"/>
+        <w:shd w:fill="EDF7F3"/>
+      </w:pPr>
+      <w:r>
+        <w:rPr>
+          <w:b w:val="0"/>
+        </w:rPr>
         <w:t>INDEPENDENCE  After support is removed, repeat the proof with a fresh case.</w:t>
       </w:r>
     </w:p>
@@ -2684,7 +4937,13 @@
       </w:r>
     </w:p>
     <w:p>
-      <w:r>
+      <w:pPr>
+        <w:spacing w:line="336" w:lineRule="auto" w:after="180"/>
+      </w:pPr>
+      <w:r>
+        <w:rPr>
+          <w:b w:val="0"/>
+        </w:rPr>
         <w:t>Before trying: what do I expect, and why? While trying: which step could first go wrong? Afterwards: what did I actually observe, and what should change? Keep “not run” if you only traced the procedure.</w:t>
       </w:r>
     </w:p>
@@ -2698,6 +4957,17 @@
     </w:p>
     <w:p>
       <w:r>
+        <w:t>Move from recalling a word to tracing, diagnosing, transferring and defending an explanation.</w:t>
+      </w:r>
+    </w:p>
+    <w:p>
+      <w:pPr>
+        <w:spacing w:line="336" w:lineRule="auto" w:after="180"/>
+      </w:pPr>
+      <w:r>
+        <w:rPr>
+          <w:b/>
+        </w:rPr>
         <w:t>PRACTICE LADDER</w:t>
       </w:r>
     </w:p>
@@ -2710,7 +4980,13 @@
       </w:r>
     </w:p>
     <w:p>
-      <w:r>
+      <w:pPr>
+        <w:spacing w:line="336" w:lineRule="auto" w:after="180"/>
+      </w:pPr>
+      <w:r>
+        <w:rPr>
+          <w:b w:val="0"/>
+        </w:rPr>
         <w:t>Each step asks for a stronger kind of understanding.</w:t>
       </w:r>
     </w:p>
@@ -2751,42 +5027,178 @@
       </w:r>
     </w:p>
     <w:p>
-      <w:r>
+      <w:pPr>
+        <w:spacing w:line="336" w:lineRule="auto" w:after="180"/>
+        <w:shd w:fill="F4F9FC"/>
+      </w:pPr>
+      <w:r>
+        <w:rPr>
+          <w:b w:val="0"/>
+        </w:rPr>
         <w:t>RECALL  Define AI system.</w:t>
       </w:r>
     </w:p>
     <w:p>
-      <w:r>
-        <w:t>EXPLAIN  Look for evidence of how the system reasons or learns, not just its label or screen.</w:t>
-      </w:r>
-    </w:p>
-    <w:p>
-      <w:r>
-        <w:t>TRACE  Show the input, process, and output.</w:t>
-      </w:r>
-    </w:p>
-    <w:p>
-      <w:r>
+      <w:pPr>
+        <w:spacing w:line="336" w:lineRule="auto" w:after="180"/>
+        <w:shd w:fill="F4F9FC"/>
+      </w:pPr>
+      <w:r>
+        <w:rPr>
+          <w:b w:val="0"/>
+        </w:rPr>
+        <w:t xml:space="preserve">EXPLAIN  Look for </w:t>
+      </w:r>
+      <w:r>
+        <w:rPr>
+          <w:b/>
+        </w:rPr>
+        <w:t>evidence</w:t>
+      </w:r>
+      <w:r>
+        <w:rPr>
+          <w:b w:val="0"/>
+        </w:rPr>
+        <w:t xml:space="preserve"> of how the system reasons or learns, not just its label or screen.</w:t>
+      </w:r>
+    </w:p>
+    <w:p>
+      <w:pPr>
+        <w:spacing w:line="336" w:lineRule="auto" w:after="180"/>
+        <w:shd w:fill="F4F9FC"/>
+      </w:pPr>
+      <w:r>
+        <w:rPr>
+          <w:b w:val="0"/>
+        </w:rPr>
+        <w:t xml:space="preserve">TRACE  Show the </w:t>
+      </w:r>
+      <w:r>
+        <w:rPr>
+          <w:b/>
+        </w:rPr>
+        <w:t>input</w:t>
+      </w:r>
+      <w:r>
+        <w:rPr>
+          <w:b w:val="0"/>
+        </w:rPr>
+        <w:t xml:space="preserve">, </w:t>
+      </w:r>
+      <w:r>
+        <w:rPr>
+          <w:b/>
+        </w:rPr>
+        <w:t>process</w:t>
+      </w:r>
+      <w:r>
+        <w:rPr>
+          <w:b w:val="0"/>
+        </w:rPr>
+        <w:t xml:space="preserve">, and </w:t>
+      </w:r>
+      <w:r>
+        <w:rPr>
+          <w:b/>
+        </w:rPr>
+        <w:t>output</w:t>
+      </w:r>
+      <w:r>
+        <w:rPr>
+          <w:b w:val="0"/>
+        </w:rPr>
+        <w:t>.</w:t>
+      </w:r>
+    </w:p>
+    <w:p>
+      <w:pPr>
+        <w:spacing w:line="336" w:lineRule="auto" w:after="180"/>
+        <w:shd w:fill="F4F9FC"/>
+      </w:pPr>
+      <w:r>
+        <w:rPr>
+          <w:b w:val="0"/>
+        </w:rPr>
         <w:t>DIAGNOSE  Repair: Every robot uses AI.</w:t>
       </w:r>
     </w:p>
     <w:p>
-      <w:r>
+      <w:pPr>
+        <w:spacing w:line="336" w:lineRule="auto" w:after="180"/>
+        <w:shd w:fill="F4F9FC"/>
+      </w:pPr>
+      <w:r>
+        <w:rPr>
+          <w:b w:val="0"/>
+        </w:rPr>
         <w:t>TRANSFER  Apply the idea to a new home or classroom case.</w:t>
       </w:r>
     </w:p>
     <w:p>
-      <w:r>
+      <w:pPr>
+        <w:spacing w:line="336" w:lineRule="auto" w:after="180"/>
+        <w:shd w:fill="F4F9FC"/>
+      </w:pPr>
+      <w:r>
+        <w:rPr>
+          <w:b w:val="0"/>
+        </w:rPr>
         <w:t>CREATE  Design one revealing test.</w:t>
       </w:r>
     </w:p>
     <w:p>
-      <w:r>
-        <w:t>DEFEND  Give a claim, evidence, mechanism, limit, and safe action.</w:t>
-      </w:r>
-    </w:p>
-    <w:p>
-      <w:r>
+      <w:pPr>
+        <w:spacing w:line="336" w:lineRule="auto" w:after="180"/>
+        <w:shd w:fill="F4F9FC"/>
+      </w:pPr>
+      <w:r>
+        <w:rPr>
+          <w:b w:val="0"/>
+        </w:rPr>
+        <w:t xml:space="preserve">DEFEND  Give a claim, </w:t>
+      </w:r>
+      <w:r>
+        <w:rPr>
+          <w:b/>
+        </w:rPr>
+        <w:t>evidence</w:t>
+      </w:r>
+      <w:r>
+        <w:rPr>
+          <w:b w:val="0"/>
+        </w:rPr>
+        <w:t xml:space="preserve">, </w:t>
+      </w:r>
+      <w:r>
+        <w:rPr>
+          <w:b/>
+        </w:rPr>
+        <w:t>mechanism</w:t>
+      </w:r>
+      <w:r>
+        <w:rPr>
+          <w:b w:val="0"/>
+        </w:rPr>
+        <w:t>, limit, and safe action.</w:t>
+      </w:r>
+    </w:p>
+    <w:p>
+      <w:pPr>
+        <w:pStyle w:val="Heading3"/>
+      </w:pPr>
+      <w:r>
+        <w:t>When to retry</w:t>
+      </w:r>
+    </w:p>
+    <w:p>
+      <w:pPr>
+        <w:spacing w:line="336" w:lineRule="auto" w:after="180"/>
+        <w:shd w:fill="F1F6F8"/>
+      </w:pPr>
+      <w:r>
+        <w:rPr>
+          <w:b w:val="0"/>
+        </w:rPr>
         <w:t>RETRY RULE  A coached answer becomes mastery only after you solve a different case independently.</w:t>
       </w:r>
     </w:p>
@@ -2800,6 +5212,17 @@
     </w:p>
     <w:p>
       <w:r>
+        <w:t>Apply the evidence habit to the Helpful Classroom Sorter and retain a labelled project decision.</w:t>
+      </w:r>
+    </w:p>
+    <w:p>
+      <w:pPr>
+        <w:spacing w:line="336" w:lineRule="auto" w:after="180"/>
+      </w:pPr>
+      <w:r>
+        <w:rPr>
+          <w:b/>
+        </w:rPr>
         <w:t>PROJECT</w:t>
       </w:r>
     </w:p>
@@ -2812,8 +5235,26 @@
       </w:r>
     </w:p>
     <w:p>
-      <w:r>
-        <w:t>Build one coherent system across the year, one evidence-based decision at a time.</w:t>
+      <w:pPr>
+        <w:spacing w:line="336" w:lineRule="auto" w:after="180"/>
+      </w:pPr>
+      <w:r>
+        <w:rPr>
+          <w:b w:val="0"/>
+        </w:rPr>
+        <w:t xml:space="preserve">Build one coherent system across the year, one </w:t>
+      </w:r>
+      <w:r>
+        <w:rPr>
+          <w:b/>
+        </w:rPr>
+        <w:t>evidence</w:t>
+      </w:r>
+      <w:r>
+        <w:rPr>
+          <w:b w:val="0"/>
+        </w:rPr>
+        <w:t>-based decision at a time.</w:t>
       </w:r>
     </w:p>
     <w:p>
@@ -2853,32 +5294,98 @@
       </w:r>
     </w:p>
     <w:p>
-      <w:r>
-        <w:t>THIS WEEK'S CHECKPOINT  Choose whether the Helpful Classroom Sorter needs a person, fixed rule, or learned model; justify the smallest safe solution.</w:t>
-      </w:r>
-    </w:p>
-    <w:p>
-      <w:r>
+      <w:pPr>
+        <w:spacing w:line="336" w:lineRule="auto" w:after="180"/>
+        <w:shd w:fill="EDF7F3"/>
+      </w:pPr>
+      <w:r>
+        <w:rPr>
+          <w:b w:val="0"/>
+        </w:rPr>
+        <w:t xml:space="preserve">THIS WEEK'S CHECKPOINT  Choose whether the Helpful Classroom Sorter needs a person, fixed rule, or </w:t>
+      </w:r>
+      <w:r>
+        <w:rPr>
+          <w:b/>
+        </w:rPr>
+        <w:t>learned model</w:t>
+      </w:r>
+      <w:r>
+        <w:rPr>
+          <w:b w:val="0"/>
+        </w:rPr>
+        <w:t>; justify the smallest safe solution.</w:t>
+      </w:r>
+    </w:p>
+    <w:p>
+      <w:pPr>
+        <w:spacing w:line="336" w:lineRule="auto" w:after="180"/>
+        <w:shd w:fill="F5F1FB"/>
+      </w:pPr>
+      <w:r>
+        <w:rPr>
+          <w:b w:val="0"/>
+        </w:rPr>
         <w:t>What real classroom need does this serve?</w:t>
       </w:r>
     </w:p>
     <w:p>
-      <w:r>
+      <w:pPr>
+        <w:spacing w:line="336" w:lineRule="auto" w:after="180"/>
+        <w:shd w:fill="F5F1FB"/>
+      </w:pPr>
+      <w:r>
+        <w:rPr>
+          <w:b w:val="0"/>
+        </w:rPr>
         <w:t>What information is necessary—and what should stay private?</w:t>
       </w:r>
     </w:p>
     <w:p>
-      <w:r>
-        <w:t>What happens inside the process?</w:t>
-      </w:r>
-    </w:p>
-    <w:p>
-      <w:r>
+      <w:pPr>
+        <w:spacing w:line="336" w:lineRule="auto" w:after="180"/>
+        <w:shd w:fill="F5F1FB"/>
+      </w:pPr>
+      <w:r>
+        <w:rPr>
+          <w:b w:val="0"/>
+        </w:rPr>
+        <w:t xml:space="preserve">What happens inside the </w:t>
+      </w:r>
+      <w:r>
+        <w:rPr>
+          <w:b/>
+        </w:rPr>
+        <w:t>process</w:t>
+      </w:r>
+      <w:r>
+        <w:rPr>
+          <w:b w:val="0"/>
+        </w:rPr>
+        <w:t>?</w:t>
+      </w:r>
+    </w:p>
+    <w:p>
+      <w:pPr>
+        <w:spacing w:line="336" w:lineRule="auto" w:after="180"/>
+        <w:shd w:fill="F5F1FB"/>
+      </w:pPr>
+      <w:r>
+        <w:rPr>
+          <w:b w:val="0"/>
+        </w:rPr>
         <w:t>What normal and edge cases will you test?</w:t>
       </w:r>
     </w:p>
     <w:p>
-      <w:r>
+      <w:pPr>
+        <w:spacing w:line="336" w:lineRule="auto" w:after="180"/>
+        <w:shd w:fill="F5F1FB"/>
+      </w:pPr>
+      <w:r>
+        <w:rPr>
+          <w:b w:val="0"/>
+        </w:rPr>
         <w:t>When should it say not sure or ask a person?</w:t>
       </w:r>
     </w:p>
@@ -2919,12 +5426,33 @@
       </w:r>
     </w:p>
     <w:p>
-      <w:r>
+      <w:pPr>
+        <w:pStyle w:val="Heading3"/>
+      </w:pPr>
+      <w:r>
+        <w:t>Responsible design</w:t>
+      </w:r>
+    </w:p>
+    <w:p>
+      <w:pPr>
+        <w:spacing w:line="336" w:lineRule="auto" w:after="180"/>
+        <w:shd w:fill="FFF5E6"/>
+      </w:pPr>
+      <w:r>
+        <w:rPr>
+          <w:b w:val="0"/>
+        </w:rPr>
         <w:t>RESPONSIBLE DESIGN  Do not call a system AI because it looks, moves, or talks like a person.</w:t>
       </w:r>
     </w:p>
     <w:p>
-      <w:r>
+      <w:pPr>
+        <w:spacing w:line="336" w:lineRule="auto" w:after="180"/>
+      </w:pPr>
+      <w:r>
+        <w:rPr>
+          <w:b w:val="0"/>
+        </w:rPr>
         <w:t>My project decision:</w:t>
       </w:r>
     </w:p>
@@ -2937,7 +5465,13 @@
       </w:r>
     </w:p>
     <w:p>
-      <w:r>
+      <w:pPr>
+        <w:spacing w:line="336" w:lineRule="auto" w:after="180"/>
+      </w:pPr>
+      <w:r>
+        <w:rPr>
+          <w:b w:val="0"/>
+        </w:rPr>
         <w:t>For the Helpful Classroom Sorter, annotate which decisions follow written instructions and which, if any, were fitted from examples.</w:t>
       </w:r>
     </w:p>
@@ -2951,6 +5485,17 @@
     </w:p>
     <w:p>
       <w:r>
+        <w:t>Use a genuinely new case for independent evidence. If the six devices were discussed earlier, treat them as practice; the reserved greenhouse task is in Section 14.</w:t>
+      </w:r>
+    </w:p>
+    <w:p>
+      <w:pPr>
+        <w:spacing w:line="336" w:lineRule="auto" w:after="180"/>
+      </w:pPr>
+      <w:r>
+        <w:rPr>
+          <w:b/>
+        </w:rPr>
         <w:t>MASTERY</w:t>
       </w:r>
     </w:p>
@@ -2963,7 +5508,13 @@
       </w:r>
     </w:p>
     <w:p>
-      <w:r>
+      <w:pPr>
+        <w:spacing w:line="336" w:lineRule="auto" w:after="180"/>
+      </w:pPr>
+      <w:r>
+        <w:rPr>
+          <w:b w:val="0"/>
+        </w:rPr>
         <w:t>Complete this after teaching and guided practice have ended.</w:t>
       </w:r>
     </w:p>
@@ -3004,53 +5555,308 @@
       </w:r>
     </w:p>
     <w:p>
-      <w:r>
-        <w:t>REQUIRED PROOF  Classify six devices by mechanism, then defend two difficult cases with evidence.</w:t>
-      </w:r>
-    </w:p>
-    <w:p>
-      <w:r>
+      <w:pPr>
+        <w:pStyle w:val="Heading3"/>
+      </w:pPr>
+      <w:r>
+        <w:t>What success looks like</w:t>
+      </w:r>
+    </w:p>
+    <w:p>
+      <w:pPr>
+        <w:spacing w:line="336" w:lineRule="auto" w:after="180"/>
+        <w:shd w:fill="EDF7F3"/>
+      </w:pPr>
+      <w:r>
+        <w:rPr>
+          <w:b w:val="0"/>
+        </w:rPr>
+        <w:t xml:space="preserve">REQUIRED PROOF  Classify six devices by </w:t>
+      </w:r>
+      <w:r>
+        <w:rPr>
+          <w:b/>
+        </w:rPr>
+        <w:t>mechanism</w:t>
+      </w:r>
+      <w:r>
+        <w:rPr>
+          <w:b w:val="0"/>
+        </w:rPr>
+        <w:t xml:space="preserve">, then defend two difficult cases with </w:t>
+      </w:r>
+      <w:r>
+        <w:rPr>
+          <w:b/>
+        </w:rPr>
+        <w:t>evidence</w:t>
+      </w:r>
+      <w:r>
+        <w:rPr>
+          <w:b w:val="0"/>
+        </w:rPr>
+        <w:t>.</w:t>
+      </w:r>
+    </w:p>
+    <w:p>
+      <w:pPr>
+        <w:spacing w:line="336" w:lineRule="auto" w:after="180"/>
+      </w:pPr>
+      <w:r>
+        <w:rPr>
+          <w:b w:val="0"/>
+        </w:rPr>
         <w:t>□ Name or draw the fresh case.</w:t>
       </w:r>
     </w:p>
     <w:p>
-      <w:r>
-        <w:t>□ Trace input, process, and output.</w:t>
-      </w:r>
-    </w:p>
-    <w:p>
-      <w:r>
-        <w:t>□ State the conclusion and strongest evidence.</w:t>
-      </w:r>
-    </w:p>
-    <w:p>
-      <w:r>
+      <w:pPr>
+        <w:spacing w:line="336" w:lineRule="auto" w:after="180"/>
+      </w:pPr>
+      <w:r>
+        <w:rPr>
+          <w:b w:val="0"/>
+        </w:rPr>
+        <w:t xml:space="preserve">□ Trace </w:t>
+      </w:r>
+      <w:r>
+        <w:rPr>
+          <w:b/>
+        </w:rPr>
+        <w:t>input</w:t>
+      </w:r>
+      <w:r>
+        <w:rPr>
+          <w:b w:val="0"/>
+        </w:rPr>
+        <w:t xml:space="preserve">, </w:t>
+      </w:r>
+      <w:r>
+        <w:rPr>
+          <w:b/>
+        </w:rPr>
+        <w:t>process</w:t>
+      </w:r>
+      <w:r>
+        <w:rPr>
+          <w:b w:val="0"/>
+        </w:rPr>
+        <w:t xml:space="preserve">, and </w:t>
+      </w:r>
+      <w:r>
+        <w:rPr>
+          <w:b/>
+        </w:rPr>
+        <w:t>output</w:t>
+      </w:r>
+      <w:r>
+        <w:rPr>
+          <w:b w:val="0"/>
+        </w:rPr>
+        <w:t>.</w:t>
+      </w:r>
+    </w:p>
+    <w:p>
+      <w:pPr>
+        <w:spacing w:line="336" w:lineRule="auto" w:after="180"/>
+      </w:pPr>
+      <w:r>
+        <w:rPr>
+          <w:b w:val="0"/>
+        </w:rPr>
+        <w:t xml:space="preserve">□ State the conclusion and strongest </w:t>
+      </w:r>
+      <w:r>
+        <w:rPr>
+          <w:b/>
+        </w:rPr>
+        <w:t>evidence</w:t>
+      </w:r>
+      <w:r>
+        <w:rPr>
+          <w:b w:val="0"/>
+        </w:rPr>
+        <w:t>.</w:t>
+      </w:r>
+    </w:p>
+    <w:p>
+      <w:pPr>
+        <w:spacing w:line="336" w:lineRule="auto" w:after="180"/>
+      </w:pPr>
+      <w:r>
+        <w:rPr>
+          <w:b w:val="0"/>
+        </w:rPr>
         <w:t>□ Name one limit, failure, missing clue, or fairness/privacy concern.</w:t>
       </w:r>
     </w:p>
     <w:p>
-      <w:r>
+      <w:pPr>
+        <w:spacing w:line="336" w:lineRule="auto" w:after="180"/>
+      </w:pPr>
+      <w:r>
+        <w:rPr>
+          <w:b w:val="0"/>
+        </w:rPr>
         <w:t>□ Explain one safe next action or improvement.</w:t>
       </w:r>
     </w:p>
     <w:p>
-      <w:r>
-        <w:t>Independent evidence:</w:t>
-      </w:r>
-    </w:p>
-    <w:p>
-      <w:r>
-        <w:t>SELF-CHECK  Follow the information and identify who or what makes the important choice. A robot body, screen, voice, or the word smart cannot prove AI. If two mechanisms fit the evidence, say that more information is needed.</w:t>
-      </w:r>
-    </w:p>
-    <w:p>
-      <w:r>
+      <w:pPr>
+        <w:spacing w:line="336" w:lineRule="auto" w:after="180"/>
+      </w:pPr>
+      <w:r>
+        <w:rPr>
+          <w:b w:val="0"/>
+        </w:rPr>
+        <w:t xml:space="preserve">Independent </w:t>
+      </w:r>
+      <w:r>
+        <w:rPr>
+          <w:b/>
+        </w:rPr>
+        <w:t>evidence</w:t>
+      </w:r>
+      <w:r>
+        <w:rPr>
+          <w:b w:val="0"/>
+        </w:rPr>
+        <w:t>:</w:t>
+      </w:r>
+    </w:p>
+    <w:p>
+      <w:pPr>
+        <w:pStyle w:val="Heading3"/>
+      </w:pPr>
+      <w:r>
+        <w:t>Check your explanation</w:t>
+      </w:r>
+    </w:p>
+    <w:p>
+      <w:pPr>
+        <w:spacing w:line="336" w:lineRule="auto" w:after="180"/>
+        <w:shd w:fill="F5F1FB"/>
+      </w:pPr>
+      <w:r>
+        <w:rPr>
+          <w:b w:val="0"/>
+        </w:rPr>
+        <w:t xml:space="preserve">SELF-CHECK  Follow the information and identify who or what makes the important choice. A robot body, screen, voice, or the word smart cannot prove AI. If two </w:t>
+      </w:r>
+      <w:r>
+        <w:rPr>
+          <w:b/>
+        </w:rPr>
+        <w:t>mechanism</w:t>
+      </w:r>
+      <w:r>
+        <w:rPr>
+          <w:b w:val="0"/>
+        </w:rPr>
+        <w:t xml:space="preserve">s fit the </w:t>
+      </w:r>
+      <w:r>
+        <w:rPr>
+          <w:b/>
+        </w:rPr>
+        <w:t>evidence</w:t>
+      </w:r>
+      <w:r>
+        <w:rPr>
+          <w:b w:val="0"/>
+        </w:rPr>
+        <w:t xml:space="preserve">, say that </w:t>
+      </w:r>
+      <w:r>
+        <w:rPr>
+          <w:b/>
+        </w:rPr>
+        <w:t>more information</w:t>
+      </w:r>
+      <w:r>
+        <w:rPr>
+          <w:b w:val="0"/>
+        </w:rPr>
+        <w:t xml:space="preserve"> is needed.</w:t>
+      </w:r>
+    </w:p>
+    <w:p>
+      <w:pPr>
+        <w:spacing w:line="336" w:lineRule="auto" w:after="180"/>
+      </w:pPr>
+      <w:r>
+        <w:rPr>
+          <w:b w:val="0"/>
+        </w:rPr>
         <w:t>My level:  □ Not yet  □ With one hint  □ Independently  □ I can teach it</w:t>
       </w:r>
     </w:p>
     <w:p>
-      <w:r>
-        <w:t>NEXT BRIDGE  Carry today's evidence habit into: Input, Process, Output.</w:t>
+      <w:pPr>
+        <w:pStyle w:val="Heading3"/>
+      </w:pPr>
+      <w:r>
+        <w:t>Connect to the next lesson</w:t>
+      </w:r>
+    </w:p>
+    <w:p>
+      <w:pPr>
+        <w:spacing w:line="336" w:lineRule="auto" w:after="180"/>
+        <w:shd w:fill="F1F6F8"/>
+      </w:pPr>
+      <w:r>
+        <w:rPr>
+          <w:b w:val="0"/>
+        </w:rPr>
+        <w:t xml:space="preserve">NEXT BRIDGE  Carry today's </w:t>
+      </w:r>
+      <w:r>
+        <w:rPr>
+          <w:b/>
+        </w:rPr>
+        <w:t>evidence</w:t>
+      </w:r>
+      <w:r>
+        <w:rPr>
+          <w:b w:val="0"/>
+        </w:rPr>
+        <w:t xml:space="preserve"> habit into: </w:t>
+      </w:r>
+      <w:r>
+        <w:rPr>
+          <w:b/>
+        </w:rPr>
+        <w:t>Input</w:t>
+      </w:r>
+      <w:r>
+        <w:rPr>
+          <w:b w:val="0"/>
+        </w:rPr>
+        <w:t xml:space="preserve">, </w:t>
+      </w:r>
+      <w:r>
+        <w:rPr>
+          <w:b/>
+        </w:rPr>
+        <w:t>Process</w:t>
+      </w:r>
+      <w:r>
+        <w:rPr>
+          <w:b w:val="0"/>
+        </w:rPr>
+        <w:t xml:space="preserve">, </w:t>
+      </w:r>
+      <w:r>
+        <w:rPr>
+          <w:b/>
+        </w:rPr>
+        <w:t>Output</w:t>
+      </w:r>
+      <w:r>
+        <w:rPr>
+          <w:b w:val="0"/>
+        </w:rPr>
+        <w:t>.</w:t>
       </w:r>
     </w:p>
     <w:p>
@@ -3062,6 +5868,11 @@
       </w:r>
     </w:p>
     <w:p>
+      <w:r>
+        <w:t>Revisit the six-device worked example for extra explanation. This is supported practice, not a fresh assessment.</w:t>
+      </w:r>
+    </w:p>
+    <w:p>
       <w:pPr>
         <w:pStyle w:val="Heading3"/>
       </w:pPr>
@@ -3070,7 +5881,13 @@
       </w:r>
     </w:p>
     <w:p>
-      <w:r>
+      <w:pPr>
+        <w:spacing w:line="336" w:lineRule="auto" w:after="180"/>
+      </w:pPr>
+      <w:r>
+        <w:rPr>
+          <w:b w:val="0"/>
+        </w:rPr>
         <w:t>Use the supplied details to practise the weekly concept before attempting the independent question. This case extends the illustrated lesson.</w:t>
       </w:r>
     </w:p>
@@ -3083,7 +5900,13 @@
       </w:r>
     </w:p>
     <w:p>
-      <w:r>
+      <w:pPr>
+        <w:spacing w:line="336" w:lineRule="auto" w:after="180"/>
+      </w:pPr>
+      <w:r>
+        <w:rPr>
+          <w:b w:val="0"/>
+        </w:rPr>
         <w:t>Six devices are a motion-triggered lamp, a trained photo sorter, a remote-controlled car, a calculator, an unspecified smart speaker and an unspecified robot vacuum.</w:t>
       </w:r>
     </w:p>
@@ -3096,8 +5919,51 @@
       </w:r>
     </w:p>
     <w:p>
-      <w:r>
-        <w:t>Classify all six using mechanism evidence. Which two need more information?</w:t>
+      <w:pPr>
+        <w:spacing w:line="336" w:lineRule="auto" w:after="180"/>
+        <w:shd w:fill="F5F1FB"/>
+      </w:pPr>
+      <w:r>
+        <w:rPr>
+          <w:b w:val="0"/>
+        </w:rPr>
+        <w:t xml:space="preserve">Classify all six using </w:t>
+      </w:r>
+      <w:r>
+        <w:rPr>
+          <w:b/>
+        </w:rPr>
+        <w:t>mechanism</w:t>
+      </w:r>
+      <w:r>
+        <w:rPr>
+          <w:b w:val="0"/>
+        </w:rPr>
+        <w:t xml:space="preserve"> </w:t>
+      </w:r>
+      <w:r>
+        <w:rPr>
+          <w:b/>
+        </w:rPr>
+        <w:t>evidence</w:t>
+      </w:r>
+      <w:r>
+        <w:rPr>
+          <w:b w:val="0"/>
+        </w:rPr>
+        <w:t xml:space="preserve">. Which two need </w:t>
+      </w:r>
+      <w:r>
+        <w:rPr>
+          <w:b/>
+        </w:rPr>
+        <w:t>more information</w:t>
+      </w:r>
+      <w:r>
+        <w:rPr>
+          <w:b w:val="0"/>
+        </w:rPr>
+        <w:t>?</w:t>
       </w:r>
     </w:p>
     <w:p>
@@ -3109,8 +5975,61 @@
       </w:r>
     </w:p>
     <w:p>
-      <w:r>
-        <w:t>The lamp uses a fixed rule; the photo sorter uses a learned model; the car follows human commands; the calculator performs arithmetic. The speaker and vacuum need mechanism details. Products can combine mechanisms. A robot body or smart label proves none of them.</w:t>
+      <w:pPr>
+        <w:spacing w:line="336" w:lineRule="auto" w:after="180"/>
+      </w:pPr>
+      <w:r>
+        <w:rPr>
+          <w:b w:val="0"/>
+        </w:rPr>
+        <w:t xml:space="preserve">The lamp uses a fixed rule; the photo sorter uses a </w:t>
+      </w:r>
+      <w:r>
+        <w:rPr>
+          <w:b/>
+        </w:rPr>
+        <w:t>learned model</w:t>
+      </w:r>
+      <w:r>
+        <w:rPr>
+          <w:b w:val="0"/>
+        </w:rPr>
+        <w:t xml:space="preserve">; the car follows human commands; the calculator performs arithmetic. The speaker and vacuum need </w:t>
+      </w:r>
+      <w:r>
+        <w:rPr>
+          <w:b/>
+        </w:rPr>
+        <w:t>mechanism</w:t>
+      </w:r>
+      <w:r>
+        <w:rPr>
+          <w:b w:val="0"/>
+        </w:rPr>
+        <w:t xml:space="preserve"> details. Products can combine </w:t>
+      </w:r>
+      <w:r>
+        <w:rPr>
+          <w:b/>
+        </w:rPr>
+        <w:t>mechanism</w:t>
+      </w:r>
+      <w:r>
+        <w:rPr>
+          <w:b w:val="0"/>
+        </w:rPr>
+        <w:t>s.</w:t>
+      </w:r>
+    </w:p>
+    <w:p>
+      <w:pPr>
+        <w:spacing w:line="336" w:lineRule="auto" w:after="180"/>
+      </w:pPr>
+      <w:r>
+        <w:rPr>
+          <w:b w:val="0"/>
+        </w:rPr>
+        <w:t>A robot body or smart label proves none of them.</w:t>
       </w:r>
     </w:p>
     <w:p>
@@ -3122,7 +6041,14 @@
       </w:r>
     </w:p>
     <w:p>
-      <w:r>
+      <w:pPr>
+        <w:spacing w:line="336" w:lineRule="auto" w:after="180"/>
+        <w:shd w:fill="F5F1FB"/>
+      </w:pPr>
+      <w:r>
+        <w:rPr>
+          <w:b w:val="0"/>
+        </w:rPr>
         <w:t>Which detail supports the answer, and why does it matter?</w:t>
       </w:r>
     </w:p>
@@ -3160,8 +6086,26 @@
       </w:r>
     </w:p>
     <w:p>
-      <w:r>
-        <w:t>Scope note: this course mainly studies learning from examples. AI also includes symbolic and rule-based approaches. Ask how a system reasons or learns; a robot body or a simple automatic switch is insufficient evidence.</w:t>
+      <w:pPr>
+        <w:spacing w:line="336" w:lineRule="auto" w:after="180"/>
+      </w:pPr>
+      <w:r>
+        <w:rPr>
+          <w:b w:val="0"/>
+        </w:rPr>
+        <w:t xml:space="preserve">Scope note: this course mainly studies learning from examples. AI also includes symbolic and rule-based approaches. Ask how a system reasons or learns; a robot body or a simple automatic switch is insufficient </w:t>
+      </w:r>
+      <w:r>
+        <w:rPr>
+          <w:b/>
+        </w:rPr>
+        <w:t>evidence</w:t>
+      </w:r>
+      <w:r>
+        <w:rPr>
+          <w:b w:val="0"/>
+        </w:rPr>
+        <w:t>.</w:t>
       </w:r>
     </w:p>
     <w:p>
@@ -3305,18 +6249,120 @@
       </w:tr>
     </w:tbl>
     <w:p>
-      <w:r>
+      <w:pPr>
+        <w:spacing w:line="336" w:lineRule="auto" w:after="180"/>
+      </w:pPr>
+      <w:r>
+        <w:rPr>
+          <w:b w:val="0"/>
+        </w:rPr>
         <w:t>Six devices are a motion-triggered lamp, a trained photo sorter, a remote-controlled car, a calculator, an unspecified smart speaker and an unspecified robot vacuum.</w:t>
       </w:r>
     </w:p>
     <w:p>
-      <w:r>
-        <w:t>Classify all six using mechanism evidence. Which two need more information?</w:t>
-      </w:r>
-    </w:p>
-    <w:p>
-      <w:r>
-        <w:t>The lamp uses a fixed rule; the photo sorter uses a learned model; the car follows human commands; the calculator performs arithmetic. The speaker and vacuum need mechanism details. Products can combine mechanisms. A robot body or smart label proves none of them.</w:t>
+      <w:pPr>
+        <w:spacing w:line="336" w:lineRule="auto" w:after="180"/>
+        <w:shd w:fill="F5F1FB"/>
+      </w:pPr>
+      <w:r>
+        <w:rPr>
+          <w:b w:val="0"/>
+        </w:rPr>
+        <w:t xml:space="preserve">Classify all six using </w:t>
+      </w:r>
+      <w:r>
+        <w:rPr>
+          <w:b/>
+        </w:rPr>
+        <w:t>mechanism</w:t>
+      </w:r>
+      <w:r>
+        <w:rPr>
+          <w:b w:val="0"/>
+        </w:rPr>
+        <w:t xml:space="preserve"> </w:t>
+      </w:r>
+      <w:r>
+        <w:rPr>
+          <w:b/>
+        </w:rPr>
+        <w:t>evidence</w:t>
+      </w:r>
+      <w:r>
+        <w:rPr>
+          <w:b w:val="0"/>
+        </w:rPr>
+        <w:t xml:space="preserve">. Which two need </w:t>
+      </w:r>
+      <w:r>
+        <w:rPr>
+          <w:b/>
+        </w:rPr>
+        <w:t>more information</w:t>
+      </w:r>
+      <w:r>
+        <w:rPr>
+          <w:b w:val="0"/>
+        </w:rPr>
+        <w:t>?</w:t>
+      </w:r>
+    </w:p>
+    <w:p>
+      <w:pPr>
+        <w:spacing w:line="336" w:lineRule="auto" w:after="180"/>
+      </w:pPr>
+      <w:r>
+        <w:rPr>
+          <w:b w:val="0"/>
+        </w:rPr>
+        <w:t xml:space="preserve">The lamp uses a fixed rule; the photo sorter uses a </w:t>
+      </w:r>
+      <w:r>
+        <w:rPr>
+          <w:b/>
+        </w:rPr>
+        <w:t>learned model</w:t>
+      </w:r>
+      <w:r>
+        <w:rPr>
+          <w:b w:val="0"/>
+        </w:rPr>
+        <w:t xml:space="preserve">; the car follows human commands; the calculator performs arithmetic. The speaker and vacuum need </w:t>
+      </w:r>
+      <w:r>
+        <w:rPr>
+          <w:b/>
+        </w:rPr>
+        <w:t>mechanism</w:t>
+      </w:r>
+      <w:r>
+        <w:rPr>
+          <w:b w:val="0"/>
+        </w:rPr>
+        <w:t xml:space="preserve"> details. Products can combine </w:t>
+      </w:r>
+      <w:r>
+        <w:rPr>
+          <w:b/>
+        </w:rPr>
+        <w:t>mechanism</w:t>
+      </w:r>
+      <w:r>
+        <w:rPr>
+          <w:b w:val="0"/>
+        </w:rPr>
+        <w:t>s.</w:t>
+      </w:r>
+    </w:p>
+    <w:p>
+      <w:pPr>
+        <w:spacing w:line="336" w:lineRule="auto" w:after="180"/>
+      </w:pPr>
+      <w:r>
+        <w:rPr>
+          <w:b w:val="0"/>
+        </w:rPr>
+        <w:t>A robot body or smart label proves none of them.</w:t>
       </w:r>
     </w:p>
     <w:p>
@@ -3328,6 +6374,11 @@
       </w:r>
     </w:p>
     <w:p>
+      <w:r>
+        <w:t>Attempt the reserved greenhouse case before feedback. The other examples below are additional practice, not repeated fresh assessments.</w:t>
+      </w:r>
+    </w:p>
+    <w:p>
       <w:pPr>
         <w:pStyle w:val="Heading3"/>
       </w:pPr>
@@ -3336,8 +6387,61 @@
       </w:r>
     </w:p>
     <w:p>
-      <w:r>
-        <w:t>A school greenhouse estimates tomorrow's temperature using a model fitted on historical weather. A written rule displays CHECK PLANTS above 30 degrees C. A caretaker chooses whether to open a vent. Identify each mechanism and explain why a correct CHECK PLANTS message would not prove an accurate temperature prediction.</w:t>
+      <w:pPr>
+        <w:spacing w:line="336" w:lineRule="auto" w:after="180"/>
+      </w:pPr>
+      <w:r>
+        <w:rPr>
+          <w:b w:val="0"/>
+        </w:rPr>
+        <w:t xml:space="preserve">A school greenhouse estimates tomorrow's temperature using a model fitted on historical weather. A </w:t>
+      </w:r>
+      <w:r>
+        <w:rPr>
+          <w:b/>
+        </w:rPr>
+        <w:t>written rule</w:t>
+      </w:r>
+      <w:r>
+        <w:rPr>
+          <w:b w:val="0"/>
+        </w:rPr>
+        <w:t xml:space="preserve"> displays CHECK PLANTS above 30 degrees C. A caretaker chooses whether to open a vent.</w:t>
+      </w:r>
+    </w:p>
+    <w:p>
+      <w:pPr>
+        <w:spacing w:line="336" w:lineRule="auto" w:after="180"/>
+      </w:pPr>
+      <w:r>
+        <w:rPr>
+          <w:b w:val="0"/>
+        </w:rPr>
+        <w:t xml:space="preserve">Identify each </w:t>
+      </w:r>
+      <w:r>
+        <w:rPr>
+          <w:b/>
+        </w:rPr>
+        <w:t>mechanism</w:t>
+      </w:r>
+      <w:r>
+        <w:rPr>
+          <w:b w:val="0"/>
+        </w:rPr>
+        <w:t xml:space="preserve"> and explain why a correct CHECK PLANTS message would not prove an accurate temperature </w:t>
+      </w:r>
+      <w:r>
+        <w:rPr>
+          <w:b/>
+        </w:rPr>
+        <w:t>prediction</w:t>
+      </w:r>
+      <w:r>
+        <w:rPr>
+          <w:b w:val="0"/>
+        </w:rPr>
+        <w:t>.</w:t>
       </w:r>
     </w:p>
     <w:p>
@@ -3384,7 +6488,13 @@
       </w:r>
     </w:p>
     <w:p>
-      <w:r>
+      <w:pPr>
+        <w:spacing w:line="336" w:lineRule="auto" w:after="180"/>
+      </w:pPr>
+      <w:r>
+        <w:rPr>
+          <w:b w:val="0"/>
+        </w:rPr>
         <w:t>Attempt this case before feedback. Record any help. Earlier examples below are further practice; a case already practised with feedback cannot establish fresh transfer.</w:t>
       </w:r>
     </w:p>
@@ -3397,18 +6507,67 @@
       </w:r>
     </w:p>
     <w:p>
-      <w:r>
+      <w:pPr>
+        <w:spacing w:line="336" w:lineRule="auto" w:after="180"/>
+      </w:pPr>
+      <w:r>
+        <w:rPr>
+          <w:b w:val="0"/>
+        </w:rPr>
         <w:t>Close the worked explanation. Apply the idea to this different question without copying.</w:t>
       </w:r>
     </w:p>
     <w:p>
-      <w:r>
-        <w:t>A toy follows your steering buttons. A photo app learned from labelled pictures. A talking clock follows a written timetable. Which uses a learned model? What evidence supports each classification?</w:t>
-      </w:r>
-    </w:p>
-    <w:p>
-      <w:r>
-        <w:t>My answer, with a trace, calculation or supporting evidence</w:t>
+      <w:pPr>
+        <w:spacing w:line="336" w:lineRule="auto" w:after="180"/>
+        <w:shd w:fill="F5F1FB"/>
+      </w:pPr>
+      <w:r>
+        <w:rPr>
+          <w:b w:val="0"/>
+        </w:rPr>
+        <w:t xml:space="preserve">A toy follows your steering buttons. A photo app learned from labelled pictures. A talking clock follows a written timetable. Which uses a </w:t>
+      </w:r>
+      <w:r>
+        <w:rPr>
+          <w:b/>
+        </w:rPr>
+        <w:t>learned model</w:t>
+      </w:r>
+      <w:r>
+        <w:rPr>
+          <w:b w:val="0"/>
+        </w:rPr>
+        <w:t xml:space="preserve">? What </w:t>
+      </w:r>
+      <w:r>
+        <w:rPr>
+          <w:b/>
+        </w:rPr>
+        <w:t>evidence</w:t>
+      </w:r>
+      <w:r>
+        <w:rPr>
+          <w:b w:val="0"/>
+        </w:rPr>
+        <w:t xml:space="preserve"> supports each classification?</w:t>
+      </w:r>
+    </w:p>
+    <w:p>
+      <w:pPr>
+        <w:spacing w:line="336" w:lineRule="auto" w:after="180"/>
+      </w:pPr>
+      <w:r>
+        <w:rPr>
+          <w:b w:val="0"/>
+        </w:rPr>
+        <w:t xml:space="preserve">My answer, with a trace, calculation or supporting </w:t>
+      </w:r>
+      <w:r>
+        <w:rPr>
+          <w:b/>
+        </w:rPr>
+        <w:t>evidence</w:t>
       </w:r>
     </w:p>
     <w:p>
@@ -3453,13 +6612,37 @@
       </w:r>
     </w:p>
     <w:p>
-      <w:r>
+      <w:pPr>
+        <w:spacing w:line="336" w:lineRule="auto" w:after="180"/>
+      </w:pPr>
+      <w:r>
+        <w:rPr>
+          <w:b w:val="0"/>
+        </w:rPr>
         <w:t>Change one relevant detail. Predict the result before testing. Include a boundary or missing-information case when it helps reveal a limit.</w:t>
       </w:r>
     </w:p>
     <w:p>
-      <w:r>
-        <w:t>My changed input and expected result</w:t>
+      <w:pPr>
+        <w:spacing w:line="336" w:lineRule="auto" w:after="180"/>
+      </w:pPr>
+      <w:r>
+        <w:rPr>
+          <w:b w:val="0"/>
+        </w:rPr>
+        <w:t xml:space="preserve">My changed </w:t>
+      </w:r>
+      <w:r>
+        <w:rPr>
+          <w:b/>
+        </w:rPr>
+        <w:t>input</w:t>
+      </w:r>
+      <w:r>
+        <w:rPr>
+          <w:b w:val="0"/>
+        </w:rPr>
+        <w:t xml:space="preserve"> and expected result</w:t>
       </w:r>
     </w:p>
     <w:p>
@@ -3504,13 +6687,49 @@
       </w:r>
     </w:p>
     <w:p>
-      <w:r>
-        <w:t>Choose whether the Helpful Classroom Sorter needs a person, fixed rule, or learned model; justify the smallest safe solution.</w:t>
-      </w:r>
-    </w:p>
-    <w:p>
-      <w:r>
-        <w:t>The evidence I will keep</w:t>
+      <w:pPr>
+        <w:spacing w:line="336" w:lineRule="auto" w:after="180"/>
+      </w:pPr>
+      <w:r>
+        <w:rPr>
+          <w:b w:val="0"/>
+        </w:rPr>
+        <w:t xml:space="preserve">Choose whether the Helpful Classroom Sorter needs a person, fixed rule, or </w:t>
+      </w:r>
+      <w:r>
+        <w:rPr>
+          <w:b/>
+        </w:rPr>
+        <w:t>learned model</w:t>
+      </w:r>
+      <w:r>
+        <w:rPr>
+          <w:b w:val="0"/>
+        </w:rPr>
+        <w:t>; justify the smallest safe solution.</w:t>
+      </w:r>
+    </w:p>
+    <w:p>
+      <w:pPr>
+        <w:spacing w:line="336" w:lineRule="auto" w:after="180"/>
+      </w:pPr>
+      <w:r>
+        <w:rPr>
+          <w:b w:val="0"/>
+        </w:rPr>
+        <w:t xml:space="preserve">The </w:t>
+      </w:r>
+      <w:r>
+        <w:rPr>
+          <w:b/>
+        </w:rPr>
+        <w:t>evidence</w:t>
+      </w:r>
+      <w:r>
+        <w:rPr>
+          <w:b w:val="0"/>
+        </w:rPr>
+        <w:t xml:space="preserve"> I will keep</w:t>
       </w:r>
     </w:p>
     <w:p>
@@ -3547,8 +6766,26 @@
       </w:r>
     </w:p>
     <w:p>
-      <w:r>
-        <w:t>Your teacher has the independent answer and scoring criteria. Complete the matching workbook week to keep your practice evidence together.</w:t>
+      <w:pPr>
+        <w:spacing w:line="336" w:lineRule="auto" w:after="180"/>
+      </w:pPr>
+      <w:r>
+        <w:rPr>
+          <w:b w:val="0"/>
+        </w:rPr>
+        <w:t xml:space="preserve">Your teacher has the independent answer and scoring criteria. Complete the matching workbook week to keep your practice </w:t>
+      </w:r>
+      <w:r>
+        <w:rPr>
+          <w:b/>
+        </w:rPr>
+        <w:t>evidence</w:t>
+      </w:r>
+      <w:r>
+        <w:rPr>
+          <w:b w:val="0"/>
+        </w:rPr>
+        <w:t xml:space="preserve"> together.</w:t>
       </w:r>
     </w:p>
     <w:p>
@@ -3560,8 +6797,63 @@
       </w:r>
     </w:p>
     <w:p>
-      <w:r>
-        <w:t>A bus displays a delay prediction learned from past journeys. A written rule turns the display red above 10 minutes. A driver can override the message. Identify all three mechanisms. Would seeing a red display prove that learning occurred?</w:t>
+      <w:pPr>
+        <w:spacing w:line="336" w:lineRule="auto" w:after="180"/>
+        <w:shd w:fill="F5F1FB"/>
+      </w:pPr>
+      <w:r>
+        <w:rPr>
+          <w:b w:val="0"/>
+        </w:rPr>
+        <w:t xml:space="preserve">A bus displays a delay </w:t>
+      </w:r>
+      <w:r>
+        <w:rPr>
+          <w:b/>
+        </w:rPr>
+        <w:t>prediction</w:t>
+      </w:r>
+      <w:r>
+        <w:rPr>
+          <w:b w:val="0"/>
+        </w:rPr>
+        <w:t xml:space="preserve"> learned from past journeys. A </w:t>
+      </w:r>
+      <w:r>
+        <w:rPr>
+          <w:b/>
+        </w:rPr>
+        <w:t>written rule</w:t>
+      </w:r>
+      <w:r>
+        <w:rPr>
+          <w:b w:val="0"/>
+        </w:rPr>
+        <w:t xml:space="preserve"> turns the display red above 10 minutes. A driver can override the message. Identify all three </w:t>
+      </w:r>
+      <w:r>
+        <w:rPr>
+          <w:b/>
+        </w:rPr>
+        <w:t>mechanism</w:t>
+      </w:r>
+      <w:r>
+        <w:rPr>
+          <w:b w:val="0"/>
+        </w:rPr>
+        <w:t>s.</w:t>
+      </w:r>
+    </w:p>
+    <w:p>
+      <w:pPr>
+        <w:spacing w:line="336" w:lineRule="auto" w:after="180"/>
+        <w:shd w:fill="F5F1FB"/>
+      </w:pPr>
+      <w:r>
+        <w:rPr>
+          <w:b w:val="0"/>
+        </w:rPr>
+        <w:t>Would seeing a red display prove that learning occurred?</w:t>
       </w:r>
     </w:p>
     <w:p>
@@ -3616,8 +6908,25 @@
       </w:r>
     </w:p>
     <w:p>
-      <w:r>
-        <w:t>Attempt the independent case before hints. Record whether you worked alone, used a hint or followed a model. After feedback, fix the first unsupported step and explain why it changed. A later check uses a changed case, not a copied answer.</w:t>
+      <w:pPr>
+        <w:spacing w:line="336" w:lineRule="auto" w:after="180"/>
+      </w:pPr>
+      <w:r>
+        <w:rPr>
+          <w:b w:val="0"/>
+        </w:rPr>
+        <w:t>Attempt the independent case before hints. Record whether you worked alone, used a hint or followed a model. After feedback, fix the first unsupported step and explain why it changed.</w:t>
+      </w:r>
+    </w:p>
+    <w:p>
+      <w:pPr>
+        <w:spacing w:line="336" w:lineRule="auto" w:after="180"/>
+      </w:pPr>
+      <w:r>
+        <w:rPr>
+          <w:b w:val="0"/>
+        </w:rPr>
+        <w:t>A later check uses a changed case, not a copied answer.</w:t>
       </w:r>
     </w:p>
     <w:p>
@@ -3630,6 +6939,18 @@
     </w:p>
     <w:p>
       <w:r>
+        <w:t>Use this map to navigate the week and connect the goals to the evidence you will produce.</w:t>
+      </w:r>
+    </w:p>
+    <w:p>
+      <w:pPr>
+        <w:spacing w:line="336" w:lineRule="auto" w:after="180"/>
+        <w:shd w:fill="F5F1FB"/>
+      </w:pPr>
+      <w:r>
+        <w:rPr>
+          <w:b w:val="0"/>
+        </w:rPr>
         <w:t>Start with this question: A fictional school umbrella display shows TAKE ONE before lunch. What produced that advice?</w:t>
       </w:r>
     </w:p>
@@ -3736,13 +7057,61 @@
       </w:tr>
     </w:tbl>
     <w:p>
-      <w:r>
-        <w:t>Remember → watch and explain → try with help → investigate → try independently → keep project evidence. Your teacher may spread this lesson across several classes.</w:t>
-      </w:r>
-    </w:p>
-    <w:p>
-      <w:r>
-        <w:t>Keep your first prediction. Compare it with what the evidence shows and explain any change.</w:t>
+      <w:pPr>
+        <w:spacing w:line="336" w:lineRule="auto" w:after="180"/>
+      </w:pPr>
+      <w:r>
+        <w:rPr>
+          <w:b w:val="0"/>
+        </w:rPr>
+        <w:t xml:space="preserve">Remember → watch and explain → try with help → investigate → try independently → keep project </w:t>
+      </w:r>
+      <w:r>
+        <w:rPr>
+          <w:b/>
+        </w:rPr>
+        <w:t>evidence</w:t>
+      </w:r>
+      <w:r>
+        <w:rPr>
+          <w:b w:val="0"/>
+        </w:rPr>
+        <w:t>. Your teacher may spread this lesson across several classes.</w:t>
+      </w:r>
+    </w:p>
+    <w:p>
+      <w:pPr>
+        <w:spacing w:line="336" w:lineRule="auto" w:after="180"/>
+      </w:pPr>
+      <w:r>
+        <w:rPr>
+          <w:b w:val="0"/>
+        </w:rPr>
+        <w:t xml:space="preserve">Keep your first </w:t>
+      </w:r>
+      <w:r>
+        <w:rPr>
+          <w:b/>
+        </w:rPr>
+        <w:t>prediction</w:t>
+      </w:r>
+      <w:r>
+        <w:rPr>
+          <w:b w:val="0"/>
+        </w:rPr>
+        <w:t xml:space="preserve">. Compare it with what the </w:t>
+      </w:r>
+      <w:r>
+        <w:rPr>
+          <w:b/>
+        </w:rPr>
+        <w:t>evidence</w:t>
+      </w:r>
+      <w:r>
+        <w:rPr>
+          <w:b w:val="0"/>
+        </w:rPr>
+        <w:t xml:space="preserve"> shows and explain any change.</w:t>
       </w:r>
     </w:p>
     <w:p>
@@ -3755,6 +7124,17 @@
     </w:p>
     <w:p>
       <w:r>
+        <w:t>Explain the idea without notes, name a remaining question, and plan a later return check.</w:t>
+      </w:r>
+    </w:p>
+    <w:p>
+      <w:pPr>
+        <w:spacing w:line="336" w:lineRule="auto" w:after="180"/>
+      </w:pPr>
+      <w:r>
+        <w:rPr>
+          <w:b w:val="0"/>
+        </w:rPr>
         <w:t>Close your notes. Explain this goal in your own words: Distinguish an observed result from an explanation of how it was produced</w:t>
       </w:r>
     </w:p>
@@ -3792,13 +7172,61 @@
       </w:r>
     </w:p>
     <w:p>
-      <w:r>
-        <w:t>If you are unsure, return to the worked picture and explain one arrow. If you are ready, change an input or assumption and justify your prediction.</w:t>
-      </w:r>
-    </w:p>
-    <w:p>
-      <w:r>
-        <w:t>Save your workbook evidence. At the next review, try a different case before opening your old answer.</w:t>
+      <w:pPr>
+        <w:spacing w:line="336" w:lineRule="auto" w:after="180"/>
+      </w:pPr>
+      <w:r>
+        <w:rPr>
+          <w:b w:val="0"/>
+        </w:rPr>
+        <w:t xml:space="preserve">If you are unsure, return to the worked picture and explain one arrow. If you are ready, change an </w:t>
+      </w:r>
+      <w:r>
+        <w:rPr>
+          <w:b/>
+        </w:rPr>
+        <w:t>input</w:t>
+      </w:r>
+      <w:r>
+        <w:rPr>
+          <w:b w:val="0"/>
+        </w:rPr>
+        <w:t xml:space="preserve"> or assumption and justify your </w:t>
+      </w:r>
+      <w:r>
+        <w:rPr>
+          <w:b/>
+        </w:rPr>
+        <w:t>prediction</w:t>
+      </w:r>
+      <w:r>
+        <w:rPr>
+          <w:b w:val="0"/>
+        </w:rPr>
+        <w:t>.</w:t>
+      </w:r>
+    </w:p>
+    <w:p>
+      <w:pPr>
+        <w:spacing w:line="336" w:lineRule="auto" w:after="180"/>
+      </w:pPr>
+      <w:r>
+        <w:rPr>
+          <w:b w:val="0"/>
+        </w:rPr>
+        <w:t xml:space="preserve">Save your workbook </w:t>
+      </w:r>
+      <w:r>
+        <w:rPr>
+          <w:b/>
+        </w:rPr>
+        <w:t>evidence</w:t>
+      </w:r>
+      <w:r>
+        <w:rPr>
+          <w:b w:val="0"/>
+        </w:rPr>
+        <w:t>. At the next review, try a different case before opening your old answer.</w:t>
       </w:r>
     </w:p>
     <w:p>
@@ -3811,11 +7239,29 @@
     </w:p>
     <w:p>
       <w:r>
+        <w:t>Use supported questions, hints and feedback to improve an explanation, then keep your completed work.</w:t>
+      </w:r>
+    </w:p>
+    <w:p>
+      <w:pPr>
+        <w:spacing w:line="336" w:lineRule="auto" w:after="180"/>
+      </w:pPr>
+      <w:r>
+        <w:rPr>
+          <w:b w:val="0"/>
+        </w:rPr>
         <w:t>Use this supported practice once, in the browser or on paper. Keep the reserved independent assessment for a separate first attempt before teacher feedback.</w:t>
       </w:r>
     </w:p>
     <w:p>
-      <w:r>
+      <w:pPr>
+        <w:spacing w:line="336" w:lineRule="auto" w:after="180"/>
+        <w:shd w:fill="F5F1FB"/>
+      </w:pPr>
+      <w:r>
+        <w:rPr>
+          <w:b w:val="0"/>
+        </w:rPr>
         <w:t>A fictional school umbrella display shows TAKE ONE before lunch. What produced that advice?</w:t>
       </w:r>
     </w:p>
@@ -3828,27 +7274,61 @@
       </w:r>
     </w:p>
     <w:p>
-      <w:r>
+      <w:pPr>
+        <w:spacing w:line="336" w:lineRule="auto" w:after="180"/>
+      </w:pPr>
+      <w:r>
+        <w:rPr>
+          <w:b w:val="0"/>
+        </w:rPr>
         <w:t>Which labelled step matches this detail? The teacher checks current conditions before distributing umbrellas.</w:t>
       </w:r>
     </w:p>
     <w:p>
-      <w:r>
+      <w:pPr>
+        <w:spacing w:line="336" w:lineRule="auto" w:after="180"/>
+        <w:shd w:fill="F4F9FC"/>
+      </w:pPr>
+      <w:r>
+        <w:rPr>
+          <w:b w:val="0"/>
+        </w:rPr>
         <w:t>1. Weather records</w:t>
       </w:r>
     </w:p>
     <w:p>
-      <w:r>
+      <w:pPr>
+        <w:spacing w:line="336" w:lineRule="auto" w:after="180"/>
+        <w:shd w:fill="F4F9FC"/>
+      </w:pPr>
+      <w:r>
+        <w:rPr>
+          <w:b w:val="0"/>
+        </w:rPr>
         <w:t>2. Final decision</w:t>
       </w:r>
     </w:p>
     <w:p>
-      <w:r>
+      <w:pPr>
+        <w:spacing w:line="336" w:lineRule="auto" w:after="180"/>
+        <w:shd w:fill="F4F9FC"/>
+      </w:pPr>
+      <w:r>
+        <w:rPr>
+          <w:b w:val="0"/>
+        </w:rPr>
         <w:t>3. Display rule</w:t>
       </w:r>
     </w:p>
     <w:p>
-      <w:r>
+      <w:pPr>
+        <w:spacing w:line="336" w:lineRule="auto" w:after="180"/>
+        <w:shd w:fill="F4F9FC"/>
+      </w:pPr>
+      <w:r>
+        <w:rPr>
+          <w:b w:val="0"/>
+        </w:rPr>
         <w:t>4. Forecast</w:t>
       </w:r>
     </w:p>
@@ -3886,41 +7366,203 @@
       </w:r>
     </w:p>
     <w:p>
-      <w:r>
+      <w:pPr>
+        <w:pStyle w:val="Heading3"/>
+      </w:pPr>
+      <w:r>
+        <w:t>Hint · use only after trying</w:t>
+      </w:r>
+    </w:p>
+    <w:p>
+      <w:pPr>
+        <w:spacing w:line="336" w:lineRule="auto" w:after="180"/>
+        <w:shd w:fill="F1F6F8"/>
+      </w:pPr>
+      <w:r>
+        <w:rPr>
+          <w:b w:val="0"/>
+        </w:rPr>
         <w:t>Hint if needed: Read the steps in the pictorial case. Match the supplied detail to the stage that performs or records it.</w:t>
       </w:r>
     </w:p>
     <w:p>
-      <w:r>
-        <w:t>After your attempt, compare with the supported explanation: Final decision The teacher checks current conditions before distributing umbrellas. The fitting record supports calling the forecasting stage learned. Comparing 70 with 60 is an explicit rule. The final action belongs to a person. Merely seeing TAKE ONE would not reveal any of these mechanisms; the process notes supply that evidence.</w:t>
-      </w:r>
-    </w:p>
-    <w:p>
       <w:pPr>
         <w:pStyle w:val="Heading3"/>
       </w:pPr>
       <w:r>
+        <w:t>Feedback · compare after your attempt</w:t>
+      </w:r>
+    </w:p>
+    <w:p>
+      <w:pPr>
+        <w:spacing w:line="336" w:lineRule="auto" w:after="180"/>
+        <w:shd w:fill="F1F6FC"/>
+      </w:pPr>
+      <w:r>
+        <w:rPr>
+          <w:b w:val="0"/>
+        </w:rPr>
+        <w:t xml:space="preserve">After your attempt, compare with the supported explanation: Final decision The teacher checks current conditions before distributing umbrellas. The </w:t>
+      </w:r>
+      <w:r>
+        <w:rPr>
+          <w:b/>
+        </w:rPr>
+        <w:t>fitting</w:t>
+      </w:r>
+      <w:r>
+        <w:rPr>
+          <w:b w:val="0"/>
+        </w:rPr>
+        <w:t xml:space="preserve"> record supports calling the forecasting stage learned.</w:t>
+      </w:r>
+    </w:p>
+    <w:p>
+      <w:pPr>
+        <w:spacing w:line="336" w:lineRule="auto" w:after="180"/>
+        <w:shd w:fill="F1F6FC"/>
+      </w:pPr>
+      <w:r>
+        <w:rPr>
+          <w:b w:val="0"/>
+        </w:rPr>
+        <w:t xml:space="preserve">Comparing 70 with 60 is an explicit rule. The final action belongs to a person. Merely seeing TAKE ONE would not reveal any of these </w:t>
+      </w:r>
+      <w:r>
+        <w:rPr>
+          <w:b/>
+        </w:rPr>
+        <w:t>mechanism</w:t>
+      </w:r>
+      <w:r>
+        <w:rPr>
+          <w:b w:val="0"/>
+        </w:rPr>
+        <w:t xml:space="preserve">s; the </w:t>
+      </w:r>
+      <w:r>
+        <w:rPr>
+          <w:b/>
+        </w:rPr>
+        <w:t>process</w:t>
+      </w:r>
+      <w:r>
+        <w:rPr>
+          <w:b w:val="0"/>
+        </w:rPr>
+        <w:t xml:space="preserve"> notes supply that </w:t>
+      </w:r>
+      <w:r>
+        <w:rPr>
+          <w:b/>
+        </w:rPr>
+        <w:t>evidence</w:t>
+      </w:r>
+      <w:r>
+        <w:rPr>
+          <w:b w:val="0"/>
+        </w:rPr>
+        <w:t>.</w:t>
+      </w:r>
+    </w:p>
+    <w:p>
+      <w:pPr>
+        <w:pStyle w:val="Heading3"/>
+      </w:pPr>
+      <w:r>
         <w:t>Practice 2: explain the deciding evidence</w:t>
       </w:r>
     </w:p>
     <w:p>
-      <w:r>
-        <w:t>Changed-case practice: Keep the forecast but raise the display boundary to 80%. Which conclusion is supported by the supplied facts?</w:t>
-      </w:r>
-    </w:p>
-    <w:p>
-      <w:r>
-        <w:t>1. This one example guarantees correct results for every future input.</w:t>
-      </w:r>
-    </w:p>
-    <w:p>
-      <w:r>
+      <w:pPr>
+        <w:pStyle w:val="Heading3"/>
+      </w:pPr>
+      <w:r>
+        <w:t>Changed case · predict first</w:t>
+      </w:r>
+    </w:p>
+    <w:p>
+      <w:pPr>
+        <w:spacing w:line="336" w:lineRule="auto" w:after="180"/>
+        <w:shd w:fill="F5F1FB"/>
+      </w:pPr>
+      <w:r>
+        <w:rPr>
+          <w:b w:val="0"/>
+        </w:rPr>
+        <w:t xml:space="preserve">Changed-case practice: Keep the forecast but raise the display boundary to </w:t>
+      </w:r>
+      <w:r>
+        <w:rPr>
+          <w:b/>
+        </w:rPr>
+        <w:t>80%</w:t>
+      </w:r>
+      <w:r>
+        <w:rPr>
+          <w:b w:val="0"/>
+        </w:rPr>
+        <w:t>. Which conclusion is supported by the supplied facts?</w:t>
+      </w:r>
+    </w:p>
+    <w:p>
+      <w:pPr>
+        <w:spacing w:line="336" w:lineRule="auto" w:after="180"/>
+        <w:shd w:fill="F4F9FC"/>
+      </w:pPr>
+      <w:r>
+        <w:rPr>
+          <w:b w:val="0"/>
+        </w:rPr>
+        <w:t xml:space="preserve">1. This one example guarantees correct results for every future </w:t>
+      </w:r>
+      <w:r>
+        <w:rPr>
+          <w:b/>
+        </w:rPr>
+        <w:t>input</w:t>
+      </w:r>
+      <w:r>
+        <w:rPr>
+          <w:b w:val="0"/>
+        </w:rPr>
+        <w:t>.</w:t>
+      </w:r>
+    </w:p>
+    <w:p>
+      <w:pPr>
+        <w:spacing w:line="336" w:lineRule="auto" w:after="180"/>
+        <w:shd w:fill="F4F9FC"/>
+      </w:pPr>
+      <w:r>
+        <w:rPr>
+          <w:b w:val="0"/>
+        </w:rPr>
         <w:t>2. The display no longer says TAKE ONE.</w:t>
       </w:r>
     </w:p>
     <w:p>
-      <w:r>
-        <w:t>3. We can decide the result without examining the changed input or the procedure.</w:t>
+      <w:pPr>
+        <w:spacing w:line="336" w:lineRule="auto" w:after="180"/>
+        <w:shd w:fill="F4F9FC"/>
+      </w:pPr>
+      <w:r>
+        <w:rPr>
+          <w:b w:val="0"/>
+        </w:rPr>
+        <w:t xml:space="preserve">3. We can decide the result without examining the changed </w:t>
+      </w:r>
+      <w:r>
+        <w:rPr>
+          <w:b/>
+        </w:rPr>
+        <w:t>input</w:t>
+      </w:r>
+      <w:r>
+        <w:rPr>
+          <w:b w:val="0"/>
+        </w:rPr>
+        <w:t xml:space="preserve"> or the procedure.</w:t>
       </w:r>
     </w:p>
     <w:p>
@@ -3957,12 +7599,42 @@
       </w:r>
     </w:p>
     <w:p>
-      <w:r>
+      <w:pPr>
+        <w:pStyle w:val="Heading3"/>
+      </w:pPr>
+      <w:r>
+        <w:t>Hint · use only after trying</w:t>
+      </w:r>
+    </w:p>
+    <w:p>
+      <w:pPr>
+        <w:spacing w:line="336" w:lineRule="auto" w:after="180"/>
+        <w:shd w:fill="F1F6F8"/>
+      </w:pPr>
+      <w:r>
+        <w:rPr>
+          <w:b w:val="0"/>
+        </w:rPr>
         <w:t>Hint if needed: Use the changed condition and the deciding step in the pictorial trace. The answer must say what follows from those facts.</w:t>
       </w:r>
     </w:p>
     <w:p>
-      <w:r>
+      <w:pPr>
+        <w:pStyle w:val="Heading3"/>
+      </w:pPr>
+      <w:r>
+        <w:t>Feedback · compare after your attempt</w:t>
+      </w:r>
+    </w:p>
+    <w:p>
+      <w:pPr>
+        <w:spacing w:line="336" w:lineRule="auto" w:after="180"/>
+        <w:shd w:fill="F1F6FC"/>
+      </w:pPr>
+      <w:r>
+        <w:rPr>
+          <w:b w:val="0"/>
+        </w:rPr>
         <w:t>After your attempt, compare with the supported explanation: The display no longer says TAKE ONE. 70 is below 80; changing a display rule does not refit the model.</w:t>
       </w:r>
     </w:p>
@@ -3975,8 +7647,38 @@
       </w:r>
     </w:p>
     <w:p>
-      <w:r>
-        <w:t>This is the starting lesson. Ask your teacher to model one observation, one written rule and one deciding step, then try your own example.</w:t>
+      <w:pPr>
+        <w:spacing w:line="336" w:lineRule="auto" w:after="180"/>
+      </w:pPr>
+      <w:r>
+        <w:rPr>
+          <w:b w:val="0"/>
+        </w:rPr>
+        <w:t xml:space="preserve">This is the starting lesson. Ask your teacher to model one </w:t>
+      </w:r>
+      <w:r>
+        <w:rPr>
+          <w:b/>
+        </w:rPr>
+        <w:t>observation</w:t>
+      </w:r>
+      <w:r>
+        <w:rPr>
+          <w:b w:val="0"/>
+        </w:rPr>
+        <w:t xml:space="preserve">, one </w:t>
+      </w:r>
+      <w:r>
+        <w:rPr>
+          <w:b/>
+        </w:rPr>
+        <w:t>written rule</w:t>
+      </w:r>
+      <w:r>
+        <w:rPr>
+          <w:b w:val="0"/>
+        </w:rPr>
+        <w:t xml:space="preserve"> and one deciding step, then try your own example.</w:t>
       </w:r>
     </w:p>
     <w:p>
@@ -3988,8 +7690,644 @@
       </w:r>
     </w:p>
     <w:p>
-      <w:r>
-        <w:t>Use Download completed work in the hosted lesson to export your answers, reflections, practice feedback and code-run evidence. Open the HTML copy to read or print it. Drafts stay in this browser when storage is available; clear drafts on a shared device.</w:t>
+      <w:pPr>
+        <w:spacing w:line="336" w:lineRule="auto" w:after="180"/>
+      </w:pPr>
+      <w:r>
+        <w:rPr>
+          <w:b w:val="0"/>
+        </w:rPr>
+        <w:t xml:space="preserve">Use Download completed work in the hosted lesson to export your answers, reflections, practice feedback and code-run </w:t>
+      </w:r>
+      <w:r>
+        <w:rPr>
+          <w:b/>
+        </w:rPr>
+        <w:t>evidence</w:t>
+      </w:r>
+      <w:r>
+        <w:rPr>
+          <w:b w:val="0"/>
+        </w:rPr>
+        <w:t>. Open the HTML copy to read or print it.</w:t>
+      </w:r>
+    </w:p>
+    <w:p>
+      <w:pPr>
+        <w:spacing w:line="336" w:lineRule="auto" w:after="180"/>
+      </w:pPr>
+      <w:r>
+        <w:rPr>
+          <w:b w:val="0"/>
+        </w:rPr>
+        <w:t>Drafts stay in this browser when storage is available; clear drafts on a shared device.</w:t>
+      </w:r>
+    </w:p>
+    <w:p>
+      <w:pPr>
+        <w:pStyle w:val="Heading1"/>
+      </w:pPr>
+      <w:r>
+        <w:t>18. Visual concept journey</w:t>
+      </w:r>
+    </w:p>
+    <w:p>
+      <w:r>
+        <w:t>Read each graphic, explain one labelled step, and connect its evidence to your project.</w:t>
+      </w:r>
+    </w:p>
+    <w:p>
+      <w:pPr>
+        <w:pStyle w:val="Heading3"/>
+      </w:pPr>
+      <w:r>
+        <w:t>01. Seeing a result is not explaining it</w:t>
+      </w:r>
+    </w:p>
+    <w:p>
+      <w:r>
+        <w:drawing>
+          <wp:inline xmlns:a="http://schemas.openxmlformats.org/drawingml/2006/main" xmlns:pic="http://schemas.openxmlformats.org/drawingml/2006/picture">
+            <wp:extent cx="5486400" cy="3291840"/>
+            <wp:docPr id="22" name="Picture 22" descr="A bus has a red display showing a 12-minute delay. That is an observation. A supplied engineering note says past journeys fitted the delay model; that is evidence about its mechanism."/>
+            <wp:cNvGraphicFramePr>
+              <a:graphicFrameLocks noChangeAspect="1"/>
+            </wp:cNvGraphicFramePr>
+            <a:graphic>
+              <a:graphicData uri="http://schemas.openxmlformats.org/drawingml/2006/picture">
+                <pic:pic>
+                  <pic:nvPicPr>
+                    <pic:cNvPr id="0" name="academy-story-ai-1-1-01.png"/>
+                    <pic:cNvPicPr/>
+                  </pic:nvPicPr>
+                  <pic:blipFill>
+                    <a:blip r:embed="rId30"/>
+                    <a:stretch>
+                      <a:fillRect/>
+                    </a:stretch>
+                  </pic:blipFill>
+                  <pic:spPr>
+                    <a:xfrm>
+                      <a:off x="0" y="0"/>
+                      <a:ext cx="5486400" cy="3291840"/>
+                    </a:xfrm>
+                    <a:prstGeom prst="rect"/>
+                  </pic:spPr>
+                </pic:pic>
+              </a:graphicData>
+            </a:graphic>
+          </wp:inline>
+        </w:drawing>
+      </w:r>
+    </w:p>
+    <w:p>
+      <w:pPr>
+        <w:spacing w:line="336" w:lineRule="auto" w:after="180"/>
+      </w:pPr>
+      <w:r>
+        <w:rPr>
+          <w:b w:val="0"/>
+        </w:rPr>
+        <w:t xml:space="preserve">A bus has a red display showing a 12-minute delay. That is an </w:t>
+      </w:r>
+      <w:r>
+        <w:rPr>
+          <w:b/>
+        </w:rPr>
+        <w:t>observation</w:t>
+      </w:r>
+      <w:r>
+        <w:rPr>
+          <w:b w:val="0"/>
+        </w:rPr>
+        <w:t xml:space="preserve">. A supplied engineering note says past journeys fitted the delay model; that is </w:t>
+      </w:r>
+      <w:r>
+        <w:rPr>
+          <w:b/>
+        </w:rPr>
+        <w:t>evidence</w:t>
+      </w:r>
+      <w:r>
+        <w:rPr>
+          <w:b w:val="0"/>
+        </w:rPr>
+        <w:t xml:space="preserve"> about its </w:t>
+      </w:r>
+      <w:r>
+        <w:rPr>
+          <w:b/>
+        </w:rPr>
+        <w:t>mechanism</w:t>
+      </w:r>
+      <w:r>
+        <w:rPr>
+          <w:b w:val="0"/>
+        </w:rPr>
+        <w:t>.</w:t>
+      </w:r>
+    </w:p>
+    <w:p>
+      <w:pPr>
+        <w:spacing w:line="336" w:lineRule="auto" w:after="180"/>
+        <w:shd w:fill="F5F1FB"/>
+      </w:pPr>
+      <w:r>
+        <w:rPr>
+          <w:b w:val="0"/>
+        </w:rPr>
+        <w:t xml:space="preserve">Name one </w:t>
+      </w:r>
+      <w:r>
+        <w:rPr>
+          <w:b/>
+        </w:rPr>
+        <w:t>observation</w:t>
+      </w:r>
+      <w:r>
+        <w:rPr>
+          <w:b w:val="0"/>
+        </w:rPr>
+        <w:t xml:space="preserve"> and one claim that needs more </w:t>
+      </w:r>
+      <w:r>
+        <w:rPr>
+          <w:b/>
+        </w:rPr>
+        <w:t>evidence</w:t>
+      </w:r>
+      <w:r>
+        <w:rPr>
+          <w:b w:val="0"/>
+        </w:rPr>
+        <w:t>.</w:t>
+      </w:r>
+    </w:p>
+    <w:p>
+      <w:pPr>
+        <w:pStyle w:val="Heading3"/>
+      </w:pPr>
+      <w:r>
+        <w:t>02. Who or what makes this decision?</w:t>
+      </w:r>
+    </w:p>
+    <w:p>
+      <w:r>
+        <w:drawing>
+          <wp:inline xmlns:a="http://schemas.openxmlformats.org/drawingml/2006/main" xmlns:pic="http://schemas.openxmlformats.org/drawingml/2006/picture">
+            <wp:extent cx="5486400" cy="3291840"/>
+            <wp:docPr id="23" name="Picture 23" descr="A remote-controlled car follows human commands, a motion lamp follows a written rule, and a trained photo sorter applies a learned model. A product can combine mechanisms. AI also includes symbolic reasoning."/>
+            <wp:cNvGraphicFramePr>
+              <a:graphicFrameLocks noChangeAspect="1"/>
+            </wp:cNvGraphicFramePr>
+            <a:graphic>
+              <a:graphicData uri="http://schemas.openxmlformats.org/drawingml/2006/picture">
+                <pic:pic>
+                  <pic:nvPicPr>
+                    <pic:cNvPr id="0" name="academy-story-ai-1-1-02.png"/>
+                    <pic:cNvPicPr/>
+                  </pic:nvPicPr>
+                  <pic:blipFill>
+                    <a:blip r:embed="rId31"/>
+                    <a:stretch>
+                      <a:fillRect/>
+                    </a:stretch>
+                  </pic:blipFill>
+                  <pic:spPr>
+                    <a:xfrm>
+                      <a:off x="0" y="0"/>
+                      <a:ext cx="5486400" cy="3291840"/>
+                    </a:xfrm>
+                    <a:prstGeom prst="rect"/>
+                  </pic:spPr>
+                </pic:pic>
+              </a:graphicData>
+            </a:graphic>
+          </wp:inline>
+        </w:drawing>
+      </w:r>
+    </w:p>
+    <w:p>
+      <w:pPr>
+        <w:spacing w:line="336" w:lineRule="auto" w:after="180"/>
+      </w:pPr>
+      <w:r>
+        <w:rPr>
+          <w:b w:val="0"/>
+        </w:rPr>
+        <w:t xml:space="preserve">A remote-controlled car follows human commands, a motion lamp follows a </w:t>
+      </w:r>
+      <w:r>
+        <w:rPr>
+          <w:b/>
+        </w:rPr>
+        <w:t>written rule</w:t>
+      </w:r>
+      <w:r>
+        <w:rPr>
+          <w:b w:val="0"/>
+        </w:rPr>
+        <w:t xml:space="preserve">, and a trained photo sorter applies a </w:t>
+      </w:r>
+      <w:r>
+        <w:rPr>
+          <w:b/>
+        </w:rPr>
+        <w:t>learned model</w:t>
+      </w:r>
+      <w:r>
+        <w:rPr>
+          <w:b w:val="0"/>
+        </w:rPr>
+        <w:t xml:space="preserve">. A product can combine </w:t>
+      </w:r>
+      <w:r>
+        <w:rPr>
+          <w:b/>
+        </w:rPr>
+        <w:t>mechanism</w:t>
+      </w:r>
+      <w:r>
+        <w:rPr>
+          <w:b w:val="0"/>
+        </w:rPr>
+        <w:t>s. AI also includes symbolic reasoning.</w:t>
+      </w:r>
+    </w:p>
+    <w:p>
+      <w:pPr>
+        <w:spacing w:line="336" w:lineRule="auto" w:after="180"/>
+        <w:shd w:fill="F5F1FB"/>
+      </w:pPr>
+      <w:r>
+        <w:rPr>
+          <w:b w:val="0"/>
+        </w:rPr>
+        <w:t>Point to who or what makes each decision.</w:t>
+      </w:r>
+    </w:p>
+    <w:p>
+      <w:pPr>
+        <w:pStyle w:val="Heading3"/>
+      </w:pPr>
+      <w:r>
+        <w:t>03. One bus display. Three different decisions.</w:t>
+      </w:r>
+    </w:p>
+    <w:p>
+      <w:r>
+        <w:drawing>
+          <wp:inline xmlns:a="http://schemas.openxmlformats.org/drawingml/2006/main" xmlns:pic="http://schemas.openxmlformats.org/drawingml/2006/picture">
+            <wp:extent cx="5486400" cy="3291840"/>
+            <wp:docPr id="24" name="Picture 24" descr="Three separate rows trace the bus estimate, display colour and driver override. The fitted model estimates 12 minutes; the written greater-than-10 rule makes the display red; the driver can choose ROUTE CLOSED."/>
+            <wp:cNvGraphicFramePr>
+              <a:graphicFrameLocks noChangeAspect="1"/>
+            </wp:cNvGraphicFramePr>
+            <a:graphic>
+              <a:graphicData uri="http://schemas.openxmlformats.org/drawingml/2006/picture">
+                <pic:pic>
+                  <pic:nvPicPr>
+                    <pic:cNvPr id="0" name="academy-story-ai-1-1-03.png"/>
+                    <pic:cNvPicPr/>
+                  </pic:nvPicPr>
+                  <pic:blipFill>
+                    <a:blip r:embed="rId32"/>
+                    <a:stretch>
+                      <a:fillRect/>
+                    </a:stretch>
+                  </pic:blipFill>
+                  <pic:spPr>
+                    <a:xfrm>
+                      <a:off x="0" y="0"/>
+                      <a:ext cx="5486400" cy="3291840"/>
+                    </a:xfrm>
+                    <a:prstGeom prst="rect"/>
+                  </pic:spPr>
+                </pic:pic>
+              </a:graphicData>
+            </a:graphic>
+          </wp:inline>
+        </w:drawing>
+      </w:r>
+    </w:p>
+    <w:p>
+      <w:pPr>
+        <w:spacing w:line="336" w:lineRule="auto" w:after="180"/>
+      </w:pPr>
+      <w:r>
+        <w:rPr>
+          <w:b w:val="0"/>
+        </w:rPr>
+        <w:t xml:space="preserve">Three separate rows trace the bus estimate, display colour and driver override. The fitted model estimates </w:t>
+      </w:r>
+      <w:r>
+        <w:rPr>
+          <w:b/>
+        </w:rPr>
+        <w:t>12 minutes</w:t>
+      </w:r>
+      <w:r>
+        <w:rPr>
+          <w:b w:val="0"/>
+        </w:rPr>
+        <w:t>; the written greater-than-10 rule makes the display red; the driver can choose ROUTE CLOSED.</w:t>
+      </w:r>
+    </w:p>
+    <w:p>
+      <w:pPr>
+        <w:spacing w:line="336" w:lineRule="auto" w:after="180"/>
+        <w:shd w:fill="F5F1FB"/>
+      </w:pPr>
+      <w:r>
+        <w:rPr>
+          <w:b w:val="0"/>
+        </w:rPr>
+        <w:t>Trace the number, colour and override separately.</w:t>
+      </w:r>
+    </w:p>
+    <w:p>
+      <w:pPr>
+        <w:pStyle w:val="Heading3"/>
+      </w:pPr>
+      <w:r>
+        <w:t>04. Learn first. Predict later.</w:t>
+      </w:r>
+    </w:p>
+    <w:p>
+      <w:r>
+        <w:drawing>
+          <wp:inline xmlns:a="http://schemas.openxmlformats.org/drawingml/2006/main" xmlns:pic="http://schemas.openxmlformats.org/drawingml/2006/picture">
+            <wp:extent cx="5486400" cy="3291840"/>
+            <wp:docPr id="25" name="Picture 25" descr="Earlier weather records are used to fit a model. Later, new measurements are passed to that fitted model to obtain a 70 percent rain forecast. It is an estimate, not a guarantee."/>
+            <wp:cNvGraphicFramePr>
+              <a:graphicFrameLocks noChangeAspect="1"/>
+            </wp:cNvGraphicFramePr>
+            <a:graphic>
+              <a:graphicData uri="http://schemas.openxmlformats.org/drawingml/2006/picture">
+                <pic:pic>
+                  <pic:nvPicPr>
+                    <pic:cNvPr id="0" name="academy-story-ai-1-1-04.png"/>
+                    <pic:cNvPicPr/>
+                  </pic:nvPicPr>
+                  <pic:blipFill>
+                    <a:blip r:embed="rId33"/>
+                    <a:stretch>
+                      <a:fillRect/>
+                    </a:stretch>
+                  </pic:blipFill>
+                  <pic:spPr>
+                    <a:xfrm>
+                      <a:off x="0" y="0"/>
+                      <a:ext cx="5486400" cy="3291840"/>
+                    </a:xfrm>
+                    <a:prstGeom prst="rect"/>
+                  </pic:spPr>
+                </pic:pic>
+              </a:graphicData>
+            </a:graphic>
+          </wp:inline>
+        </w:drawing>
+      </w:r>
+    </w:p>
+    <w:p>
+      <w:pPr>
+        <w:spacing w:line="336" w:lineRule="auto" w:after="180"/>
+      </w:pPr>
+      <w:r>
+        <w:rPr>
+          <w:b w:val="0"/>
+        </w:rPr>
+        <w:t>Earlier weather records are used to fit a model. Later, new measurements are passed to that fitted model to obtain a 70 percent rain forecast. It is an estimate, not a guarantee.</w:t>
+      </w:r>
+    </w:p>
+    <w:p>
+      <w:pPr>
+        <w:spacing w:line="336" w:lineRule="auto" w:after="180"/>
+        <w:shd w:fill="F5F1FB"/>
+      </w:pPr>
+      <w:r>
+        <w:rPr>
+          <w:b w:val="0"/>
+        </w:rPr>
+        <w:t>Which steps use earlier examples, and which use a fitted model?</w:t>
+      </w:r>
+    </w:p>
+    <w:p>
+      <w:pPr>
+        <w:pStyle w:val="Heading3"/>
+      </w:pPr>
+      <w:r>
+        <w:t>05. Change the rule. Keep the forecast.</w:t>
+      </w:r>
+    </w:p>
+    <w:p>
+      <w:r>
+        <w:drawing>
+          <wp:inline xmlns:a="http://schemas.openxmlformats.org/drawingml/2006/main" xmlns:pic="http://schemas.openxmlformats.org/drawingml/2006/picture">
+            <wp:extent cx="5486400" cy="3291840"/>
+            <wp:docPr id="26" name="Picture 26" descr="With a 70 percent rain forecast, a 60 percent-or-more rule displays TAKE ONE. An 80 percent-or-more rule does not trigger that message. Only the boundary changed; the fitted model and forecast did not."/>
+            <wp:cNvGraphicFramePr>
+              <a:graphicFrameLocks noChangeAspect="1"/>
+            </wp:cNvGraphicFramePr>
+            <a:graphic>
+              <a:graphicData uri="http://schemas.openxmlformats.org/drawingml/2006/picture">
+                <pic:pic>
+                  <pic:nvPicPr>
+                    <pic:cNvPr id="0" name="academy-story-ai-1-1-05.png"/>
+                    <pic:cNvPicPr/>
+                  </pic:nvPicPr>
+                  <pic:blipFill>
+                    <a:blip r:embed="rId34"/>
+                    <a:stretch>
+                      <a:fillRect/>
+                    </a:stretch>
+                  </pic:blipFill>
+                  <pic:spPr>
+                    <a:xfrm>
+                      <a:off x="0" y="0"/>
+                      <a:ext cx="5486400" cy="3291840"/>
+                    </a:xfrm>
+                    <a:prstGeom prst="rect"/>
+                  </pic:spPr>
+                </pic:pic>
+              </a:graphicData>
+            </a:graphic>
+          </wp:inline>
+        </w:drawing>
+      </w:r>
+    </w:p>
+    <w:p>
+      <w:pPr>
+        <w:spacing w:line="336" w:lineRule="auto" w:after="180"/>
+      </w:pPr>
+      <w:r>
+        <w:rPr>
+          <w:b w:val="0"/>
+        </w:rPr>
+        <w:t>With a 70 percent rain forecast, a 60 percent-or-more rule displays TAKE ONE. An 80 percent-or-more rule does not trigger that message. Only the boundary changed; the fitted model and forecast did not.</w:t>
+      </w:r>
+    </w:p>
+    <w:p>
+      <w:pPr>
+        <w:spacing w:line="336" w:lineRule="auto" w:after="180"/>
+        <w:shd w:fill="F5F1FB"/>
+      </w:pPr>
+      <w:r>
+        <w:rPr>
+          <w:b w:val="0"/>
+        </w:rPr>
+        <w:t xml:space="preserve">Keep the forecast fixed at </w:t>
+      </w:r>
+      <w:r>
+        <w:rPr>
+          <w:b/>
+        </w:rPr>
+        <w:t>70%</w:t>
+      </w:r>
+      <w:r>
+        <w:rPr>
+          <w:b w:val="0"/>
+        </w:rPr>
+        <w:t xml:space="preserve">. What changes when the boundary becomes </w:t>
+      </w:r>
+      <w:r>
+        <w:rPr>
+          <w:b/>
+        </w:rPr>
+        <w:t>80%</w:t>
+      </w:r>
+      <w:r>
+        <w:rPr>
+          <w:b w:val="0"/>
+        </w:rPr>
+        <w:t>?</w:t>
+      </w:r>
+    </w:p>
+    <w:p>
+      <w:pPr>
+        <w:pStyle w:val="Heading3"/>
+      </w:pPr>
+      <w:r>
+        <w:t>06. “Not enough information” is a useful answer</w:t>
+      </w:r>
+    </w:p>
+    <w:p>
+      <w:r>
+        <w:drawing>
+          <wp:inline xmlns:a="http://schemas.openxmlformats.org/drawingml/2006/main" xmlns:pic="http://schemas.openxmlformats.org/drawingml/2006/picture">
+            <wp:extent cx="5486400" cy="3291840"/>
+            <wp:docPr id="27" name="Picture 27" descr="An unspecified smart robot vacuum moves and cleans, but its route mechanism is unknown. Ask for evidence of human commands, written rules or model fitting, and allow combinations. Apply this reasoning to a classroom sorter."/>
+            <wp:cNvGraphicFramePr>
+              <a:graphicFrameLocks noChangeAspect="1"/>
+            </wp:cNvGraphicFramePr>
+            <a:graphic>
+              <a:graphicData uri="http://schemas.openxmlformats.org/drawingml/2006/picture">
+                <pic:pic>
+                  <pic:nvPicPr>
+                    <pic:cNvPr id="0" name="academy-story-ai-1-1-06.png"/>
+                    <pic:cNvPicPr/>
+                  </pic:nvPicPr>
+                  <pic:blipFill>
+                    <a:blip r:embed="rId35"/>
+                    <a:stretch>
+                      <a:fillRect/>
+                    </a:stretch>
+                  </pic:blipFill>
+                  <pic:spPr>
+                    <a:xfrm>
+                      <a:off x="0" y="0"/>
+                      <a:ext cx="5486400" cy="3291840"/>
+                    </a:xfrm>
+                    <a:prstGeom prst="rect"/>
+                  </pic:spPr>
+                </pic:pic>
+              </a:graphicData>
+            </a:graphic>
+          </wp:inline>
+        </w:drawing>
+      </w:r>
+    </w:p>
+    <w:p>
+      <w:pPr>
+        <w:spacing w:line="336" w:lineRule="auto" w:after="180"/>
+      </w:pPr>
+      <w:r>
+        <w:rPr>
+          <w:b w:val="0"/>
+        </w:rPr>
+        <w:t xml:space="preserve">An unspecified smart robot vacuum moves and cleans, but its route </w:t>
+      </w:r>
+      <w:r>
+        <w:rPr>
+          <w:b/>
+        </w:rPr>
+        <w:t>mechanism</w:t>
+      </w:r>
+      <w:r>
+        <w:rPr>
+          <w:b w:val="0"/>
+        </w:rPr>
+        <w:t xml:space="preserve"> is unknown. Ask for </w:t>
+      </w:r>
+      <w:r>
+        <w:rPr>
+          <w:b/>
+        </w:rPr>
+        <w:t>evidence</w:t>
+      </w:r>
+      <w:r>
+        <w:rPr>
+          <w:b w:val="0"/>
+        </w:rPr>
+        <w:t xml:space="preserve"> of human commands, </w:t>
+      </w:r>
+      <w:r>
+        <w:rPr>
+          <w:b/>
+        </w:rPr>
+        <w:t>written rule</w:t>
+      </w:r>
+      <w:r>
+        <w:rPr>
+          <w:b w:val="0"/>
+        </w:rPr>
+        <w:t xml:space="preserve">s or model </w:t>
+      </w:r>
+      <w:r>
+        <w:rPr>
+          <w:b/>
+        </w:rPr>
+        <w:t>fitting</w:t>
+      </w:r>
+      <w:r>
+        <w:rPr>
+          <w:b w:val="0"/>
+        </w:rPr>
+        <w:t>, and allow combinations. Apply this reasoning to a classroom sorter.</w:t>
+      </w:r>
+    </w:p>
+    <w:p>
+      <w:pPr>
+        <w:spacing w:line="336" w:lineRule="auto" w:after="180"/>
+        <w:shd w:fill="F5F1FB"/>
+      </w:pPr>
+      <w:r>
+        <w:rPr>
+          <w:b w:val="0"/>
+        </w:rPr>
+        <w:t xml:space="preserve">Which </w:t>
+      </w:r>
+      <w:r>
+        <w:rPr>
+          <w:b/>
+        </w:rPr>
+        <w:t>evidence</w:t>
+      </w:r>
+      <w:r>
+        <w:rPr>
+          <w:b w:val="0"/>
+        </w:rPr>
+        <w:t xml:space="preserve"> would change your answer about the vacuum?</w:t>
       </w:r>
     </w:p>
     <w:sectPr>
